--- a/07-驱动电路/01-电机驱动/继电器驱动电路/继电器驱动电路.docx
+++ b/07-驱动电路/01-电机驱动/继电器驱动电路/继电器驱动电路.docx
@@ -2735,6 +2735,20 @@
     </w:p>
     <w:bookmarkEnd w:id="26"/>
     <w:bookmarkEnd w:id="27"/>
+    <w:p>
+      <w:pPr>
+        <w:spacing w:before="360"/>
+        <w:jc w:val="center"/>
+      </w:pPr>
+      <w:r>
+        <w:rPr>
+          <w:rFonts w:ascii="Times New Roman" w:hAnsi="Times New Roman"/>
+          <w:color w:val="555555"/>
+          <w:sz w:val="21"/>
+        </w:rPr>
+        <w:t>材料收集者：杜文杰</w:t>
+      </w:r>
+    </w:p>
     <w:sectPr>
       <w:headerReference r:id="rId9" w:type="default"/>
       <w:footerReference r:id="rId10" w:type="default"/>

--- a/07-驱动电路/01-电机驱动/继电器驱动电路/继电器驱动电路.docx
+++ b/07-驱动电路/01-电机驱动/继电器驱动电路/继电器驱动电路.docx
@@ -1,6 +1,6 @@
 
 <file path=word/document.xml><?xml version="1.0" encoding="utf-8"?>
-<w:document xmlns:w="http://schemas.openxmlformats.org/wordprocessingml/2006/main" xmlns:m="http://schemas.openxmlformats.org/officeDocument/2006/math" xmlns:r="http://schemas.openxmlformats.org/officeDocument/2006/relationships" xmlns:o="urn:schemas-microsoft-com:office:office" xmlns:v="urn:schemas-microsoft-com:vml" xmlns:w10="urn:schemas-microsoft-com:office:word" xmlns:a="http://schemas.openxmlformats.org/drawingml/2006/main" xmlns:pic="http://schemas.openxmlformats.org/drawingml/2006/picture" xmlns:wp="http://schemas.openxmlformats.org/drawingml/2006/wordprocessingDrawing">
+<w:document xmlns:m="http://schemas.openxmlformats.org/officeDocument/2006/math" xmlns:r="http://schemas.openxmlformats.org/officeDocument/2006/relationships" xmlns:w="http://schemas.openxmlformats.org/wordprocessingml/2006/main" xmlns:o="urn:schemas-microsoft-com:office:office" xmlns:v="urn:schemas-microsoft-com:vml" xmlns:w10="urn:schemas-microsoft-com:office:word" xmlns:a="http://schemas.openxmlformats.org/drawingml/2006/main" xmlns:pic="http://schemas.openxmlformats.org/drawingml/2006/picture" xmlns:wp="http://schemas.openxmlformats.org/drawingml/2006/wordprocessingDrawing">
   <w:body>
     <w:bookmarkStart w:id="27" w:name="继电器驱动电路"/>
     <w:p>
@@ -9,7 +9,7 @@
       </w:pPr>
       <w:r>
         <w:rPr>
-          <w:rFonts w:hint="eastAsia"/>
+          <w:rFonts w:hint="eastAsia" w:eastAsia="黑体"/>
         </w:rPr>
         <w:t xml:space="preserve">继电器驱动电路</w:t>
       </w:r>
@@ -21,7 +21,7 @@
       </w:pPr>
       <w:r>
         <w:rPr>
-          <w:rFonts w:hint="eastAsia"/>
+          <w:rFonts w:hint="eastAsia" w:eastAsia="黑体"/>
         </w:rPr>
         <w:t xml:space="preserve">拓扑描述</w:t>
       </w:r>
@@ -32,16 +32,19 @@
       </w:pPr>
       <w:r>
         <w:rPr>
-          <w:rFonts w:hint="eastAsia"/>
+          <w:rFonts w:hint="eastAsia" w:eastAsia="黑体"/>
         </w:rPr>
         <w:t xml:space="preserve">由</w:t>
       </w:r>
       <w:r>
+        <w:rPr>
+          <w:rFonts w:eastAsia="黑体"/>
+        </w:rPr>
         <w:t xml:space="preserve"> </w:t>
       </w:r>
       <w:r>
         <w:rPr>
-          <w:rFonts w:hint="eastAsia"/>
+          <w:rFonts w:hint="eastAsia" w:eastAsia="黑体"/>
           <w:b/>
           <w:bCs/>
         </w:rPr>
@@ -49,6 +52,7 @@
       </w:r>
       <w:r>
         <w:rPr>
+          <w:rFonts w:eastAsia="黑体"/>
           <w:b/>
           <w:bCs/>
         </w:rPr>
@@ -56,7 +60,7 @@
       </w:r>
       <w:r>
         <w:rPr>
-          <w:rFonts w:hint="eastAsia"/>
+          <w:rFonts w:hint="eastAsia" w:eastAsia="黑体"/>
           <w:b/>
           <w:bCs/>
         </w:rPr>
@@ -64,6 +68,7 @@
       </w:r>
       <w:r>
         <w:rPr>
+          <w:rFonts w:eastAsia="黑体"/>
           <w:b/>
           <w:bCs/>
         </w:rPr>
@@ -85,6 +90,7 @@
       </m:oMath>
       <w:r>
         <w:rPr>
+          <w:rFonts w:eastAsia="黑体"/>
           <w:b/>
           <w:bCs/>
         </w:rPr>
@@ -92,7 +98,7 @@
       </w:r>
       <w:r>
         <w:rPr>
-          <w:rFonts w:hint="eastAsia"/>
+          <w:rFonts w:hint="eastAsia" w:eastAsia="黑体"/>
           <w:b/>
           <w:bCs/>
         </w:rPr>
@@ -100,6 +106,7 @@
       </w:r>
       <w:r>
         <w:rPr>
+          <w:rFonts w:eastAsia="黑体"/>
           <w:b/>
           <w:bCs/>
         </w:rPr>
@@ -107,18 +114,21 @@
       </w:r>
       <w:r>
         <w:rPr>
-          <w:rFonts w:hint="eastAsia"/>
+          <w:rFonts w:hint="eastAsia" w:eastAsia="黑体"/>
           <w:b/>
           <w:bCs/>
         </w:rPr>
         <w:t xml:space="preserve">MOSFET）</w:t>
       </w:r>
       <w:r>
+        <w:rPr>
+          <w:rFonts w:eastAsia="黑体"/>
+        </w:rPr>
         <w:t xml:space="preserve">、</w:t>
       </w:r>
       <w:r>
         <w:rPr>
-          <w:rFonts w:hint="eastAsia"/>
+          <w:rFonts w:hint="eastAsia" w:eastAsia="黑体"/>
           <w:b/>
           <w:bCs/>
         </w:rPr>
@@ -126,6 +136,7 @@
       </w:r>
       <w:r>
         <w:rPr>
+          <w:rFonts w:eastAsia="黑体"/>
           <w:b/>
           <w:bCs/>
         </w:rPr>
@@ -146,11 +157,14 @@
         </m:sSub>
       </m:oMath>
       <w:r>
+        <w:rPr>
+          <w:rFonts w:eastAsia="黑体"/>
+        </w:rPr>
         <w:t xml:space="preserve">、</w:t>
       </w:r>
       <w:r>
         <w:rPr>
-          <w:rFonts w:hint="eastAsia"/>
+          <w:rFonts w:hint="eastAsia" w:eastAsia="黑体"/>
           <w:b/>
           <w:bCs/>
         </w:rPr>
@@ -158,6 +172,7 @@
       </w:r>
       <w:r>
         <w:rPr>
+          <w:rFonts w:eastAsia="黑体"/>
           <w:b/>
           <w:bCs/>
         </w:rPr>
@@ -178,20 +193,26 @@
         </m:sSub>
       </m:oMath>
       <w:r>
+        <w:rPr>
+          <w:rFonts w:eastAsia="黑体"/>
+        </w:rPr>
         <w:t xml:space="preserve"> </w:t>
       </w:r>
       <w:r>
         <w:rPr>
-          <w:rFonts w:hint="eastAsia"/>
+          <w:rFonts w:hint="eastAsia" w:eastAsia="黑体"/>
         </w:rPr>
         <w:t xml:space="preserve">与</w:t>
       </w:r>
       <w:r>
+        <w:rPr>
+          <w:rFonts w:eastAsia="黑体"/>
+        </w:rPr>
         <w:t xml:space="preserve"> </w:t>
       </w:r>
       <w:r>
         <w:rPr>
-          <w:rFonts w:hint="eastAsia"/>
+          <w:rFonts w:hint="eastAsia" w:eastAsia="黑体"/>
           <w:b/>
           <w:bCs/>
         </w:rPr>
@@ -199,6 +220,7 @@
       </w:r>
       <w:r>
         <w:rPr>
+          <w:rFonts w:eastAsia="黑体"/>
           <w:b/>
           <w:bCs/>
         </w:rPr>
@@ -211,6 +233,7 @@
       </m:oMath>
       <w:r>
         <w:rPr>
+          <w:rFonts w:eastAsia="黑体"/>
           <w:b/>
           <w:bCs/>
         </w:rPr>
@@ -218,22 +241,28 @@
       </w:r>
       <w:r>
         <w:rPr>
-          <w:rFonts w:hint="eastAsia"/>
+          <w:rFonts w:hint="eastAsia" w:eastAsia="黑体"/>
           <w:b/>
           <w:bCs/>
         </w:rPr>
         <w:t xml:space="preserve">及触点）</w:t>
       </w:r>
       <w:r>
+        <w:rPr>
+          <w:rFonts w:eastAsia="黑体"/>
+        </w:rPr>
         <w:t xml:space="preserve"> </w:t>
       </w:r>
       <w:r>
         <w:rPr>
-          <w:rFonts w:hint="eastAsia"/>
+          <w:rFonts w:hint="eastAsia" w:eastAsia="黑体"/>
         </w:rPr>
         <w:t xml:space="preserve">组成，其中线圈</w:t>
       </w:r>
       <w:r>
+        <w:rPr>
+          <w:rFonts w:eastAsia="黑体"/>
+        </w:rPr>
         <w:t xml:space="preserve"> </w:t>
       </w:r>
       <m:oMath>
@@ -242,26 +271,32 @@
         </m:r>
       </m:oMath>
       <w:r>
+        <w:rPr>
+          <w:rFonts w:eastAsia="黑体"/>
+        </w:rPr>
         <w:t xml:space="preserve"> </w:t>
       </w:r>
       <w:r>
         <w:rPr>
-          <w:rFonts w:hint="eastAsia"/>
+          <w:rFonts w:hint="eastAsia" w:eastAsia="黑体"/>
         </w:rPr>
         <w:t xml:space="preserve">为感性负载。电路共有</w:t>
       </w:r>
       <w:r>
+        <w:rPr>
+          <w:rFonts w:eastAsia="黑体"/>
+        </w:rPr>
         <w:t xml:space="preserve"> 4 </w:t>
       </w:r>
       <w:r>
         <w:rPr>
-          <w:rFonts w:hint="eastAsia"/>
+          <w:rFonts w:hint="eastAsia" w:eastAsia="黑体"/>
         </w:rPr>
         <w:t xml:space="preserve">个关键节点：</w:t>
       </w:r>
       <w:r>
         <w:rPr>
-          <w:rFonts w:hint="eastAsia"/>
+          <w:rFonts w:hint="eastAsia" w:eastAsia="黑体"/>
           <w:b/>
           <w:bCs/>
         </w:rPr>
@@ -269,6 +304,7 @@
       </w:r>
       <w:r>
         <w:rPr>
+          <w:rFonts w:eastAsia="黑体"/>
           <w:b/>
           <w:bCs/>
         </w:rPr>
@@ -276,7 +312,7 @@
       </w:r>
       <w:r>
         <w:rPr>
-          <w:rFonts w:hint="eastAsia"/>
+          <w:rFonts w:hint="eastAsia" w:eastAsia="黑体"/>
           <w:b/>
           <w:bCs/>
         </w:rPr>
@@ -284,6 +320,7 @@
       </w:r>
       <w:r>
         <w:rPr>
+          <w:rFonts w:eastAsia="黑体"/>
           <w:b/>
           <w:bCs/>
         </w:rPr>
@@ -314,11 +351,14 @@
       </m:oMath>
       <w:r>
         <w:rPr>
-          <w:rFonts w:hint="eastAsia"/>
+          <w:rFonts w:hint="eastAsia" w:eastAsia="黑体"/>
         </w:rPr>
         <w:t xml:space="preserve">（继电器线圈</w:t>
       </w:r>
       <w:r>
+        <w:rPr>
+          <w:rFonts w:eastAsia="黑体"/>
+        </w:rPr>
         <w:t xml:space="preserve"> </w:t>
       </w:r>
       <m:oMath>
@@ -327,17 +367,20 @@
         </m:r>
       </m:oMath>
       <w:r>
+        <w:rPr>
+          <w:rFonts w:eastAsia="黑体"/>
+        </w:rPr>
         <w:t xml:space="preserve"> </w:t>
       </w:r>
       <w:r>
         <w:rPr>
-          <w:rFonts w:hint="eastAsia"/>
+          <w:rFonts w:hint="eastAsia" w:eastAsia="黑体"/>
         </w:rPr>
         <w:t xml:space="preserve">一端）；</w:t>
       </w:r>
       <w:r>
         <w:rPr>
-          <w:rFonts w:hint="eastAsia"/>
+          <w:rFonts w:hint="eastAsia" w:eastAsia="黑体"/>
           <w:b/>
           <w:bCs/>
         </w:rPr>
@@ -345,6 +388,7 @@
       </w:r>
       <w:r>
         <w:rPr>
+          <w:rFonts w:eastAsia="黑体"/>
           <w:b/>
           <w:bCs/>
         </w:rPr>
@@ -352,7 +396,7 @@
       </w:r>
       <w:r>
         <w:rPr>
-          <w:rFonts w:hint="eastAsia"/>
+          <w:rFonts w:hint="eastAsia" w:eastAsia="黑体"/>
           <w:b/>
           <w:bCs/>
         </w:rPr>
@@ -360,7 +404,7 @@
       </w:r>
       <w:r>
         <w:rPr>
-          <w:rFonts w:hint="eastAsia"/>
+          <w:rFonts w:hint="eastAsia" w:eastAsia="黑体"/>
         </w:rPr>
         <w:t xml:space="preserve">（线圈另一端、</w:t>
       </w:r>
@@ -379,15 +423,21 @@
         </m:sSub>
       </m:oMath>
       <w:r>
+        <w:rPr>
+          <w:rFonts w:eastAsia="黑体"/>
+        </w:rPr>
         <w:t xml:space="preserve"> </w:t>
       </w:r>
       <w:r>
         <w:rPr>
-          <w:rFonts w:hint="eastAsia"/>
+          <w:rFonts w:hint="eastAsia" w:eastAsia="黑体"/>
         </w:rPr>
         <w:t xml:space="preserve">集电极</w:t>
       </w:r>
       <w:r>
+        <w:rPr>
+          <w:rFonts w:eastAsia="黑体"/>
+        </w:rPr>
         <w:t xml:space="preserve"> C、</w:t>
       </w:r>
       <m:oMath>
@@ -405,17 +455,20 @@
         </m:sSub>
       </m:oMath>
       <w:r>
+        <w:rPr>
+          <w:rFonts w:eastAsia="黑体"/>
+        </w:rPr>
         <w:t xml:space="preserve"> </w:t>
       </w:r>
       <w:r>
         <w:rPr>
-          <w:rFonts w:hint="eastAsia"/>
+          <w:rFonts w:hint="eastAsia" w:eastAsia="黑体"/>
         </w:rPr>
         <w:t xml:space="preserve">阴极三者相连）；</w:t>
       </w:r>
       <w:r>
         <w:rPr>
-          <w:rFonts w:hint="eastAsia"/>
+          <w:rFonts w:hint="eastAsia" w:eastAsia="黑体"/>
           <w:b/>
           <w:bCs/>
         </w:rPr>
@@ -423,6 +476,7 @@
       </w:r>
       <w:r>
         <w:rPr>
+          <w:rFonts w:eastAsia="黑体"/>
           <w:b/>
           <w:bCs/>
         </w:rPr>
@@ -430,7 +484,7 @@
       </w:r>
       <w:r>
         <w:rPr>
-          <w:rFonts w:hint="eastAsia"/>
+          <w:rFonts w:hint="eastAsia" w:eastAsia="黑体"/>
           <w:b/>
           <w:bCs/>
         </w:rPr>
@@ -438,6 +492,7 @@
       </w:r>
       <w:r>
         <w:rPr>
+          <w:rFonts w:eastAsia="黑体"/>
           <w:b/>
           <w:bCs/>
         </w:rPr>
@@ -445,7 +500,7 @@
       </w:r>
       <w:r>
         <w:rPr>
-          <w:rFonts w:hint="eastAsia"/>
+          <w:rFonts w:hint="eastAsia" w:eastAsia="黑体"/>
         </w:rPr>
         <w:t xml:space="preserve">（</w:t>
       </w:r>
@@ -464,15 +519,21 @@
         </m:sSub>
       </m:oMath>
       <w:r>
+        <w:rPr>
+          <w:rFonts w:eastAsia="黑体"/>
+        </w:rPr>
         <w:t xml:space="preserve"> </w:t>
       </w:r>
       <w:r>
         <w:rPr>
-          <w:rFonts w:hint="eastAsia"/>
+          <w:rFonts w:hint="eastAsia" w:eastAsia="黑体"/>
         </w:rPr>
         <w:t xml:space="preserve">发射极</w:t>
       </w:r>
       <w:r>
+        <w:rPr>
+          <w:rFonts w:eastAsia="黑体"/>
+        </w:rPr>
         <w:t xml:space="preserve"> E、</w:t>
       </w:r>
       <m:oMath>
@@ -490,17 +551,20 @@
         </m:sSub>
       </m:oMath>
       <w:r>
+        <w:rPr>
+          <w:rFonts w:eastAsia="黑体"/>
+        </w:rPr>
         <w:t xml:space="preserve"> </w:t>
       </w:r>
       <w:r>
         <w:rPr>
-          <w:rFonts w:hint="eastAsia"/>
+          <w:rFonts w:hint="eastAsia" w:eastAsia="黑体"/>
         </w:rPr>
         <w:t xml:space="preserve">阳极与电源负极相连）；</w:t>
       </w:r>
       <w:r>
         <w:rPr>
-          <w:rFonts w:hint="eastAsia"/>
+          <w:rFonts w:hint="eastAsia" w:eastAsia="黑体"/>
           <w:b/>
           <w:bCs/>
         </w:rPr>
@@ -508,6 +572,7 @@
       </w:r>
       <w:r>
         <w:rPr>
+          <w:rFonts w:eastAsia="黑体"/>
           <w:b/>
           <w:bCs/>
         </w:rPr>
@@ -515,7 +580,7 @@
       </w:r>
       <w:r>
         <w:rPr>
-          <w:rFonts w:hint="eastAsia"/>
+          <w:rFonts w:hint="eastAsia" w:eastAsia="黑体"/>
           <w:b/>
           <w:bCs/>
         </w:rPr>
@@ -523,7 +588,7 @@
       </w:r>
       <w:r>
         <w:rPr>
-          <w:rFonts w:hint="eastAsia"/>
+          <w:rFonts w:hint="eastAsia" w:eastAsia="黑体"/>
         </w:rPr>
         <w:t xml:space="preserve">（</w:t>
       </w:r>
@@ -542,15 +607,21 @@
         </m:sSub>
       </m:oMath>
       <w:r>
+        <w:rPr>
+          <w:rFonts w:eastAsia="黑体"/>
+        </w:rPr>
         <w:t xml:space="preserve"> </w:t>
       </w:r>
       <w:r>
         <w:rPr>
-          <w:rFonts w:hint="eastAsia"/>
+          <w:rFonts w:hint="eastAsia" w:eastAsia="黑体"/>
         </w:rPr>
         <w:t xml:space="preserve">基极</w:t>
       </w:r>
       <w:r>
+        <w:rPr>
+          <w:rFonts w:eastAsia="黑体"/>
+        </w:rPr>
         <w:t xml:space="preserve"> B、</w:t>
       </w:r>
       <m:oMath>
@@ -568,15 +639,21 @@
         </m:sSub>
       </m:oMath>
       <w:r>
+        <w:rPr>
+          <w:rFonts w:eastAsia="黑体"/>
+        </w:rPr>
         <w:t xml:space="preserve"> </w:t>
       </w:r>
       <w:r>
         <w:rPr>
-          <w:rFonts w:hint="eastAsia"/>
+          <w:rFonts w:hint="eastAsia" w:eastAsia="黑体"/>
         </w:rPr>
         <w:t xml:space="preserve">下端相连，并经</w:t>
       </w:r>
       <w:r>
+        <w:rPr>
+          <w:rFonts w:eastAsia="黑体"/>
+        </w:rPr>
         <w:t xml:space="preserve"> </w:t>
       </w:r>
       <m:oMath>
@@ -594,11 +671,14 @@
         </m:sSub>
       </m:oMath>
       <w:r>
+        <w:rPr>
+          <w:rFonts w:eastAsia="黑体"/>
+        </w:rPr>
         <w:t xml:space="preserve"> </w:t>
       </w:r>
       <w:r>
         <w:rPr>
-          <w:rFonts w:hint="eastAsia"/>
+          <w:rFonts w:hint="eastAsia" w:eastAsia="黑体"/>
         </w:rPr>
         <w:t xml:space="preserve">上端接输入逻辑信号）。</w:t>
       </w:r>
@@ -607,7 +687,7 @@
       <w:pPr/>
       <w:r>
         <w:rPr>
-          <w:rFonts w:hint="eastAsia"/>
+          <w:rFonts w:hint="eastAsia" w:eastAsia="黑体"/>
         </w:rPr>
         <w:t xml:space="preserve">各元件管脚连接：</w:t>
       </w:r>
@@ -626,24 +706,33 @@
         </m:sSub>
       </m:oMath>
       <w:r>
+        <w:rPr>
+          <w:rFonts w:eastAsia="黑体"/>
+        </w:rPr>
         <w:t xml:space="preserve"> </w:t>
       </w:r>
       <w:r>
         <w:rPr>
-          <w:rFonts w:hint="eastAsia"/>
+          <w:rFonts w:hint="eastAsia" w:eastAsia="黑体"/>
         </w:rPr>
         <w:t xml:space="preserve">的</w:t>
       </w:r>
       <w:r>
+        <w:rPr>
+          <w:rFonts w:eastAsia="黑体"/>
+        </w:rPr>
         <w:t xml:space="preserve"> B </w:t>
       </w:r>
       <w:r>
         <w:rPr>
-          <w:rFonts w:hint="eastAsia"/>
+          <w:rFonts w:hint="eastAsia" w:eastAsia="黑体"/>
         </w:rPr>
         <w:t xml:space="preserve">接节点④基极节点（经</w:t>
       </w:r>
       <w:r>
+        <w:rPr>
+          <w:rFonts w:eastAsia="黑体"/>
+        </w:rPr>
         <w:t xml:space="preserve"> </w:t>
       </w:r>
       <m:oMath>
@@ -661,29 +750,38 @@
         </m:sSub>
       </m:oMath>
       <w:r>
+        <w:rPr>
+          <w:rFonts w:eastAsia="黑体"/>
+        </w:rPr>
         <w:t xml:space="preserve"> </w:t>
       </w:r>
       <w:r>
         <w:rPr>
-          <w:rFonts w:hint="eastAsia"/>
+          <w:rFonts w:hint="eastAsia" w:eastAsia="黑体"/>
         </w:rPr>
         <w:t xml:space="preserve">接输入信号）、C</w:t>
       </w:r>
       <w:r>
+        <w:rPr>
+          <w:rFonts w:eastAsia="黑体"/>
+        </w:rPr>
         <w:t xml:space="preserve"> </w:t>
       </w:r>
       <w:r>
         <w:rPr>
-          <w:rFonts w:hint="eastAsia"/>
+          <w:rFonts w:hint="eastAsia" w:eastAsia="黑体"/>
         </w:rPr>
         <w:t xml:space="preserve">接节点②集电极节点、E</w:t>
       </w:r>
       <w:r>
+        <w:rPr>
+          <w:rFonts w:eastAsia="黑体"/>
+        </w:rPr>
         <w:t xml:space="preserve"> </w:t>
       </w:r>
       <w:r>
         <w:rPr>
-          <w:rFonts w:hint="eastAsia"/>
+          <w:rFonts w:hint="eastAsia" w:eastAsia="黑体"/>
         </w:rPr>
         <w:t xml:space="preserve">接节点③地；</w:t>
       </w:r>
@@ -702,11 +800,14 @@
         </m:sSub>
       </m:oMath>
       <w:r>
+        <w:rPr>
+          <w:rFonts w:eastAsia="黑体"/>
+        </w:rPr>
         <w:t xml:space="preserve"> </w:t>
       </w:r>
       <w:r>
         <w:rPr>
-          <w:rFonts w:hint="eastAsia"/>
+          <w:rFonts w:hint="eastAsia" w:eastAsia="黑体"/>
         </w:rPr>
         <w:t xml:space="preserve">一端接输入逻辑信号、另一端接节点④基极节点；</w:t>
       </w:r>
@@ -725,17 +826,20 @@
         </m:sSub>
       </m:oMath>
       <w:r>
+        <w:rPr>
+          <w:rFonts w:eastAsia="黑体"/>
+        </w:rPr>
         <w:t xml:space="preserve"> </w:t>
       </w:r>
       <w:r>
         <w:rPr>
-          <w:rFonts w:hint="eastAsia"/>
+          <w:rFonts w:hint="eastAsia" w:eastAsia="黑体"/>
         </w:rPr>
         <w:t xml:space="preserve">阳极接节点③地、阴极接节点②集电极节点；</w:t>
       </w:r>
       <w:r>
         <w:rPr>
-          <w:rFonts w:hint="eastAsia"/>
+          <w:rFonts w:hint="eastAsia" w:eastAsia="黑体"/>
           <w:b/>
           <w:bCs/>
         </w:rPr>
@@ -743,6 +847,7 @@
       </w:r>
       <w:r>
         <w:rPr>
+          <w:rFonts w:eastAsia="黑体"/>
           <w:b/>
           <w:bCs/>
         </w:rPr>
@@ -754,11 +859,14 @@
         </m:r>
       </m:oMath>
       <w:r>
+        <w:rPr>
+          <w:rFonts w:eastAsia="黑体"/>
+        </w:rPr>
         <w:t xml:space="preserve"> </w:t>
       </w:r>
       <w:r>
         <w:rPr>
-          <w:rFonts w:hint="eastAsia"/>
+          <w:rFonts w:hint="eastAsia" w:eastAsia="黑体"/>
         </w:rPr>
         <w:t xml:space="preserve">一端接节点①电源正端、另一端接节点②集电极节点（触点两端接被控回路）。</w:t>
       </w:r>
@@ -767,11 +875,14 @@
       <w:pPr/>
       <w:r>
         <w:rPr>
-          <w:rFonts w:hint="eastAsia"/>
+          <w:rFonts w:hint="eastAsia" w:eastAsia="黑体"/>
         </w:rPr>
         <w:t xml:space="preserve">由此构成”三极管低边驱动继电器线圈”组态：逻辑高电平经</w:t>
       </w:r>
       <w:r>
+        <w:rPr>
+          <w:rFonts w:eastAsia="黑体"/>
+        </w:rPr>
         <w:t xml:space="preserve"> </w:t>
       </w:r>
       <m:oMath>
@@ -789,15 +900,21 @@
         </m:sSub>
       </m:oMath>
       <w:r>
+        <w:rPr>
+          <w:rFonts w:eastAsia="黑体"/>
+        </w:rPr>
         <w:t xml:space="preserve"> </w:t>
       </w:r>
       <w:r>
         <w:rPr>
-          <w:rFonts w:hint="eastAsia"/>
+          <w:rFonts w:hint="eastAsia" w:eastAsia="黑体"/>
         </w:rPr>
         <w:t xml:space="preserve">使</w:t>
       </w:r>
       <w:r>
+        <w:rPr>
+          <w:rFonts w:eastAsia="黑体"/>
+        </w:rPr>
         <w:t xml:space="preserve"> </w:t>
       </w:r>
       <m:oMath>
@@ -815,15 +932,21 @@
         </m:sSub>
       </m:oMath>
       <w:r>
+        <w:rPr>
+          <w:rFonts w:eastAsia="黑体"/>
+        </w:rPr>
         <w:t xml:space="preserve"> </w:t>
       </w:r>
       <w:r>
         <w:rPr>
-          <w:rFonts w:hint="eastAsia"/>
+          <w:rFonts w:hint="eastAsia" w:eastAsia="黑体"/>
         </w:rPr>
         <w:t xml:space="preserve">饱和导通、线圈得电吸合触点，低电平使</w:t>
       </w:r>
       <w:r>
+        <w:rPr>
+          <w:rFonts w:eastAsia="黑体"/>
+        </w:rPr>
         <w:t xml:space="preserve"> </w:t>
       </w:r>
       <m:oMath>
@@ -841,11 +964,14 @@
         </m:sSub>
       </m:oMath>
       <w:r>
+        <w:rPr>
+          <w:rFonts w:eastAsia="黑体"/>
+        </w:rPr>
         <w:t xml:space="preserve"> </w:t>
       </w:r>
       <w:r>
         <w:rPr>
-          <w:rFonts w:hint="eastAsia"/>
+          <w:rFonts w:hint="eastAsia" w:eastAsia="黑体"/>
         </w:rPr>
         <w:t xml:space="preserve">截止、线圈断电释放，</w:t>
       </w:r>
@@ -864,11 +990,14 @@
         </m:sSub>
       </m:oMath>
       <w:r>
+        <w:rPr>
+          <w:rFonts w:eastAsia="黑体"/>
+        </w:rPr>
         <w:t xml:space="preserve"> </w:t>
       </w:r>
       <w:r>
         <w:rPr>
-          <w:rFonts w:hint="eastAsia"/>
+          <w:rFonts w:hint="eastAsia" w:eastAsia="黑体"/>
         </w:rPr>
         <w:t xml:space="preserve">在关断瞬间泄放线圈能量防止反电动势击穿开关管，实现低压控制高压、电气隔离。</w:t>
       </w:r>
@@ -881,7 +1010,7 @@
       </w:pPr>
       <w:r>
         <w:rPr>
-          <w:rFonts w:hint="eastAsia"/>
+          <w:rFonts w:hint="eastAsia" w:eastAsia="黑体"/>
         </w:rPr>
         <w:t xml:space="preserve">工作原理</w:t>
       </w:r>
@@ -892,7 +1021,7 @@
       </w:pPr>
       <w:r>
         <w:rPr>
-          <w:rFonts w:hint="eastAsia"/>
+          <w:rFonts w:hint="eastAsia" w:eastAsia="黑体"/>
         </w:rPr>
         <w:t xml:space="preserve">逻辑高电平使开关管导通，线圈得电产生磁力吸合触点，接通被控回路；低电平使开关管截止，线圈断电、触点释放。线圈电流切断瞬间由续流二极管泄放，防止反电动势击穿开关管。</w:t>
       </w:r>
@@ -905,7 +1034,7 @@
       </w:pPr>
       <w:r>
         <w:rPr>
-          <w:rFonts w:hint="eastAsia"/>
+          <w:rFonts w:hint="eastAsia" w:eastAsia="黑体"/>
         </w:rPr>
         <w:t xml:space="preserve">关键计算公式</w:t>
       </w:r>
@@ -919,7 +1048,7 @@
       </w:pPr>
       <w:r>
         <w:rPr>
-          <w:rFonts w:hint="eastAsia"/>
+          <w:rFonts w:hint="eastAsia" w:eastAsia="黑体"/>
         </w:rPr>
         <w:t xml:space="preserve">基极限流电阻（NPN）：</w:t>
       </w:r>
@@ -1021,7 +1150,7 @@
       </w:pPr>
       <w:r>
         <w:rPr>
-          <w:rFonts w:hint="eastAsia"/>
+          <w:rFonts w:hint="eastAsia" w:eastAsia="黑体"/>
         </w:rPr>
         <w:t xml:space="preserve">开关管饱和条件：</w:t>
       </w:r>
@@ -1105,7 +1234,7 @@
       </w:pPr>
       <w:r>
         <w:rPr>
-          <w:rFonts w:hint="eastAsia"/>
+          <w:rFonts w:hint="eastAsia" w:eastAsia="黑体"/>
         </w:rPr>
         <w:t xml:space="preserve">线圈稳态电流：</w:t>
       </w:r>
@@ -1210,7 +1339,7 @@
       </w:pPr>
       <w:r>
         <w:rPr>
-          <w:rFonts w:hint="eastAsia"/>
+          <w:rFonts w:hint="eastAsia" w:eastAsia="黑体"/>
         </w:rPr>
         <w:t xml:space="preserve">线圈电流上升：</w:t>
       </w:r>
@@ -1393,7 +1522,7 @@
       </w:pPr>
       <w:r>
         <w:rPr>
-          <w:rFonts w:hint="eastAsia"/>
+          <w:rFonts w:hint="eastAsia" w:eastAsia="黑体"/>
         </w:rPr>
         <w:t xml:space="preserve">线圈功耗：</w:t>
       </w:r>
@@ -1493,7 +1622,7 @@
             </w:pPr>
             <w:r>
               <w:rPr>
-                <w:rFonts w:hint="eastAsia"/>
+                <w:rFonts w:hint="eastAsia" w:eastAsia="黑体"/>
               </w:rPr>
               <w:t xml:space="preserve">符号</w:t>
             </w:r>
@@ -1507,7 +1636,7 @@
             </w:pPr>
             <w:r>
               <w:rPr>
-                <w:rFonts w:hint="eastAsia"/>
+                <w:rFonts w:hint="eastAsia" w:eastAsia="黑体"/>
               </w:rPr>
               <w:t xml:space="preserve">含义</w:t>
             </w:r>
@@ -1521,7 +1650,7 @@
             </w:pPr>
             <w:r>
               <w:rPr>
-                <w:rFonts w:hint="eastAsia"/>
+                <w:rFonts w:hint="eastAsia" w:eastAsia="黑体"/>
               </w:rPr>
               <w:t xml:space="preserve">单位</w:t>
             </w:r>
@@ -1550,6 +1679,9 @@
               </m:sSub>
             </m:oMath>
             <w:r>
+              <w:rPr>
+                <w:rFonts w:eastAsia="黑体"/>
+              </w:rPr>
               <w:t xml:space="preserve">​</w:t>
             </w:r>
           </w:p>
@@ -1562,7 +1694,7 @@
             </w:pPr>
             <w:r>
               <w:rPr>
-                <w:rFonts w:hint="eastAsia"/>
+                <w:rFonts w:hint="eastAsia" w:eastAsia="黑体"/>
               </w:rPr>
               <w:t xml:space="preserve">基极限流电阻</w:t>
             </w:r>
@@ -1575,6 +1707,9 @@
               <w:pStyle w:val="Compact"/>
             </w:pPr>
             <w:r>
+              <w:rPr>
+                <w:rFonts w:eastAsia="黑体"/>
+              </w:rPr>
               <w:t xml:space="preserve">Ω</w:t>
             </w:r>
           </w:p>
@@ -1605,6 +1740,9 @@
               </m:sSub>
             </m:oMath>
             <w:r>
+              <w:rPr>
+                <w:rFonts w:eastAsia="黑体"/>
+              </w:rPr>
               <w:t xml:space="preserve">​</w:t>
             </w:r>
           </w:p>
@@ -1617,7 +1755,7 @@
             </w:pPr>
             <w:r>
               <w:rPr>
-                <w:rFonts w:hint="eastAsia"/>
+                <w:rFonts w:hint="eastAsia" w:eastAsia="黑体"/>
               </w:rPr>
               <w:t xml:space="preserve">基极导通压降</w:t>
             </w:r>
@@ -1630,6 +1768,9 @@
               <w:pStyle w:val="Compact"/>
             </w:pPr>
             <w:r>
+              <w:rPr>
+                <w:rFonts w:eastAsia="黑体"/>
+              </w:rPr>
               <w:t xml:space="preserve">V</w:t>
             </w:r>
           </w:p>
@@ -1675,6 +1816,9 @@
               </m:sSub>
             </m:oMath>
             <w:r>
+              <w:rPr>
+                <w:rFonts w:eastAsia="黑体"/>
+              </w:rPr>
               <w:t xml:space="preserve">​</w:t>
             </w:r>
           </w:p>
@@ -1687,7 +1831,7 @@
             </w:pPr>
             <w:r>
               <w:rPr>
-                <w:rFonts w:hint="eastAsia"/>
+                <w:rFonts w:hint="eastAsia" w:eastAsia="黑体"/>
               </w:rPr>
               <w:t xml:space="preserve">基极/集电极电流</w:t>
             </w:r>
@@ -1700,6 +1844,9 @@
               <w:pStyle w:val="Compact"/>
             </w:pPr>
             <w:r>
+              <w:rPr>
+                <w:rFonts w:eastAsia="黑体"/>
+              </w:rPr>
               <w:t xml:space="preserve">A</w:t>
             </w:r>
           </w:p>
@@ -1733,6 +1880,9 @@
               </m:sSub>
             </m:oMath>
             <w:r>
+              <w:rPr>
+                <w:rFonts w:eastAsia="黑体"/>
+              </w:rPr>
               <w:t xml:space="preserve">​</w:t>
             </w:r>
           </w:p>
@@ -1745,7 +1895,7 @@
             </w:pPr>
             <w:r>
               <w:rPr>
-                <w:rFonts w:hint="eastAsia"/>
+                <w:rFonts w:hint="eastAsia" w:eastAsia="黑体"/>
               </w:rPr>
               <w:t xml:space="preserve">最小电流增益</w:t>
             </w:r>
@@ -1758,6 +1908,9 @@
               <w:pStyle w:val="Compact"/>
             </w:pPr>
             <w:r>
+              <w:rPr>
+                <w:rFonts w:eastAsia="黑体"/>
+              </w:rPr>
               <w:t xml:space="preserve">—</w:t>
             </w:r>
           </w:p>
@@ -1803,6 +1956,9 @@
               </m:r>
             </m:oMath>
             <w:r>
+              <w:rPr>
+                <w:rFonts w:eastAsia="黑体"/>
+              </w:rPr>
               <w:t xml:space="preserve">​</w:t>
             </w:r>
           </w:p>
@@ -1815,7 +1971,7 @@
             </w:pPr>
             <w:r>
               <w:rPr>
-                <w:rFonts w:hint="eastAsia"/>
+                <w:rFonts w:hint="eastAsia" w:eastAsia="黑体"/>
               </w:rPr>
               <w:t xml:space="preserve">线圈电阻/电感</w:t>
             </w:r>
@@ -1828,6 +1984,9 @@
               <w:pStyle w:val="Compact"/>
             </w:pPr>
             <w:r>
+              <w:rPr>
+                <w:rFonts w:eastAsia="黑体"/>
+              </w:rPr>
               <w:t xml:space="preserve">Ω, H</w:t>
             </w:r>
           </w:p>
@@ -1864,6 +2023,9 @@
               </m:sSub>
             </m:oMath>
             <w:r>
+              <w:rPr>
+                <w:rFonts w:eastAsia="黑体"/>
+              </w:rPr>
               <w:t xml:space="preserve">​</w:t>
             </w:r>
           </w:p>
@@ -1876,7 +2038,7 @@
             </w:pPr>
             <w:r>
               <w:rPr>
-                <w:rFonts w:hint="eastAsia"/>
+                <w:rFonts w:hint="eastAsia" w:eastAsia="黑体"/>
               </w:rPr>
               <w:t xml:space="preserve">线圈额定电压</w:t>
             </w:r>
@@ -1889,6 +2051,9 @@
               <w:pStyle w:val="Compact"/>
             </w:pPr>
             <w:r>
+              <w:rPr>
+                <w:rFonts w:eastAsia="黑体"/>
+              </w:rPr>
               <w:t xml:space="preserve">V</w:t>
             </w:r>
           </w:p>
@@ -1907,6 +2072,9 @@
               </m:r>
             </m:oMath>
             <w:r>
+              <w:rPr>
+                <w:rFonts w:eastAsia="黑体"/>
+              </w:rPr>
               <w:t xml:space="preserve">​</w:t>
             </w:r>
           </w:p>
@@ -1919,7 +2087,7 @@
             </w:pPr>
             <w:r>
               <w:rPr>
-                <w:rFonts w:hint="eastAsia"/>
+                <w:rFonts w:hint="eastAsia" w:eastAsia="黑体"/>
               </w:rPr>
               <w:t xml:space="preserve">线圈时间常数</w:t>
             </w:r>
@@ -1932,6 +2100,9 @@
               <w:pStyle w:val="Compact"/>
             </w:pPr>
             <w:r>
+              <w:rPr>
+                <w:rFonts w:eastAsia="黑体"/>
+              </w:rPr>
               <w:t xml:space="preserve">s</w:t>
             </w:r>
           </w:p>
@@ -1946,7 +2117,7 @@
       </w:pPr>
       <w:r>
         <w:rPr>
-          <w:rFonts w:hint="eastAsia"/>
+          <w:rFonts w:hint="eastAsia" w:eastAsia="黑体"/>
         </w:rPr>
         <w:t xml:space="preserve">元件调整影响</w:t>
       </w:r>
@@ -1961,21 +2132,27 @@
       </w:pPr>
       <w:r>
         <w:rPr>
-          <w:rFonts w:hint="eastAsia"/>
+          <w:rFonts w:hint="eastAsia" w:eastAsia="黑体"/>
           <w:b/>
           <w:bCs/>
         </w:rPr>
         <w:t xml:space="preserve">基极电阻增大</w:t>
       </w:r>
       <w:r>
+        <w:rPr>
+          <w:rFonts w:eastAsia="黑体"/>
+        </w:rPr>
         <w:t xml:space="preserve"> </w:t>
       </w:r>
       <w:r>
+        <w:rPr>
+          <w:rFonts w:eastAsia="黑体"/>
+        </w:rPr>
         <w:t xml:space="preserve">→ </w:t>
       </w:r>
       <w:r>
         <w:rPr>
-          <w:rFonts w:hint="eastAsia"/>
+          <w:rFonts w:hint="eastAsia" w:eastAsia="黑体"/>
         </w:rPr>
         <w:t xml:space="preserve">驱动电流减小，可能无法饱和、吸合不可靠。</w:t>
       </w:r>
@@ -1990,21 +2167,27 @@
       </w:pPr>
       <w:r>
         <w:rPr>
-          <w:rFonts w:hint="eastAsia"/>
+          <w:rFonts w:hint="eastAsia" w:eastAsia="黑体"/>
           <w:b/>
           <w:bCs/>
         </w:rPr>
         <w:t xml:space="preserve">续流二极管缺失</w:t>
       </w:r>
       <w:r>
+        <w:rPr>
+          <w:rFonts w:eastAsia="黑体"/>
+        </w:rPr>
         <w:t xml:space="preserve"> </w:t>
       </w:r>
       <w:r>
+        <w:rPr>
+          <w:rFonts w:eastAsia="黑体"/>
+        </w:rPr>
         <w:t xml:space="preserve">→ </w:t>
       </w:r>
       <w:r>
         <w:rPr>
-          <w:rFonts w:hint="eastAsia"/>
+          <w:rFonts w:hint="eastAsia" w:eastAsia="黑体"/>
         </w:rPr>
         <w:t xml:space="preserve">关断反冲电压击穿开关管。</w:t>
       </w:r>
@@ -2019,21 +2202,27 @@
       </w:pPr>
       <w:r>
         <w:rPr>
-          <w:rFonts w:hint="eastAsia"/>
+          <w:rFonts w:hint="eastAsia" w:eastAsia="黑体"/>
           <w:b/>
           <w:bCs/>
         </w:rPr>
         <w:t xml:space="preserve">线圈电压升高</w:t>
       </w:r>
       <w:r>
+        <w:rPr>
+          <w:rFonts w:eastAsia="黑体"/>
+        </w:rPr>
         <w:t xml:space="preserve"> </w:t>
       </w:r>
       <w:r>
+        <w:rPr>
+          <w:rFonts w:eastAsia="黑体"/>
+        </w:rPr>
         <w:t xml:space="preserve">→ </w:t>
       </w:r>
       <w:r>
         <w:rPr>
-          <w:rFonts w:hint="eastAsia"/>
+          <w:rFonts w:hint="eastAsia" w:eastAsia="黑体"/>
         </w:rPr>
         <w:t xml:space="preserve">吸合电流增大、吸合更快，但线圈功耗与温升增加。</w:t>
       </w:r>
@@ -2048,7 +2237,7 @@
       </w:pPr>
       <w:r>
         <w:rPr>
-          <w:rFonts w:hint="eastAsia"/>
+          <w:rFonts w:hint="eastAsia" w:eastAsia="黑体"/>
           <w:b/>
           <w:bCs/>
         </w:rPr>
@@ -2056,6 +2245,7 @@
       </w:r>
       <w:r>
         <w:rPr>
+          <w:rFonts w:eastAsia="黑体"/>
           <w:b/>
           <w:bCs/>
         </w:rPr>
@@ -2068,21 +2258,27 @@
       </m:oMath>
       <w:r>
         <w:rPr>
-          <w:rFonts w:hint="eastAsia"/>
+          <w:rFonts w:hint="eastAsia" w:eastAsia="黑体"/>
           <w:b/>
           <w:bCs/>
         </w:rPr>
         <w:t xml:space="preserve">/导通能力偏低</w:t>
       </w:r>
       <w:r>
+        <w:rPr>
+          <w:rFonts w:eastAsia="黑体"/>
+        </w:rPr>
         <w:t xml:space="preserve"> </w:t>
       </w:r>
       <w:r>
+        <w:rPr>
+          <w:rFonts w:eastAsia="黑体"/>
+        </w:rPr>
         <w:t xml:space="preserve">→ </w:t>
       </w:r>
       <w:r>
         <w:rPr>
-          <w:rFonts w:hint="eastAsia"/>
+          <w:rFonts w:hint="eastAsia" w:eastAsia="黑体"/>
         </w:rPr>
         <w:t xml:space="preserve">需更大驱动或改用达林顿/MOSFET。</w:t>
       </w:r>
@@ -2095,7 +2291,7 @@
       </w:pPr>
       <w:r>
         <w:rPr>
-          <w:rFonts w:hint="eastAsia"/>
+          <w:rFonts w:hint="eastAsia" w:eastAsia="黑体"/>
         </w:rPr>
         <w:t xml:space="preserve">典型参数示例</w:t>
       </w:r>
@@ -2110,11 +2306,14 @@
       </w:pPr>
       <w:r>
         <w:rPr>
-          <w:rFonts w:hint="eastAsia"/>
+          <w:rFonts w:hint="eastAsia" w:eastAsia="黑体"/>
         </w:rPr>
         <w:t xml:space="preserve">取</w:t>
       </w:r>
       <w:r>
+        <w:rPr>
+          <w:rFonts w:eastAsia="黑体"/>
+        </w:rPr>
         <w:t xml:space="preserve"> </w:t>
       </w:r>
       <m:oMath>
@@ -2154,6 +2353,9 @@
         </m:r>
       </m:oMath>
       <w:r>
+        <w:rPr>
+          <w:rFonts w:eastAsia="黑体"/>
+        </w:rPr>
         <w:t xml:space="preserve">、</w:t>
       </w:r>
       <m:oMath>
@@ -2194,11 +2396,14 @@
       </m:oMath>
       <w:r>
         <w:rPr>
-          <w:rFonts w:hint="eastAsia"/>
+          <w:rFonts w:hint="eastAsia" w:eastAsia="黑体"/>
         </w:rPr>
         <w:t xml:space="preserve">、需</w:t>
       </w:r>
       <w:r>
+        <w:rPr>
+          <w:rFonts w:eastAsia="黑体"/>
+        </w:rPr>
         <w:t xml:space="preserve"> </w:t>
       </w:r>
       <m:oMath>
@@ -2236,7 +2441,7 @@
       </m:oMath>
       <w:r>
         <w:rPr>
-          <w:rFonts w:hint="eastAsia"/>
+          <w:rFonts w:hint="eastAsia" w:eastAsia="黑体"/>
         </w:rPr>
         <w:t xml:space="preserve">：</w:t>
       </w:r>
@@ -2328,11 +2533,14 @@
       </m:oMath>
       <w:r>
         <w:rPr>
-          <w:rFonts w:hint="eastAsia"/>
+          <w:rFonts w:hint="eastAsia" w:eastAsia="黑体"/>
         </w:rPr>
         <w:t xml:space="preserve">，实取</w:t>
       </w:r>
       <w:r>
+        <w:rPr>
+          <w:rFonts w:eastAsia="黑体"/>
+        </w:rPr>
         <w:t xml:space="preserve"> </w:t>
       </w:r>
       <m:oMath>
@@ -2350,6 +2558,9 @@
         </m:r>
       </m:oMath>
       <w:r>
+        <w:rPr>
+          <w:rFonts w:eastAsia="黑体"/>
+        </w:rPr>
         <w:t xml:space="preserve">。</w:t>
       </w:r>
     </w:p>
@@ -2363,11 +2574,14 @@
       </w:pPr>
       <w:r>
         <w:rPr>
-          <w:rFonts w:hint="eastAsia"/>
+          <w:rFonts w:hint="eastAsia" w:eastAsia="黑体"/>
         </w:rPr>
         <w:t xml:space="preserve">取</w:t>
       </w:r>
       <w:r>
+        <w:rPr>
+          <w:rFonts w:eastAsia="黑体"/>
+        </w:rPr>
         <w:t xml:space="preserve"> </w:t>
       </w:r>
       <m:oMath>
@@ -2413,6 +2627,9 @@
         </m:r>
       </m:oMath>
       <w:r>
+        <w:rPr>
+          <w:rFonts w:eastAsia="黑体"/>
+        </w:rPr>
         <w:t xml:space="preserve">、</w:t>
       </w:r>
       <m:oMath>
@@ -2458,7 +2675,7 @@
       </m:oMath>
       <w:r>
         <w:rPr>
-          <w:rFonts w:hint="eastAsia"/>
+          <w:rFonts w:hint="eastAsia" w:eastAsia="黑体"/>
         </w:rPr>
         <w:t xml:space="preserve">：</w:t>
       </w:r>
@@ -2527,7 +2744,7 @@
       </m:oMath>
       <w:r>
         <w:rPr>
-          <w:rFonts w:hint="eastAsia"/>
+          <w:rFonts w:hint="eastAsia" w:eastAsia="黑体"/>
         </w:rPr>
         <w:t xml:space="preserve">，</w:t>
       </w:r>
@@ -2556,6 +2773,9 @@
         </m:r>
       </m:oMath>
       <w:r>
+        <w:rPr>
+          <w:rFonts w:eastAsia="黑体"/>
+        </w:rPr>
         <w:t xml:space="preserve">。</w:t>
       </w:r>
     </w:p>
@@ -2567,7 +2787,7 @@
       </w:pPr>
       <w:r>
         <w:rPr>
-          <w:rFonts w:hint="eastAsia"/>
+          <w:rFonts w:hint="eastAsia" w:eastAsia="黑体"/>
         </w:rPr>
         <w:t xml:space="preserve">常见器件型号</w:t>
       </w:r>
@@ -2582,7 +2802,7 @@
       </w:pPr>
       <w:r>
         <w:rPr>
-          <w:rFonts w:hint="eastAsia"/>
+          <w:rFonts w:hint="eastAsia" w:eastAsia="黑体"/>
         </w:rPr>
         <w:t xml:space="preserve">开关管：2N2222、2N3904、MMBT2222、BS170。</w:t>
       </w:r>
@@ -2597,7 +2817,7 @@
       </w:pPr>
       <w:r>
         <w:rPr>
-          <w:rFonts w:hint="eastAsia"/>
+          <w:rFonts w:hint="eastAsia" w:eastAsia="黑体"/>
         </w:rPr>
         <w:t xml:space="preserve">达林顿阵列：ULN2803、ULN2003。</w:t>
       </w:r>
@@ -2612,7 +2832,7 @@
       </w:pPr>
       <w:r>
         <w:rPr>
-          <w:rFonts w:hint="eastAsia"/>
+          <w:rFonts w:hint="eastAsia" w:eastAsia="黑体"/>
         </w:rPr>
         <w:t xml:space="preserve">续流二极管：1N4148、1N4007。</w:t>
       </w:r>
@@ -2625,7 +2845,7 @@
       </w:pPr>
       <w:r>
         <w:rPr>
-          <w:rFonts w:hint="eastAsia"/>
+          <w:rFonts w:hint="eastAsia" w:eastAsia="黑体"/>
         </w:rPr>
         <w:t xml:space="preserve">注意事项</w:t>
       </w:r>
@@ -2640,7 +2860,7 @@
       </w:pPr>
       <w:r>
         <w:rPr>
-          <w:rFonts w:hint="eastAsia"/>
+          <w:rFonts w:hint="eastAsia" w:eastAsia="黑体"/>
         </w:rPr>
         <w:t xml:space="preserve">线圈必须并联续流二极管，方向正确（反偏于电源）。</w:t>
       </w:r>
@@ -2655,7 +2875,7 @@
       </w:pPr>
       <w:r>
         <w:rPr>
-          <w:rFonts w:hint="eastAsia"/>
+          <w:rFonts w:hint="eastAsia" w:eastAsia="黑体"/>
         </w:rPr>
         <w:t xml:space="preserve">触点带感性/容性负载时需考虑灭弧与浪涌保护。</w:t>
       </w:r>
@@ -2670,7 +2890,7 @@
       </w:pPr>
       <w:r>
         <w:rPr>
-          <w:rFonts w:hint="eastAsia"/>
+          <w:rFonts w:hint="eastAsia" w:eastAsia="黑体"/>
         </w:rPr>
         <w:t xml:space="preserve">线圈吸合电流远大于维持电流，可靠吸合需保证充分驱动。</w:t>
       </w:r>
@@ -2683,7 +2903,7 @@
       </w:pPr>
       <w:r>
         <w:rPr>
-          <w:rFonts w:hint="eastAsia"/>
+          <w:rFonts w:hint="eastAsia" w:eastAsia="黑体"/>
         </w:rPr>
         <w:t xml:space="preserve">参考资料</w:t>
       </w:r>
@@ -2697,6 +2917,9 @@
         </w:numPr>
       </w:pPr>
       <w:r>
+        <w:rPr>
+          <w:rFonts w:eastAsia="黑体"/>
+        </w:rPr>
         <w:t xml:space="preserve">Wikipedia: Relay。</w:t>
       </w:r>
     </w:p>
@@ -2710,7 +2933,7 @@
       </w:pPr>
       <w:r>
         <w:rPr>
-          <w:rFonts w:hint="eastAsia"/>
+          <w:rFonts w:hint="eastAsia" w:eastAsia="黑体"/>
         </w:rPr>
         <w:t xml:space="preserve">《模拟电子技术基础》（童诗白、华成英）。</w:t>
       </w:r>
@@ -2724,11 +2947,14 @@
         </w:numPr>
       </w:pPr>
       <w:r>
+        <w:rPr>
+          <w:rFonts w:eastAsia="黑体"/>
+        </w:rPr>
         <w:t xml:space="preserve">TI </w:t>
       </w:r>
       <w:r>
         <w:rPr>
-          <w:rFonts w:hint="eastAsia"/>
+          <w:rFonts w:hint="eastAsia" w:eastAsia="黑体"/>
         </w:rPr>
         <w:t xml:space="preserve">产品页：ULN2803。</w:t>
       </w:r>
@@ -2742,11 +2968,11 @@
       </w:pPr>
       <w:r>
         <w:rPr>
-          <w:rFonts w:ascii="Times New Roman" w:hAnsi="Times New Roman"/>
+          <w:rFonts w:ascii="Times New Roman" w:hAnsi="Times New Roman" w:eastAsia="黑体"/>
           <w:color w:val="555555"/>
           <w:sz w:val="21"/>
         </w:rPr>
-        <w:t>材料收集者：杜文杰</w:t>
+        <w:t>材料收集者：杜文杰，WX手机：19519196569，QQ:3478827729</w:t>
       </w:r>
     </w:p>
     <w:sectPr>
@@ -2766,7 +2992,7 @@
 </file>
 
 <file path=word/footer1.xml><?xml version="1.0" encoding="utf-8"?>
-<w:ftr xmlns:m="http://schemas.openxmlformats.org/officeDocument/2006/math" xmlns:mc="http://schemas.openxmlformats.org/markup-compatibility/2006" xmlns:mo="http://schemas.microsoft.com/office/mac/office/2008/main" xmlns:mv="urn:schemas-microsoft-com:mac:vml" xmlns:o="urn:schemas-microsoft-com:office:office" xmlns:r="http://schemas.openxmlformats.org/officeDocument/2006/relationships" xmlns:v="urn:schemas-microsoft-com:vml" xmlns:w10="urn:schemas-microsoft-com:office:word" xmlns:w14="http://schemas.microsoft.com/office/word/2010/wordml" xmlns:w="http://schemas.openxmlformats.org/wordprocessingml/2006/main" xmlns:wne="http://schemas.microsoft.com/office/word/2006/wordml" xmlns:wp14="http://schemas.microsoft.com/office/word/2010/wordprocessingDrawing" xmlns:wp="http://schemas.openxmlformats.org/drawingml/2006/wordprocessingDrawing" xmlns:wpc="http://schemas.microsoft.com/office/word/2010/wordprocessingCanvas" xmlns:wpg="http://schemas.microsoft.com/office/word/2010/wordprocessingGroup" xmlns:wpi="http://schemas.microsoft.com/office/word/2010/wordprocessingInk" xmlns:wps="http://schemas.microsoft.com/office/word/2010/wordprocessingShape" mc:Ignorable="w14 wp14">
+<w:ftr xmlns:mc="http://schemas.openxmlformats.org/markup-compatibility/2006" xmlns:w="http://schemas.openxmlformats.org/wordprocessingml/2006/main" xmlns:m="http://schemas.openxmlformats.org/officeDocument/2006/math" xmlns:mo="http://schemas.microsoft.com/office/mac/office/2008/main" xmlns:mv="urn:schemas-microsoft-com:mac:vml" xmlns:o="urn:schemas-microsoft-com:office:office" xmlns:r="http://schemas.openxmlformats.org/officeDocument/2006/relationships" xmlns:v="urn:schemas-microsoft-com:vml" xmlns:w10="urn:schemas-microsoft-com:office:word" xmlns:w14="http://schemas.microsoft.com/office/word/2010/wordml" xmlns:wne="http://schemas.microsoft.com/office/word/2006/wordml" xmlns:wp14="http://schemas.microsoft.com/office/word/2010/wordprocessingDrawing" xmlns:wp="http://schemas.openxmlformats.org/drawingml/2006/wordprocessingDrawing" xmlns:wpc="http://schemas.microsoft.com/office/word/2010/wordprocessingCanvas" xmlns:wpg="http://schemas.microsoft.com/office/word/2010/wordprocessingGroup" xmlns:wpi="http://schemas.microsoft.com/office/word/2010/wordprocessingInk" xmlns:wps="http://schemas.microsoft.com/office/word/2010/wordprocessingShape" mc:Ignorable="w14 wp14">
   <w:p>
     <w:pPr>
       <w:pStyle w:val="Footer"/>
@@ -2774,12 +3000,14 @@
     </w:pPr>
     <w:r>
       <w:rPr>
+        <w:rFonts w:eastAsia="黑体"/>
         <w:sz w:val="18"/>
       </w:rPr>
       <w:t xml:space="preserve">第 </w:t>
     </w:r>
     <w:r>
       <w:rPr>
+        <w:rFonts w:eastAsia="黑体"/>
         <w:sz w:val="18"/>
       </w:rPr>
       <w:fldChar w:fldCharType="begin"/>
@@ -2788,6 +3016,7 @@
     </w:r>
     <w:r>
       <w:rPr>
+        <w:rFonts w:eastAsia="黑体"/>
         <w:sz w:val="18"/>
       </w:rPr>
       <w:t xml:space="preserve"> 页</w:t>
@@ -2801,6 +3030,9 @@
   <w:footnote w:type="continuationSeparator" w:id="0">
     <w:p>
       <w:r>
+        <w:rPr>
+          <w:rFonts w:eastAsia="黑体"/>
+        </w:rPr>
         <w:continuationSeparator/>
       </w:r>
     </w:p>
@@ -2808,6 +3040,9 @@
   <w:footnote w:type="separator" w:id="-1">
     <w:p>
       <w:r>
+        <w:rPr>
+          <w:rFonts w:eastAsia="黑体"/>
+        </w:rPr>
         <w:separator/>
       </w:r>
     </w:p>
@@ -2816,7 +3051,7 @@
 </file>
 
 <file path=word/header1.xml><?xml version="1.0" encoding="utf-8"?>
-<w:hdr xmlns:m="http://schemas.openxmlformats.org/officeDocument/2006/math" xmlns:mc="http://schemas.openxmlformats.org/markup-compatibility/2006" xmlns:mo="http://schemas.microsoft.com/office/mac/office/2008/main" xmlns:mv="urn:schemas-microsoft-com:mac:vml" xmlns:o="urn:schemas-microsoft-com:office:office" xmlns:r="http://schemas.openxmlformats.org/officeDocument/2006/relationships" xmlns:v="urn:schemas-microsoft-com:vml" xmlns:w10="urn:schemas-microsoft-com:office:word" xmlns:w14="http://schemas.microsoft.com/office/word/2010/wordml" xmlns:w="http://schemas.openxmlformats.org/wordprocessingml/2006/main" xmlns:wne="http://schemas.microsoft.com/office/word/2006/wordml" xmlns:wp14="http://schemas.microsoft.com/office/word/2010/wordprocessingDrawing" xmlns:wp="http://schemas.openxmlformats.org/drawingml/2006/wordprocessingDrawing" xmlns:wpc="http://schemas.microsoft.com/office/word/2010/wordprocessingCanvas" xmlns:wpg="http://schemas.microsoft.com/office/word/2010/wordprocessingGroup" xmlns:wpi="http://schemas.microsoft.com/office/word/2010/wordprocessingInk" xmlns:wps="http://schemas.microsoft.com/office/word/2010/wordprocessingShape" mc:Ignorable="w14 wp14">
+<w:hdr xmlns:mc="http://schemas.openxmlformats.org/markup-compatibility/2006" xmlns:w="http://schemas.openxmlformats.org/wordprocessingml/2006/main" xmlns:m="http://schemas.openxmlformats.org/officeDocument/2006/math" xmlns:mo="http://schemas.microsoft.com/office/mac/office/2008/main" xmlns:mv="urn:schemas-microsoft-com:mac:vml" xmlns:o="urn:schemas-microsoft-com:office:office" xmlns:r="http://schemas.openxmlformats.org/officeDocument/2006/relationships" xmlns:v="urn:schemas-microsoft-com:vml" xmlns:w10="urn:schemas-microsoft-com:office:word" xmlns:w14="http://schemas.microsoft.com/office/word/2010/wordml" xmlns:wne="http://schemas.microsoft.com/office/word/2006/wordml" xmlns:wp14="http://schemas.microsoft.com/office/word/2010/wordprocessingDrawing" xmlns:wp="http://schemas.openxmlformats.org/drawingml/2006/wordprocessingDrawing" xmlns:wpc="http://schemas.microsoft.com/office/word/2010/wordprocessingCanvas" xmlns:wpg="http://schemas.microsoft.com/office/word/2010/wordprocessingGroup" xmlns:wpi="http://schemas.microsoft.com/office/word/2010/wordprocessingInk" xmlns:wps="http://schemas.microsoft.com/office/word/2010/wordprocessingShape" mc:Ignorable="w14 wp14">
   <w:p>
     <w:pPr>
       <w:pStyle w:val="Header"/>
@@ -2824,7 +3059,7 @@
     </w:pPr>
     <w:r>
       <w:rPr>
-        <w:rFonts w:ascii="Times New Roman" w:hAnsi="Times New Roman"/>
+        <w:rFonts w:ascii="Times New Roman" w:hAnsi="Times New Roman" w:eastAsia="黑体"/>
         <w:sz w:val="18"/>
         <w:rFonts w:eastAsia="黑体"/>
         <w:rFonts w:eastAsia="黑体"/>
@@ -2836,7 +3071,7 @@
 </file>
 
 <file path=word/numbering.xml><?xml version="1.0" encoding="utf-8"?>
-<w:numbering xmlns:m="http://schemas.openxmlformats.org/officeDocument/2006/math" xmlns:mc="http://schemas.openxmlformats.org/markup-compatibility/2006" xmlns:mo="http://schemas.microsoft.com/office/mac/office/2008/main" xmlns:mv="urn:schemas-microsoft-com:mac:vml" xmlns:o="urn:schemas-microsoft-com:office:office" xmlns:r="http://schemas.openxmlformats.org/officeDocument/2006/relationships" xmlns:v="urn:schemas-microsoft-com:vml" xmlns:w="http://schemas.openxmlformats.org/wordprocessingml/2006/main" xmlns:w10="urn:schemas-microsoft-com:office:word" xmlns:w14="http://schemas.microsoft.com/office/word/2010/wordml" xmlns:wne="http://schemas.microsoft.com/office/word/2006/wordml" xmlns:wp="http://schemas.openxmlformats.org/drawingml/2006/wordprocessingDrawing" xmlns:wp14="http://schemas.microsoft.com/office/word/2010/wordprocessingDrawing" xmlns:wpc="http://schemas.microsoft.com/office/word/2010/wordprocessingCanvas" xmlns:wpg="http://schemas.microsoft.com/office/word/2010/wordprocessingGroup" xmlns:wpi="http://schemas.microsoft.com/office/word/2010/wordprocessingInk" xmlns:wps="http://schemas.microsoft.com/office/word/2010/wordprocessingShape" mc:Ignorable="w14 wp14">
+<w:numbering xmlns:mc="http://schemas.openxmlformats.org/markup-compatibility/2006" xmlns:w="http://schemas.openxmlformats.org/wordprocessingml/2006/main" xmlns:m="http://schemas.openxmlformats.org/officeDocument/2006/math" xmlns:mo="http://schemas.microsoft.com/office/mac/office/2008/main" xmlns:mv="urn:schemas-microsoft-com:mac:vml" xmlns:o="urn:schemas-microsoft-com:office:office" xmlns:r="http://schemas.openxmlformats.org/officeDocument/2006/relationships" xmlns:v="urn:schemas-microsoft-com:vml" xmlns:w10="urn:schemas-microsoft-com:office:word" xmlns:w14="http://schemas.microsoft.com/office/word/2010/wordml" xmlns:wne="http://schemas.microsoft.com/office/word/2006/wordml" xmlns:wp="http://schemas.openxmlformats.org/drawingml/2006/wordprocessingDrawing" xmlns:wp14="http://schemas.microsoft.com/office/word/2010/wordprocessingDrawing" xmlns:wpc="http://schemas.microsoft.com/office/word/2010/wordprocessingCanvas" xmlns:wpg="http://schemas.microsoft.com/office/word/2010/wordprocessingGroup" xmlns:wpi="http://schemas.microsoft.com/office/word/2010/wordprocessingInk" xmlns:wps="http://schemas.microsoft.com/office/word/2010/wordprocessingShape" mc:Ignorable="w14 wp14">
   <w:abstractNum w:abstractNumId="0">
     <w:nsid w:val="FFFFFF7C"/>
     <w:multiLevelType w:val="singleLevel"/>
@@ -2923,7 +3158,7 @@
         <w:ind w:hanging="360" w:left="1440"/>
       </w:pPr>
       <w:rPr>
-        <w:rFonts w:ascii="Symbol" w:hAnsi="Symbol" w:hint="default"/>
+        <w:rFonts w:ascii="Symbol" w:hAnsi="Symbol" w:hint="default" w:eastAsia="黑体"/>
       </w:rPr>
     </w:lvl>
   </w:abstractNum>
@@ -2944,7 +3179,7 @@
         <w:ind w:hanging="360" w:left="1080"/>
       </w:pPr>
       <w:rPr>
-        <w:rFonts w:ascii="Symbol" w:hAnsi="Symbol" w:hint="default"/>
+        <w:rFonts w:ascii="Symbol" w:hAnsi="Symbol" w:hint="default" w:eastAsia="黑体"/>
       </w:rPr>
     </w:lvl>
   </w:abstractNum>
@@ -2965,7 +3200,7 @@
         <w:ind w:hanging="360" w:left="720"/>
       </w:pPr>
       <w:rPr>
-        <w:rFonts w:ascii="Symbol" w:hAnsi="Symbol" w:hint="default"/>
+        <w:rFonts w:ascii="Symbol" w:hAnsi="Symbol" w:hint="default" w:eastAsia="黑体"/>
       </w:rPr>
     </w:lvl>
   </w:abstractNum>
@@ -3004,7 +3239,7 @@
         <w:ind w:hanging="360" w:left="360"/>
       </w:pPr>
       <w:rPr>
-        <w:rFonts w:ascii="Symbol" w:hAnsi="Symbol" w:hint="default"/>
+        <w:rFonts w:ascii="Symbol" w:hAnsi="Symbol" w:hint="default" w:eastAsia="黑体"/>
       </w:rPr>
     </w:lvl>
   </w:abstractNum>
@@ -3095,7 +3330,7 @@
         <w:ind w:left="720" w:hanging="360"/>
       </w:pPr>
       <w:rPr>
-        <w:rFonts w:ascii="Symbol" w:hAnsi="Symbol" w:cs="Symbol" w:hint="default"/>
+        <w:rFonts w:ascii="Symbol" w:hAnsi="Symbol" w:cs="Symbol" w:hint="default" w:eastAsia="黑体"/>
       </w:rPr>
     </w:lvl>
     <w:lvl w:ilvl="1">
@@ -3106,7 +3341,7 @@
         <w:ind w:left="1440" w:hanging="360"/>
       </w:pPr>
       <w:rPr>
-        <w:rFonts w:ascii="Courier New" w:hAnsi="Courier New" w:cs="Courier New" w:hint="default"/>
+        <w:rFonts w:ascii="Courier New" w:hAnsi="Courier New" w:cs="Courier New" w:hint="default" w:eastAsia="黑体"/>
       </w:rPr>
     </w:lvl>
     <w:lvl w:ilvl="2">
@@ -3117,7 +3352,7 @@
         <w:ind w:left="2160" w:hanging="360"/>
       </w:pPr>
       <w:rPr>
-        <w:rFonts w:ascii="Wingdings" w:hAnsi="Wingdings" w:cs="Wingdings" w:hint="default"/>
+        <w:rFonts w:ascii="Wingdings" w:hAnsi="Wingdings" w:cs="Wingdings" w:hint="default" w:eastAsia="黑体"/>
       </w:rPr>
     </w:lvl>
     <w:lvl w:ilvl="3">
@@ -3128,7 +3363,7 @@
         <w:ind w:left="2880" w:hanging="360"/>
       </w:pPr>
       <w:rPr>
-        <w:rFonts w:ascii="Symbol" w:hAnsi="Symbol" w:cs="Symbol" w:hint="default"/>
+        <w:rFonts w:ascii="Symbol" w:hAnsi="Symbol" w:cs="Symbol" w:hint="default" w:eastAsia="黑体"/>
       </w:rPr>
     </w:lvl>
     <w:lvl w:ilvl="4">
@@ -3139,7 +3374,7 @@
         <w:ind w:left="3600" w:hanging="360"/>
       </w:pPr>
       <w:rPr>
-        <w:rFonts w:ascii="Courier New" w:hAnsi="Courier New" w:cs="Courier New" w:hint="default"/>
+        <w:rFonts w:ascii="Courier New" w:hAnsi="Courier New" w:cs="Courier New" w:hint="default" w:eastAsia="黑体"/>
       </w:rPr>
     </w:lvl>
     <w:lvl w:ilvl="5">
@@ -3150,7 +3385,7 @@
         <w:ind w:left="4320" w:hanging="360"/>
       </w:pPr>
       <w:rPr>
-        <w:rFonts w:ascii="Wingdings" w:hAnsi="Wingdings" w:cs="Wingdings" w:hint="default"/>
+        <w:rFonts w:ascii="Wingdings" w:hAnsi="Wingdings" w:cs="Wingdings" w:hint="default" w:eastAsia="黑体"/>
       </w:rPr>
     </w:lvl>
     <w:lvl w:ilvl="6">
@@ -3161,7 +3396,7 @@
         <w:ind w:left="5040" w:hanging="360"/>
       </w:pPr>
       <w:rPr>
-        <w:rFonts w:ascii="Symbol" w:hAnsi="Symbol" w:cs="Symbol" w:hint="default"/>
+        <w:rFonts w:ascii="Symbol" w:hAnsi="Symbol" w:cs="Symbol" w:hint="default" w:eastAsia="黑体"/>
       </w:rPr>
     </w:lvl>
     <w:lvl w:ilvl="7">
@@ -3172,7 +3407,7 @@
         <w:ind w:left="5760" w:hanging="360"/>
       </w:pPr>
       <w:rPr>
-        <w:rFonts w:ascii="Courier New" w:hAnsi="Courier New" w:cs="Courier New" w:hint="default"/>
+        <w:rFonts w:ascii="Courier New" w:hAnsi="Courier New" w:cs="Courier New" w:hint="default" w:eastAsia="黑体"/>
       </w:rPr>
     </w:lvl>
     <w:lvl w:ilvl="8">
@@ -3183,7 +3418,7 @@
         <w:ind w:left="6480" w:hanging="360"/>
       </w:pPr>
       <w:rPr>
-        <w:rFonts w:ascii="Wingdings" w:hAnsi="Wingdings" w:cs="Wingdings" w:hint="default"/>
+        <w:rFonts w:ascii="Wingdings" w:hAnsi="Wingdings" w:cs="Wingdings" w:hint="default" w:eastAsia="黑体"/>
       </w:rPr>
     </w:lvl>
   </w:abstractNum>
@@ -3239,11 +3474,11 @@
 </file>
 
 <file path=word/styles.xml><?xml version="1.0" encoding="utf-8"?>
-<w:styles xmlns:mc="http://schemas.openxmlformats.org/markup-compatibility/2006" xmlns:r="http://schemas.openxmlformats.org/officeDocument/2006/relationships" xmlns:w="http://schemas.openxmlformats.org/wordprocessingml/2006/main" xmlns:w14="http://schemas.microsoft.com/office/word/2010/wordml" mc:Ignorable="w14">
+<w:styles xmlns:mc="http://schemas.openxmlformats.org/markup-compatibility/2006" xmlns:w="http://schemas.openxmlformats.org/wordprocessingml/2006/main" xmlns:r="http://schemas.openxmlformats.org/officeDocument/2006/relationships" xmlns:w14="http://schemas.microsoft.com/office/word/2010/wordml" mc:Ignorable="w14">
   <w:docDefaults>
     <w:rPrDefault>
       <w:rPr>
-        <w:rFonts w:asciiTheme="minorHAnsi" w:cstheme="minorBidi" w:eastAsiaTheme="minorEastAsia" w:hAnsiTheme="minorHAnsi"/>
+        <w:rFonts w:asciiTheme="minorHAnsi" w:cstheme="minorBidi" w:hAnsiTheme="minorHAnsi" w:eastAsia="黑体"/>
         <w:sz w:val="22"/>
         <w:szCs w:val="22"/>
         <w:lang w:bidi="ar-SA" w:eastAsia="en-US" w:val="en-US"/>
@@ -3465,7 +3700,7 @@
       <w:outlineLvl w:val="0"/>
     </w:pPr>
     <w:rPr>
-      <w:rFonts w:ascii="Times New Roman" w:asciiTheme="majorHAnsi" w:cstheme="majorBidi" w:eastAsia="黑体" w:eastAsiaTheme="majorEastAsia" w:hAnsi="Times New Roman" w:hAnsiTheme="majorHAnsi"/>
+      <w:rFonts w:ascii="Times New Roman" w:asciiTheme="majorHAnsi" w:cstheme="majorBidi" w:eastAsia="黑体" w:hAnsi="Times New Roman" w:hAnsiTheme="majorHAnsi"/>
       <w:b/>
       <w:bCs/>
       <w:color w:val="1F3864"/>
@@ -3489,7 +3724,7 @@
       <w:outlineLvl w:val="1"/>
     </w:pPr>
     <w:rPr>
-      <w:rFonts w:ascii="Times New Roman" w:asciiTheme="majorHAnsi" w:cstheme="majorBidi" w:eastAsia="黑体" w:eastAsiaTheme="majorEastAsia" w:hAnsi="Times New Roman" w:hAnsiTheme="majorHAnsi"/>
+      <w:rFonts w:ascii="Times New Roman" w:asciiTheme="majorHAnsi" w:cstheme="majorBidi" w:eastAsia="黑体" w:hAnsi="Times New Roman" w:hAnsiTheme="majorHAnsi"/>
       <w:b/>
       <w:bCs/>
       <w:color w:val="2E4E7E"/>
@@ -3513,7 +3748,7 @@
       <w:outlineLvl w:val="2"/>
     </w:pPr>
     <w:rPr>
-      <w:rFonts w:ascii="Times New Roman" w:asciiTheme="majorHAnsi" w:cstheme="majorBidi" w:eastAsia="黑体" w:eastAsiaTheme="majorEastAsia" w:hAnsi="Times New Roman" w:hAnsiTheme="majorHAnsi"/>
+      <w:rFonts w:ascii="Times New Roman" w:asciiTheme="majorHAnsi" w:cstheme="majorBidi" w:eastAsia="黑体" w:hAnsi="Times New Roman" w:hAnsiTheme="majorHAnsi"/>
       <w:b/>
       <w:bCs/>
       <w:color w:val="2E4E7E"/>
@@ -3537,7 +3772,7 @@
       <w:outlineLvl w:val="3"/>
     </w:pPr>
     <w:rPr>
-      <w:rFonts w:ascii="Times New Roman" w:asciiTheme="majorHAnsi" w:cstheme="majorBidi" w:eastAsia="黑体" w:eastAsiaTheme="majorEastAsia" w:hAnsi="Times New Roman" w:hAnsiTheme="majorHAnsi"/>
+      <w:rFonts w:ascii="Times New Roman" w:asciiTheme="majorHAnsi" w:cstheme="majorBidi" w:eastAsia="黑体" w:hAnsi="Times New Roman" w:hAnsiTheme="majorHAnsi"/>
       <w:b/>
       <w:bCs/>
       <w:i/>
@@ -3563,7 +3798,7 @@
       <w:outlineLvl w:val="4"/>
     </w:pPr>
     <w:rPr>
-      <w:rFonts w:ascii="Times New Roman" w:asciiTheme="majorHAnsi" w:cstheme="majorBidi" w:eastAsia="黑体" w:eastAsiaTheme="majorEastAsia" w:hAnsi="Times New Roman" w:hAnsiTheme="majorHAnsi"/>
+      <w:rFonts w:ascii="Times New Roman" w:asciiTheme="majorHAnsi" w:cstheme="majorBidi" w:eastAsia="黑体" w:hAnsi="Times New Roman" w:hAnsiTheme="majorHAnsi"/>
       <w:b/>
       <w:color w:val="333333"/>
       <w:sz w:val="22"/>
@@ -3586,7 +3821,7 @@
       <w:outlineLvl w:val="5"/>
     </w:pPr>
     <w:rPr>
-      <w:rFonts w:asciiTheme="majorHAnsi" w:cstheme="majorBidi" w:eastAsiaTheme="majorEastAsia" w:hAnsiTheme="majorHAnsi"/>
+      <w:rFonts w:asciiTheme="majorHAnsi" w:cstheme="majorBidi" w:hAnsiTheme="majorHAnsi" w:eastAsia="黑体"/>
       <w:i/>
       <w:iCs/>
       <w:color w:themeColor="accent1" w:themeShade="7F" w:val="243F60"/>
@@ -3609,7 +3844,7 @@
       <w:outlineLvl w:val="6"/>
     </w:pPr>
     <w:rPr>
-      <w:rFonts w:asciiTheme="majorHAnsi" w:cstheme="majorBidi" w:eastAsiaTheme="majorEastAsia" w:hAnsiTheme="majorHAnsi"/>
+      <w:rFonts w:asciiTheme="majorHAnsi" w:cstheme="majorBidi" w:hAnsiTheme="majorHAnsi" w:eastAsia="黑体"/>
       <w:i/>
       <w:iCs/>
       <w:color w:themeColor="text1" w:themeTint="BF" w:val="404040"/>
@@ -3632,7 +3867,7 @@
       <w:outlineLvl w:val="7"/>
     </w:pPr>
     <w:rPr>
-      <w:rFonts w:asciiTheme="majorHAnsi" w:cstheme="majorBidi" w:eastAsiaTheme="majorEastAsia" w:hAnsiTheme="majorHAnsi"/>
+      <w:rFonts w:asciiTheme="majorHAnsi" w:cstheme="majorBidi" w:hAnsiTheme="majorHAnsi" w:eastAsia="黑体"/>
       <w:color w:themeColor="accent1" w:val="4F81BD"/>
       <w:sz w:val="20"/>
       <w:szCs w:val="20"/>
@@ -3655,7 +3890,7 @@
       <w:outlineLvl w:val="8"/>
     </w:pPr>
     <w:rPr>
-      <w:rFonts w:asciiTheme="majorHAnsi" w:cstheme="majorBidi" w:eastAsiaTheme="majorEastAsia" w:hAnsiTheme="majorHAnsi"/>
+      <w:rFonts w:asciiTheme="majorHAnsi" w:cstheme="majorBidi" w:hAnsiTheme="majorHAnsi" w:eastAsia="黑体"/>
       <w:i/>
       <w:iCs/>
       <w:color w:themeColor="text1" w:themeTint="BF" w:val="404040"/>
@@ -3706,7 +3941,7 @@
     <w:uiPriority w:val="9"/>
     <w:rsid w:val="00FC693F"/>
     <w:rPr>
-      <w:rFonts w:asciiTheme="majorHAnsi" w:cstheme="majorBidi" w:eastAsiaTheme="majorEastAsia" w:hAnsiTheme="majorHAnsi"/>
+      <w:rFonts w:asciiTheme="majorHAnsi" w:cstheme="majorBidi" w:hAnsiTheme="majorHAnsi" w:eastAsia="黑体"/>
       <w:b/>
       <w:bCs/>
       <w:color w:themeColor="accent1" w:themeShade="BF" w:val="365F91"/>
@@ -3721,7 +3956,7 @@
     <w:uiPriority w:val="9"/>
     <w:rsid w:val="00FC693F"/>
     <w:rPr>
-      <w:rFonts w:asciiTheme="majorHAnsi" w:cstheme="majorBidi" w:eastAsiaTheme="majorEastAsia" w:hAnsiTheme="majorHAnsi"/>
+      <w:rFonts w:asciiTheme="majorHAnsi" w:cstheme="majorBidi" w:hAnsiTheme="majorHAnsi" w:eastAsia="黑体"/>
       <w:b/>
       <w:bCs/>
       <w:color w:themeColor="accent1" w:val="4F81BD"/>
@@ -3736,7 +3971,7 @@
     <w:uiPriority w:val="9"/>
     <w:rsid w:val="00FC693F"/>
     <w:rPr>
-      <w:rFonts w:asciiTheme="majorHAnsi" w:cstheme="majorBidi" w:eastAsiaTheme="majorEastAsia" w:hAnsiTheme="majorHAnsi"/>
+      <w:rFonts w:asciiTheme="majorHAnsi" w:cstheme="majorBidi" w:hAnsiTheme="majorHAnsi" w:eastAsia="黑体"/>
       <w:b/>
       <w:bCs/>
       <w:color w:themeColor="accent1" w:val="4F81BD"/>
@@ -3759,7 +3994,7 @@
       <w:contextualSpacing/>
     </w:pPr>
     <w:rPr>
-      <w:rFonts w:ascii="Times New Roman" w:asciiTheme="majorHAnsi" w:cstheme="majorBidi" w:eastAsia="黑体" w:eastAsiaTheme="majorEastAsia" w:hAnsi="Times New Roman" w:hAnsiTheme="majorHAnsi"/>
+      <w:rFonts w:ascii="Times New Roman" w:asciiTheme="majorHAnsi" w:cstheme="majorBidi" w:eastAsia="黑体" w:hAnsi="Times New Roman" w:hAnsiTheme="majorHAnsi"/>
       <w:b/>
       <w:color w:val="1F3864"/>
       <w:spacing w:val="5"/>
@@ -3775,7 +4010,7 @@
     <w:uiPriority w:val="10"/>
     <w:rsid w:val="00FC693F"/>
     <w:rPr>
-      <w:rFonts w:asciiTheme="majorHAnsi" w:cstheme="majorBidi" w:eastAsiaTheme="majorEastAsia" w:hAnsiTheme="majorHAnsi"/>
+      <w:rFonts w:asciiTheme="majorHAnsi" w:cstheme="majorBidi" w:hAnsiTheme="majorHAnsi" w:eastAsia="黑体"/>
       <w:color w:themeColor="text2" w:themeShade="BF" w:val="17365D"/>
       <w:spacing w:val="5"/>
       <w:kern w:val="28"/>
@@ -3797,7 +4032,7 @@
       </w:numPr>
     </w:pPr>
     <w:rPr>
-      <w:rFonts w:asciiTheme="majorHAnsi" w:cstheme="majorBidi" w:eastAsiaTheme="majorEastAsia" w:hAnsiTheme="majorHAnsi"/>
+      <w:rFonts w:asciiTheme="majorHAnsi" w:cstheme="majorBidi" w:hAnsiTheme="majorHAnsi" w:eastAsia="黑体"/>
       <w:i/>
       <w:iCs/>
       <w:color w:themeColor="accent1" w:val="4F81BD"/>
@@ -3813,7 +4048,7 @@
     <w:uiPriority w:val="11"/>
     <w:rsid w:val="00FC693F"/>
     <w:rPr>
-      <w:rFonts w:asciiTheme="majorHAnsi" w:cstheme="majorBidi" w:eastAsiaTheme="majorEastAsia" w:hAnsiTheme="majorHAnsi"/>
+      <w:rFonts w:asciiTheme="majorHAnsi" w:cstheme="majorBidi" w:hAnsiTheme="majorHAnsi" w:eastAsia="黑体"/>
       <w:i/>
       <w:iCs/>
       <w:color w:themeColor="accent1" w:val="4F81BD"/>
@@ -3880,6 +4115,7 @@
       <w:spacing w:after="120"/>
     </w:pPr>
     <w:rPr>
+      <w:rFonts w:eastAsia="黑体"/>
       <w:sz w:val="16"/>
       <w:szCs w:val="16"/>
     </w:rPr>
@@ -3891,6 +4127,7 @@
     <w:uiPriority w:val="99"/>
     <w:rsid w:val="00AA1D8D"/>
     <w:rPr>
+      <w:rFonts w:eastAsia="黑体"/>
       <w:sz w:val="16"/>
       <w:szCs w:val="16"/>
     </w:rPr>
@@ -4060,7 +4297,7 @@
       </w:tabs>
     </w:pPr>
     <w:rPr>
-      <w:rFonts w:ascii="Courier" w:hAnsi="Courier"/>
+      <w:rFonts w:ascii="Courier" w:hAnsi="Courier" w:eastAsia="黑体"/>
       <w:sz w:val="20"/>
       <w:szCs w:val="20"/>
     </w:rPr>
@@ -4072,7 +4309,7 @@
     <w:uiPriority w:val="99"/>
     <w:rsid w:val="0029639D"/>
     <w:rPr>
-      <w:rFonts w:ascii="Courier" w:hAnsi="Courier"/>
+      <w:rFonts w:ascii="Courier" w:hAnsi="Courier" w:eastAsia="黑体"/>
       <w:sz w:val="20"/>
       <w:szCs w:val="20"/>
     </w:rPr>
@@ -4108,6 +4345,7 @@
     <w:uiPriority w:val="29"/>
     <w:rsid w:val="00FC693F"/>
     <w:rPr>
+      <w:rFonts w:eastAsia="黑体"/>
       <w:i/>
       <w:iCs/>
       <w:color w:themeColor="text1" w:val="000000"/>
@@ -4121,7 +4359,7 @@
     <w:semiHidden/>
     <w:rsid w:val="00FC693F"/>
     <w:rPr>
-      <w:rFonts w:asciiTheme="majorHAnsi" w:cstheme="majorBidi" w:eastAsiaTheme="majorEastAsia" w:hAnsiTheme="majorHAnsi"/>
+      <w:rFonts w:asciiTheme="majorHAnsi" w:cstheme="majorBidi" w:hAnsiTheme="majorHAnsi" w:eastAsia="黑体"/>
       <w:b/>
       <w:bCs/>
       <w:i/>
@@ -4137,7 +4375,7 @@
     <w:semiHidden/>
     <w:rsid w:val="00FC693F"/>
     <w:rPr>
-      <w:rFonts w:asciiTheme="majorHAnsi" w:cstheme="majorBidi" w:eastAsiaTheme="majorEastAsia" w:hAnsiTheme="majorHAnsi"/>
+      <w:rFonts w:asciiTheme="majorHAnsi" w:cstheme="majorBidi" w:hAnsiTheme="majorHAnsi" w:eastAsia="黑体"/>
       <w:color w:themeColor="accent1" w:themeShade="7F" w:val="243F60"/>
     </w:rPr>
   </w:style>
@@ -4149,7 +4387,7 @@
     <w:semiHidden/>
     <w:rsid w:val="00FC693F"/>
     <w:rPr>
-      <w:rFonts w:asciiTheme="majorHAnsi" w:cstheme="majorBidi" w:eastAsiaTheme="majorEastAsia" w:hAnsiTheme="majorHAnsi"/>
+      <w:rFonts w:asciiTheme="majorHAnsi" w:cstheme="majorBidi" w:hAnsiTheme="majorHAnsi" w:eastAsia="黑体"/>
       <w:i/>
       <w:iCs/>
       <w:color w:themeColor="accent1" w:themeShade="7F" w:val="243F60"/>
@@ -4163,7 +4401,7 @@
     <w:semiHidden/>
     <w:rsid w:val="00FC693F"/>
     <w:rPr>
-      <w:rFonts w:asciiTheme="majorHAnsi" w:cstheme="majorBidi" w:eastAsiaTheme="majorEastAsia" w:hAnsiTheme="majorHAnsi"/>
+      <w:rFonts w:asciiTheme="majorHAnsi" w:cstheme="majorBidi" w:hAnsiTheme="majorHAnsi" w:eastAsia="黑体"/>
       <w:i/>
       <w:iCs/>
       <w:color w:themeColor="text1" w:themeTint="BF" w:val="404040"/>
@@ -4177,7 +4415,7 @@
     <w:semiHidden/>
     <w:rsid w:val="00FC693F"/>
     <w:rPr>
-      <w:rFonts w:asciiTheme="majorHAnsi" w:cstheme="majorBidi" w:eastAsiaTheme="majorEastAsia" w:hAnsiTheme="majorHAnsi"/>
+      <w:rFonts w:asciiTheme="majorHAnsi" w:cstheme="majorBidi" w:hAnsiTheme="majorHAnsi" w:eastAsia="黑体"/>
       <w:color w:themeColor="accent1" w:val="4F81BD"/>
       <w:sz w:val="20"/>
       <w:szCs w:val="20"/>
@@ -4191,7 +4429,7 @@
     <w:semiHidden/>
     <w:rsid w:val="00FC693F"/>
     <w:rPr>
-      <w:rFonts w:asciiTheme="majorHAnsi" w:cstheme="majorBidi" w:eastAsiaTheme="majorEastAsia" w:hAnsiTheme="majorHAnsi"/>
+      <w:rFonts w:asciiTheme="majorHAnsi" w:cstheme="majorBidi" w:hAnsiTheme="majorHAnsi" w:eastAsia="黑体"/>
       <w:i/>
       <w:iCs/>
       <w:color w:themeColor="text1" w:themeTint="BF" w:val="404040"/>
@@ -4212,6 +4450,7 @@
       <w:spacing w:line="240" w:lineRule="auto"/>
     </w:pPr>
     <w:rPr>
+      <w:rFonts w:eastAsia="黑体"/>
       <w:b/>
       <w:bCs/>
       <w:color w:themeColor="accent1" w:val="4F81BD"/>
@@ -4226,6 +4465,7 @@
     <w:qFormat/>
     <w:rsid w:val="00FC693F"/>
     <w:rPr>
+      <w:rFonts w:eastAsia="黑体"/>
       <w:b/>
       <w:bCs/>
     </w:rPr>
@@ -4237,6 +4477,7 @@
     <w:qFormat/>
     <w:rsid w:val="00FC693F"/>
     <w:rPr>
+      <w:rFonts w:eastAsia="黑体"/>
       <w:i/>
       <w:iCs/>
     </w:rPr>
@@ -4257,6 +4498,7 @@
       <w:ind w:left="936" w:right="936"/>
     </w:pPr>
     <w:rPr>
+      <w:rFonts w:eastAsia="黑体"/>
       <w:b/>
       <w:bCs/>
       <w:i/>
@@ -4271,6 +4513,7 @@
     <w:uiPriority w:val="30"/>
     <w:rsid w:val="00FC693F"/>
     <w:rPr>
+      <w:rFonts w:eastAsia="黑体"/>
       <w:b/>
       <w:bCs/>
       <w:i/>
@@ -4285,6 +4528,7 @@
     <w:qFormat/>
     <w:rsid w:val="00FC693F"/>
     <w:rPr>
+      <w:rFonts w:eastAsia="黑体"/>
       <w:i/>
       <w:iCs/>
       <w:color w:themeColor="text1" w:themeTint="7F" w:val="808080"/>
@@ -4297,6 +4541,7 @@
     <w:qFormat/>
     <w:rsid w:val="00FC693F"/>
     <w:rPr>
+      <w:rFonts w:eastAsia="黑体"/>
       <w:b/>
       <w:bCs/>
       <w:i/>
@@ -4311,6 +4556,7 @@
     <w:qFormat/>
     <w:rsid w:val="00FC693F"/>
     <w:rPr>
+      <w:rFonts w:eastAsia="黑体"/>
       <w:smallCaps/>
       <w:color w:themeColor="accent2" w:val="C0504D"/>
       <w:u w:val="single"/>
@@ -4323,6 +4569,7 @@
     <w:qFormat/>
     <w:rsid w:val="00FC693F"/>
     <w:rPr>
+      <w:rFonts w:eastAsia="黑体"/>
       <w:b/>
       <w:bCs/>
       <w:smallCaps/>
@@ -4338,6 +4585,7 @@
     <w:qFormat/>
     <w:rsid w:val="00FC693F"/>
     <w:rPr>
+      <w:rFonts w:eastAsia="黑体"/>
       <w:b/>
       <w:bCs/>
       <w:smallCaps/>
@@ -4392,6 +4640,7 @@
       <w:spacing w:after="0" w:line="240" w:lineRule="auto"/>
     </w:pPr>
     <w:rPr>
+      <w:rFonts w:eastAsia="黑体"/>
       <w:color w:themeColor="text1" w:themeShade="BF" w:val="000000"/>
     </w:rPr>
     <w:tblPr>
@@ -4414,6 +4663,7 @@
         <w:spacing w:after="0" w:before="0" w:line="240" w:lineRule="auto"/>
       </w:pPr>
       <w:rPr>
+        <w:rFonts w:eastAsia="黑体"/>
         <w:b/>
         <w:bCs/>
       </w:rPr>
@@ -4434,6 +4684,7 @@
         <w:spacing w:after="0" w:before="0" w:line="240" w:lineRule="auto"/>
       </w:pPr>
       <w:rPr>
+        <w:rFonts w:eastAsia="黑体"/>
         <w:b/>
         <w:bCs/>
       </w:rPr>
@@ -4451,12 +4702,14 @@
     </w:tblStylePr>
     <w:tblStylePr w:type="firstCol">
       <w:rPr>
+        <w:rFonts w:eastAsia="黑体"/>
         <w:b/>
         <w:bCs/>
       </w:rPr>
     </w:tblStylePr>
     <w:tblStylePr w:type="lastCol">
       <w:rPr>
+        <w:rFonts w:eastAsia="黑体"/>
         <w:b/>
         <w:bCs/>
       </w:rPr>
@@ -4495,6 +4748,7 @@
       <w:spacing w:after="0" w:line="240" w:lineRule="auto"/>
     </w:pPr>
     <w:rPr>
+      <w:rFonts w:eastAsia="黑体"/>
       <w:color w:themeColor="accent1" w:themeShade="BF" w:val="365F91"/>
     </w:rPr>
     <w:tblPr>
@@ -4517,6 +4771,7 @@
         <w:spacing w:after="0" w:before="0" w:line="240" w:lineRule="auto"/>
       </w:pPr>
       <w:rPr>
+        <w:rFonts w:eastAsia="黑体"/>
         <w:b/>
         <w:bCs/>
       </w:rPr>
@@ -4537,6 +4792,7 @@
         <w:spacing w:after="0" w:before="0" w:line="240" w:lineRule="auto"/>
       </w:pPr>
       <w:rPr>
+        <w:rFonts w:eastAsia="黑体"/>
         <w:b/>
         <w:bCs/>
       </w:rPr>
@@ -4554,12 +4810,14 @@
     </w:tblStylePr>
     <w:tblStylePr w:type="firstCol">
       <w:rPr>
+        <w:rFonts w:eastAsia="黑体"/>
         <w:b/>
         <w:bCs/>
       </w:rPr>
     </w:tblStylePr>
     <w:tblStylePr w:type="lastCol">
       <w:rPr>
+        <w:rFonts w:eastAsia="黑体"/>
         <w:b/>
         <w:bCs/>
       </w:rPr>
@@ -4598,6 +4856,7 @@
       <w:spacing w:after="0" w:line="240" w:lineRule="auto"/>
     </w:pPr>
     <w:rPr>
+      <w:rFonts w:eastAsia="黑体"/>
       <w:color w:themeColor="accent2" w:themeShade="BF" w:val="943634"/>
     </w:rPr>
     <w:tblPr>
@@ -4620,6 +4879,7 @@
         <w:spacing w:after="0" w:before="0" w:line="240" w:lineRule="auto"/>
       </w:pPr>
       <w:rPr>
+        <w:rFonts w:eastAsia="黑体"/>
         <w:b/>
         <w:bCs/>
       </w:rPr>
@@ -4640,6 +4900,7 @@
         <w:spacing w:after="0" w:before="0" w:line="240" w:lineRule="auto"/>
       </w:pPr>
       <w:rPr>
+        <w:rFonts w:eastAsia="黑体"/>
         <w:b/>
         <w:bCs/>
       </w:rPr>
@@ -4657,12 +4918,14 @@
     </w:tblStylePr>
     <w:tblStylePr w:type="firstCol">
       <w:rPr>
+        <w:rFonts w:eastAsia="黑体"/>
         <w:b/>
         <w:bCs/>
       </w:rPr>
     </w:tblStylePr>
     <w:tblStylePr w:type="lastCol">
       <w:rPr>
+        <w:rFonts w:eastAsia="黑体"/>
         <w:b/>
         <w:bCs/>
       </w:rPr>
@@ -4701,6 +4964,7 @@
       <w:spacing w:after="0" w:line="240" w:lineRule="auto"/>
     </w:pPr>
     <w:rPr>
+      <w:rFonts w:eastAsia="黑体"/>
       <w:color w:themeColor="accent3" w:themeShade="BF" w:val="76923C"/>
     </w:rPr>
     <w:tblPr>
@@ -4723,6 +4987,7 @@
         <w:spacing w:after="0" w:before="0" w:line="240" w:lineRule="auto"/>
       </w:pPr>
       <w:rPr>
+        <w:rFonts w:eastAsia="黑体"/>
         <w:b/>
         <w:bCs/>
       </w:rPr>
@@ -4743,6 +5008,7 @@
         <w:spacing w:after="0" w:before="0" w:line="240" w:lineRule="auto"/>
       </w:pPr>
       <w:rPr>
+        <w:rFonts w:eastAsia="黑体"/>
         <w:b/>
         <w:bCs/>
       </w:rPr>
@@ -4760,12 +5026,14 @@
     </w:tblStylePr>
     <w:tblStylePr w:type="firstCol">
       <w:rPr>
+        <w:rFonts w:eastAsia="黑体"/>
         <w:b/>
         <w:bCs/>
       </w:rPr>
     </w:tblStylePr>
     <w:tblStylePr w:type="lastCol">
       <w:rPr>
+        <w:rFonts w:eastAsia="黑体"/>
         <w:b/>
         <w:bCs/>
       </w:rPr>
@@ -4804,6 +5072,7 @@
       <w:spacing w:after="0" w:line="240" w:lineRule="auto"/>
     </w:pPr>
     <w:rPr>
+      <w:rFonts w:eastAsia="黑体"/>
       <w:color w:themeColor="accent4" w:themeShade="BF" w:val="5F497A"/>
     </w:rPr>
     <w:tblPr>
@@ -4826,6 +5095,7 @@
         <w:spacing w:after="0" w:before="0" w:line="240" w:lineRule="auto"/>
       </w:pPr>
       <w:rPr>
+        <w:rFonts w:eastAsia="黑体"/>
         <w:b/>
         <w:bCs/>
       </w:rPr>
@@ -4846,6 +5116,7 @@
         <w:spacing w:after="0" w:before="0" w:line="240" w:lineRule="auto"/>
       </w:pPr>
       <w:rPr>
+        <w:rFonts w:eastAsia="黑体"/>
         <w:b/>
         <w:bCs/>
       </w:rPr>
@@ -4863,12 +5134,14 @@
     </w:tblStylePr>
     <w:tblStylePr w:type="firstCol">
       <w:rPr>
+        <w:rFonts w:eastAsia="黑体"/>
         <w:b/>
         <w:bCs/>
       </w:rPr>
     </w:tblStylePr>
     <w:tblStylePr w:type="lastCol">
       <w:rPr>
+        <w:rFonts w:eastAsia="黑体"/>
         <w:b/>
         <w:bCs/>
       </w:rPr>
@@ -4907,6 +5180,7 @@
       <w:spacing w:after="0" w:line="240" w:lineRule="auto"/>
     </w:pPr>
     <w:rPr>
+      <w:rFonts w:eastAsia="黑体"/>
       <w:color w:themeColor="accent5" w:themeShade="BF" w:val="31849B"/>
     </w:rPr>
     <w:tblPr>
@@ -4929,6 +5203,7 @@
         <w:spacing w:after="0" w:before="0" w:line="240" w:lineRule="auto"/>
       </w:pPr>
       <w:rPr>
+        <w:rFonts w:eastAsia="黑体"/>
         <w:b/>
         <w:bCs/>
       </w:rPr>
@@ -4949,6 +5224,7 @@
         <w:spacing w:after="0" w:before="0" w:line="240" w:lineRule="auto"/>
       </w:pPr>
       <w:rPr>
+        <w:rFonts w:eastAsia="黑体"/>
         <w:b/>
         <w:bCs/>
       </w:rPr>
@@ -4966,12 +5242,14 @@
     </w:tblStylePr>
     <w:tblStylePr w:type="firstCol">
       <w:rPr>
+        <w:rFonts w:eastAsia="黑体"/>
         <w:b/>
         <w:bCs/>
       </w:rPr>
     </w:tblStylePr>
     <w:tblStylePr w:type="lastCol">
       <w:rPr>
+        <w:rFonts w:eastAsia="黑体"/>
         <w:b/>
         <w:bCs/>
       </w:rPr>
@@ -5010,6 +5288,7 @@
       <w:spacing w:after="0" w:line="240" w:lineRule="auto"/>
     </w:pPr>
     <w:rPr>
+      <w:rFonts w:eastAsia="黑体"/>
       <w:color w:themeColor="accent6" w:themeShade="BF" w:val="E36C0A"/>
     </w:rPr>
     <w:tblPr>
@@ -5032,6 +5311,7 @@
         <w:spacing w:after="0" w:before="0" w:line="240" w:lineRule="auto"/>
       </w:pPr>
       <w:rPr>
+        <w:rFonts w:eastAsia="黑体"/>
         <w:b/>
         <w:bCs/>
       </w:rPr>
@@ -5052,6 +5332,7 @@
         <w:spacing w:after="0" w:before="0" w:line="240" w:lineRule="auto"/>
       </w:pPr>
       <w:rPr>
+        <w:rFonts w:eastAsia="黑体"/>
         <w:b/>
         <w:bCs/>
       </w:rPr>
@@ -5069,12 +5350,14 @@
     </w:tblStylePr>
     <w:tblStylePr w:type="firstCol">
       <w:rPr>
+        <w:rFonts w:eastAsia="黑体"/>
         <w:b/>
         <w:bCs/>
       </w:rPr>
     </w:tblStylePr>
     <w:tblStylePr w:type="lastCol">
       <w:rPr>
+        <w:rFonts w:eastAsia="黑体"/>
         <w:b/>
         <w:bCs/>
       </w:rPr>
@@ -5134,6 +5417,7 @@
         <w:spacing w:after="0" w:before="0" w:line="240" w:lineRule="auto"/>
       </w:pPr>
       <w:rPr>
+        <w:rFonts w:eastAsia="黑体"/>
         <w:b/>
         <w:bCs/>
         <w:color w:themeColor="background1" w:val="FFFFFF"/>
@@ -5148,6 +5432,7 @@
         <w:spacing w:after="0" w:before="0" w:line="240" w:lineRule="auto"/>
       </w:pPr>
       <w:rPr>
+        <w:rFonts w:eastAsia="黑体"/>
         <w:b/>
         <w:bCs/>
       </w:rPr>
@@ -5163,12 +5448,14 @@
     </w:tblStylePr>
     <w:tblStylePr w:type="firstCol">
       <w:rPr>
+        <w:rFonts w:eastAsia="黑体"/>
         <w:b/>
         <w:bCs/>
       </w:rPr>
     </w:tblStylePr>
     <w:tblStylePr w:type="lastCol">
       <w:rPr>
+        <w:rFonts w:eastAsia="黑体"/>
         <w:b/>
         <w:bCs/>
       </w:rPr>
@@ -5226,6 +5513,7 @@
         <w:spacing w:after="0" w:before="0" w:line="240" w:lineRule="auto"/>
       </w:pPr>
       <w:rPr>
+        <w:rFonts w:eastAsia="黑体"/>
         <w:b/>
         <w:bCs/>
         <w:color w:themeColor="background1" w:val="FFFFFF"/>
@@ -5240,6 +5528,7 @@
         <w:spacing w:after="0" w:before="0" w:line="240" w:lineRule="auto"/>
       </w:pPr>
       <w:rPr>
+        <w:rFonts w:eastAsia="黑体"/>
         <w:b/>
         <w:bCs/>
       </w:rPr>
@@ -5255,12 +5544,14 @@
     </w:tblStylePr>
     <w:tblStylePr w:type="firstCol">
       <w:rPr>
+        <w:rFonts w:eastAsia="黑体"/>
         <w:b/>
         <w:bCs/>
       </w:rPr>
     </w:tblStylePr>
     <w:tblStylePr w:type="lastCol">
       <w:rPr>
+        <w:rFonts w:eastAsia="黑体"/>
         <w:b/>
         <w:bCs/>
       </w:rPr>
@@ -5318,6 +5609,7 @@
         <w:spacing w:after="0" w:before="0" w:line="240" w:lineRule="auto"/>
       </w:pPr>
       <w:rPr>
+        <w:rFonts w:eastAsia="黑体"/>
         <w:b/>
         <w:bCs/>
         <w:color w:themeColor="background1" w:val="FFFFFF"/>
@@ -5332,6 +5624,7 @@
         <w:spacing w:after="0" w:before="0" w:line="240" w:lineRule="auto"/>
       </w:pPr>
       <w:rPr>
+        <w:rFonts w:eastAsia="黑体"/>
         <w:b/>
         <w:bCs/>
       </w:rPr>
@@ -5347,12 +5640,14 @@
     </w:tblStylePr>
     <w:tblStylePr w:type="firstCol">
       <w:rPr>
+        <w:rFonts w:eastAsia="黑体"/>
         <w:b/>
         <w:bCs/>
       </w:rPr>
     </w:tblStylePr>
     <w:tblStylePr w:type="lastCol">
       <w:rPr>
+        <w:rFonts w:eastAsia="黑体"/>
         <w:b/>
         <w:bCs/>
       </w:rPr>
@@ -5410,6 +5705,7 @@
         <w:spacing w:after="0" w:before="0" w:line="240" w:lineRule="auto"/>
       </w:pPr>
       <w:rPr>
+        <w:rFonts w:eastAsia="黑体"/>
         <w:b/>
         <w:bCs/>
         <w:color w:themeColor="background1" w:val="FFFFFF"/>
@@ -5424,6 +5720,7 @@
         <w:spacing w:after="0" w:before="0" w:line="240" w:lineRule="auto"/>
       </w:pPr>
       <w:rPr>
+        <w:rFonts w:eastAsia="黑体"/>
         <w:b/>
         <w:bCs/>
       </w:rPr>
@@ -5439,12 +5736,14 @@
     </w:tblStylePr>
     <w:tblStylePr w:type="firstCol">
       <w:rPr>
+        <w:rFonts w:eastAsia="黑体"/>
         <w:b/>
         <w:bCs/>
       </w:rPr>
     </w:tblStylePr>
     <w:tblStylePr w:type="lastCol">
       <w:rPr>
+        <w:rFonts w:eastAsia="黑体"/>
         <w:b/>
         <w:bCs/>
       </w:rPr>
@@ -5502,6 +5801,7 @@
         <w:spacing w:after="0" w:before="0" w:line="240" w:lineRule="auto"/>
       </w:pPr>
       <w:rPr>
+        <w:rFonts w:eastAsia="黑体"/>
         <w:b/>
         <w:bCs/>
         <w:color w:themeColor="background1" w:val="FFFFFF"/>
@@ -5516,6 +5816,7 @@
         <w:spacing w:after="0" w:before="0" w:line="240" w:lineRule="auto"/>
       </w:pPr>
       <w:rPr>
+        <w:rFonts w:eastAsia="黑体"/>
         <w:b/>
         <w:bCs/>
       </w:rPr>
@@ -5531,12 +5832,14 @@
     </w:tblStylePr>
     <w:tblStylePr w:type="firstCol">
       <w:rPr>
+        <w:rFonts w:eastAsia="黑体"/>
         <w:b/>
         <w:bCs/>
       </w:rPr>
     </w:tblStylePr>
     <w:tblStylePr w:type="lastCol">
       <w:rPr>
+        <w:rFonts w:eastAsia="黑体"/>
         <w:b/>
         <w:bCs/>
       </w:rPr>
@@ -5594,6 +5897,7 @@
         <w:spacing w:after="0" w:before="0" w:line="240" w:lineRule="auto"/>
       </w:pPr>
       <w:rPr>
+        <w:rFonts w:eastAsia="黑体"/>
         <w:b/>
         <w:bCs/>
         <w:color w:themeColor="background1" w:val="FFFFFF"/>
@@ -5608,6 +5912,7 @@
         <w:spacing w:after="0" w:before="0" w:line="240" w:lineRule="auto"/>
       </w:pPr>
       <w:rPr>
+        <w:rFonts w:eastAsia="黑体"/>
         <w:b/>
         <w:bCs/>
       </w:rPr>
@@ -5623,12 +5928,14 @@
     </w:tblStylePr>
     <w:tblStylePr w:type="firstCol">
       <w:rPr>
+        <w:rFonts w:eastAsia="黑体"/>
         <w:b/>
         <w:bCs/>
       </w:rPr>
     </w:tblStylePr>
     <w:tblStylePr w:type="lastCol">
       <w:rPr>
+        <w:rFonts w:eastAsia="黑体"/>
         <w:b/>
         <w:bCs/>
       </w:rPr>
@@ -5686,6 +5993,7 @@
         <w:spacing w:after="0" w:before="0" w:line="240" w:lineRule="auto"/>
       </w:pPr>
       <w:rPr>
+        <w:rFonts w:eastAsia="黑体"/>
         <w:b/>
         <w:bCs/>
         <w:color w:themeColor="background1" w:val="FFFFFF"/>
@@ -5700,6 +6008,7 @@
         <w:spacing w:after="0" w:before="0" w:line="240" w:lineRule="auto"/>
       </w:pPr>
       <w:rPr>
+        <w:rFonts w:eastAsia="黑体"/>
         <w:b/>
         <w:bCs/>
       </w:rPr>
@@ -5715,12 +6024,14 @@
     </w:tblStylePr>
     <w:tblStylePr w:type="firstCol">
       <w:rPr>
+        <w:rFonts w:eastAsia="黑体"/>
         <w:b/>
         <w:bCs/>
       </w:rPr>
     </w:tblStylePr>
     <w:tblStylePr w:type="lastCol">
       <w:rPr>
+        <w:rFonts w:eastAsia="黑体"/>
         <w:b/>
         <w:bCs/>
       </w:rPr>
@@ -5780,7 +6091,7 @@
         <w:spacing w:after="0" w:before="0" w:line="240" w:lineRule="auto"/>
       </w:pPr>
       <w:rPr>
-        <w:rFonts w:asciiTheme="majorHAnsi" w:cstheme="majorBidi" w:eastAsiaTheme="majorEastAsia" w:hAnsiTheme="majorHAnsi"/>
+        <w:rFonts w:asciiTheme="majorHAnsi" w:cstheme="majorBidi" w:hAnsiTheme="majorHAnsi" w:eastAsia="黑体"/>
         <w:b/>
         <w:bCs/>
       </w:rPr>
@@ -5801,7 +6112,7 @@
         <w:spacing w:after="0" w:before="0" w:line="240" w:lineRule="auto"/>
       </w:pPr>
       <w:rPr>
-        <w:rFonts w:asciiTheme="majorHAnsi" w:cstheme="majorBidi" w:eastAsiaTheme="majorEastAsia" w:hAnsiTheme="majorHAnsi"/>
+        <w:rFonts w:asciiTheme="majorHAnsi" w:cstheme="majorBidi" w:hAnsiTheme="majorHAnsi" w:eastAsia="黑体"/>
         <w:b/>
         <w:bCs/>
       </w:rPr>
@@ -5819,14 +6130,14 @@
     </w:tblStylePr>
     <w:tblStylePr w:type="firstCol">
       <w:rPr>
-        <w:rFonts w:asciiTheme="majorHAnsi" w:cstheme="majorBidi" w:eastAsiaTheme="majorEastAsia" w:hAnsiTheme="majorHAnsi"/>
+        <w:rFonts w:asciiTheme="majorHAnsi" w:cstheme="majorBidi" w:hAnsiTheme="majorHAnsi" w:eastAsia="黑体"/>
         <w:b/>
         <w:bCs/>
       </w:rPr>
     </w:tblStylePr>
     <w:tblStylePr w:type="lastCol">
       <w:rPr>
-        <w:rFonts w:asciiTheme="majorHAnsi" w:cstheme="majorBidi" w:eastAsiaTheme="majorEastAsia" w:hAnsiTheme="majorHAnsi"/>
+        <w:rFonts w:asciiTheme="majorHAnsi" w:cstheme="majorBidi" w:hAnsiTheme="majorHAnsi" w:eastAsia="黑体"/>
         <w:b/>
         <w:bCs/>
       </w:rPr>
@@ -5910,7 +6221,7 @@
         <w:spacing w:after="0" w:before="0" w:line="240" w:lineRule="auto"/>
       </w:pPr>
       <w:rPr>
-        <w:rFonts w:asciiTheme="majorHAnsi" w:cstheme="majorBidi" w:eastAsiaTheme="majorEastAsia" w:hAnsiTheme="majorHAnsi"/>
+        <w:rFonts w:asciiTheme="majorHAnsi" w:cstheme="majorBidi" w:hAnsiTheme="majorHAnsi" w:eastAsia="黑体"/>
         <w:b/>
         <w:bCs/>
       </w:rPr>
@@ -5931,7 +6242,7 @@
         <w:spacing w:after="0" w:before="0" w:line="240" w:lineRule="auto"/>
       </w:pPr>
       <w:rPr>
-        <w:rFonts w:asciiTheme="majorHAnsi" w:cstheme="majorBidi" w:eastAsiaTheme="majorEastAsia" w:hAnsiTheme="majorHAnsi"/>
+        <w:rFonts w:asciiTheme="majorHAnsi" w:cstheme="majorBidi" w:hAnsiTheme="majorHAnsi" w:eastAsia="黑体"/>
         <w:b/>
         <w:bCs/>
       </w:rPr>
@@ -5949,14 +6260,14 @@
     </w:tblStylePr>
     <w:tblStylePr w:type="firstCol">
       <w:rPr>
-        <w:rFonts w:asciiTheme="majorHAnsi" w:cstheme="majorBidi" w:eastAsiaTheme="majorEastAsia" w:hAnsiTheme="majorHAnsi"/>
+        <w:rFonts w:asciiTheme="majorHAnsi" w:cstheme="majorBidi" w:hAnsiTheme="majorHAnsi" w:eastAsia="黑体"/>
         <w:b/>
         <w:bCs/>
       </w:rPr>
     </w:tblStylePr>
     <w:tblStylePr w:type="lastCol">
       <w:rPr>
-        <w:rFonts w:asciiTheme="majorHAnsi" w:cstheme="majorBidi" w:eastAsiaTheme="majorEastAsia" w:hAnsiTheme="majorHAnsi"/>
+        <w:rFonts w:asciiTheme="majorHAnsi" w:cstheme="majorBidi" w:hAnsiTheme="majorHAnsi" w:eastAsia="黑体"/>
         <w:b/>
         <w:bCs/>
       </w:rPr>
@@ -6040,7 +6351,7 @@
         <w:spacing w:after="0" w:before="0" w:line="240" w:lineRule="auto"/>
       </w:pPr>
       <w:rPr>
-        <w:rFonts w:asciiTheme="majorHAnsi" w:cstheme="majorBidi" w:eastAsiaTheme="majorEastAsia" w:hAnsiTheme="majorHAnsi"/>
+        <w:rFonts w:asciiTheme="majorHAnsi" w:cstheme="majorBidi" w:hAnsiTheme="majorHAnsi" w:eastAsia="黑体"/>
         <w:b/>
         <w:bCs/>
       </w:rPr>
@@ -6061,7 +6372,7 @@
         <w:spacing w:after="0" w:before="0" w:line="240" w:lineRule="auto"/>
       </w:pPr>
       <w:rPr>
-        <w:rFonts w:asciiTheme="majorHAnsi" w:cstheme="majorBidi" w:eastAsiaTheme="majorEastAsia" w:hAnsiTheme="majorHAnsi"/>
+        <w:rFonts w:asciiTheme="majorHAnsi" w:cstheme="majorBidi" w:hAnsiTheme="majorHAnsi" w:eastAsia="黑体"/>
         <w:b/>
         <w:bCs/>
       </w:rPr>
@@ -6079,14 +6390,14 @@
     </w:tblStylePr>
     <w:tblStylePr w:type="firstCol">
       <w:rPr>
-        <w:rFonts w:asciiTheme="majorHAnsi" w:cstheme="majorBidi" w:eastAsiaTheme="majorEastAsia" w:hAnsiTheme="majorHAnsi"/>
+        <w:rFonts w:asciiTheme="majorHAnsi" w:cstheme="majorBidi" w:hAnsiTheme="majorHAnsi" w:eastAsia="黑体"/>
         <w:b/>
         <w:bCs/>
       </w:rPr>
     </w:tblStylePr>
     <w:tblStylePr w:type="lastCol">
       <w:rPr>
-        <w:rFonts w:asciiTheme="majorHAnsi" w:cstheme="majorBidi" w:eastAsiaTheme="majorEastAsia" w:hAnsiTheme="majorHAnsi"/>
+        <w:rFonts w:asciiTheme="majorHAnsi" w:cstheme="majorBidi" w:hAnsiTheme="majorHAnsi" w:eastAsia="黑体"/>
         <w:b/>
         <w:bCs/>
       </w:rPr>
@@ -6170,7 +6481,7 @@
         <w:spacing w:after="0" w:before="0" w:line="240" w:lineRule="auto"/>
       </w:pPr>
       <w:rPr>
-        <w:rFonts w:asciiTheme="majorHAnsi" w:cstheme="majorBidi" w:eastAsiaTheme="majorEastAsia" w:hAnsiTheme="majorHAnsi"/>
+        <w:rFonts w:asciiTheme="majorHAnsi" w:cstheme="majorBidi" w:hAnsiTheme="majorHAnsi" w:eastAsia="黑体"/>
         <w:b/>
         <w:bCs/>
       </w:rPr>
@@ -6191,7 +6502,7 @@
         <w:spacing w:after="0" w:before="0" w:line="240" w:lineRule="auto"/>
       </w:pPr>
       <w:rPr>
-        <w:rFonts w:asciiTheme="majorHAnsi" w:cstheme="majorBidi" w:eastAsiaTheme="majorEastAsia" w:hAnsiTheme="majorHAnsi"/>
+        <w:rFonts w:asciiTheme="majorHAnsi" w:cstheme="majorBidi" w:hAnsiTheme="majorHAnsi" w:eastAsia="黑体"/>
         <w:b/>
         <w:bCs/>
       </w:rPr>
@@ -6209,14 +6520,14 @@
     </w:tblStylePr>
     <w:tblStylePr w:type="firstCol">
       <w:rPr>
-        <w:rFonts w:asciiTheme="majorHAnsi" w:cstheme="majorBidi" w:eastAsiaTheme="majorEastAsia" w:hAnsiTheme="majorHAnsi"/>
+        <w:rFonts w:asciiTheme="majorHAnsi" w:cstheme="majorBidi" w:hAnsiTheme="majorHAnsi" w:eastAsia="黑体"/>
         <w:b/>
         <w:bCs/>
       </w:rPr>
     </w:tblStylePr>
     <w:tblStylePr w:type="lastCol">
       <w:rPr>
-        <w:rFonts w:asciiTheme="majorHAnsi" w:cstheme="majorBidi" w:eastAsiaTheme="majorEastAsia" w:hAnsiTheme="majorHAnsi"/>
+        <w:rFonts w:asciiTheme="majorHAnsi" w:cstheme="majorBidi" w:hAnsiTheme="majorHAnsi" w:eastAsia="黑体"/>
         <w:b/>
         <w:bCs/>
       </w:rPr>
@@ -6300,7 +6611,7 @@
         <w:spacing w:after="0" w:before="0" w:line="240" w:lineRule="auto"/>
       </w:pPr>
       <w:rPr>
-        <w:rFonts w:asciiTheme="majorHAnsi" w:cstheme="majorBidi" w:eastAsiaTheme="majorEastAsia" w:hAnsiTheme="majorHAnsi"/>
+        <w:rFonts w:asciiTheme="majorHAnsi" w:cstheme="majorBidi" w:hAnsiTheme="majorHAnsi" w:eastAsia="黑体"/>
         <w:b/>
         <w:bCs/>
       </w:rPr>
@@ -6321,7 +6632,7 @@
         <w:spacing w:after="0" w:before="0" w:line="240" w:lineRule="auto"/>
       </w:pPr>
       <w:rPr>
-        <w:rFonts w:asciiTheme="majorHAnsi" w:cstheme="majorBidi" w:eastAsiaTheme="majorEastAsia" w:hAnsiTheme="majorHAnsi"/>
+        <w:rFonts w:asciiTheme="majorHAnsi" w:cstheme="majorBidi" w:hAnsiTheme="majorHAnsi" w:eastAsia="黑体"/>
         <w:b/>
         <w:bCs/>
       </w:rPr>
@@ -6339,14 +6650,14 @@
     </w:tblStylePr>
     <w:tblStylePr w:type="firstCol">
       <w:rPr>
-        <w:rFonts w:asciiTheme="majorHAnsi" w:cstheme="majorBidi" w:eastAsiaTheme="majorEastAsia" w:hAnsiTheme="majorHAnsi"/>
+        <w:rFonts w:asciiTheme="majorHAnsi" w:cstheme="majorBidi" w:hAnsiTheme="majorHAnsi" w:eastAsia="黑体"/>
         <w:b/>
         <w:bCs/>
       </w:rPr>
     </w:tblStylePr>
     <w:tblStylePr w:type="lastCol">
       <w:rPr>
-        <w:rFonts w:asciiTheme="majorHAnsi" w:cstheme="majorBidi" w:eastAsiaTheme="majorEastAsia" w:hAnsiTheme="majorHAnsi"/>
+        <w:rFonts w:asciiTheme="majorHAnsi" w:cstheme="majorBidi" w:hAnsiTheme="majorHAnsi" w:eastAsia="黑体"/>
         <w:b/>
         <w:bCs/>
       </w:rPr>
@@ -6430,7 +6741,7 @@
         <w:spacing w:after="0" w:before="0" w:line="240" w:lineRule="auto"/>
       </w:pPr>
       <w:rPr>
-        <w:rFonts w:asciiTheme="majorHAnsi" w:cstheme="majorBidi" w:eastAsiaTheme="majorEastAsia" w:hAnsiTheme="majorHAnsi"/>
+        <w:rFonts w:asciiTheme="majorHAnsi" w:cstheme="majorBidi" w:hAnsiTheme="majorHAnsi" w:eastAsia="黑体"/>
         <w:b/>
         <w:bCs/>
       </w:rPr>
@@ -6451,7 +6762,7 @@
         <w:spacing w:after="0" w:before="0" w:line="240" w:lineRule="auto"/>
       </w:pPr>
       <w:rPr>
-        <w:rFonts w:asciiTheme="majorHAnsi" w:cstheme="majorBidi" w:eastAsiaTheme="majorEastAsia" w:hAnsiTheme="majorHAnsi"/>
+        <w:rFonts w:asciiTheme="majorHAnsi" w:cstheme="majorBidi" w:hAnsiTheme="majorHAnsi" w:eastAsia="黑体"/>
         <w:b/>
         <w:bCs/>
       </w:rPr>
@@ -6469,14 +6780,14 @@
     </w:tblStylePr>
     <w:tblStylePr w:type="firstCol">
       <w:rPr>
-        <w:rFonts w:asciiTheme="majorHAnsi" w:cstheme="majorBidi" w:eastAsiaTheme="majorEastAsia" w:hAnsiTheme="majorHAnsi"/>
+        <w:rFonts w:asciiTheme="majorHAnsi" w:cstheme="majorBidi" w:hAnsiTheme="majorHAnsi" w:eastAsia="黑体"/>
         <w:b/>
         <w:bCs/>
       </w:rPr>
     </w:tblStylePr>
     <w:tblStylePr w:type="lastCol">
       <w:rPr>
-        <w:rFonts w:asciiTheme="majorHAnsi" w:cstheme="majorBidi" w:eastAsiaTheme="majorEastAsia" w:hAnsiTheme="majorHAnsi"/>
+        <w:rFonts w:asciiTheme="majorHAnsi" w:cstheme="majorBidi" w:hAnsiTheme="majorHAnsi" w:eastAsia="黑体"/>
         <w:b/>
         <w:bCs/>
       </w:rPr>
@@ -6560,7 +6871,7 @@
         <w:spacing w:after="0" w:before="0" w:line="240" w:lineRule="auto"/>
       </w:pPr>
       <w:rPr>
-        <w:rFonts w:asciiTheme="majorHAnsi" w:cstheme="majorBidi" w:eastAsiaTheme="majorEastAsia" w:hAnsiTheme="majorHAnsi"/>
+        <w:rFonts w:asciiTheme="majorHAnsi" w:cstheme="majorBidi" w:hAnsiTheme="majorHAnsi" w:eastAsia="黑体"/>
         <w:b/>
         <w:bCs/>
       </w:rPr>
@@ -6581,7 +6892,7 @@
         <w:spacing w:after="0" w:before="0" w:line="240" w:lineRule="auto"/>
       </w:pPr>
       <w:rPr>
-        <w:rFonts w:asciiTheme="majorHAnsi" w:cstheme="majorBidi" w:eastAsiaTheme="majorEastAsia" w:hAnsiTheme="majorHAnsi"/>
+        <w:rFonts w:asciiTheme="majorHAnsi" w:cstheme="majorBidi" w:hAnsiTheme="majorHAnsi" w:eastAsia="黑体"/>
         <w:b/>
         <w:bCs/>
       </w:rPr>
@@ -6599,14 +6910,14 @@
     </w:tblStylePr>
     <w:tblStylePr w:type="firstCol">
       <w:rPr>
-        <w:rFonts w:asciiTheme="majorHAnsi" w:cstheme="majorBidi" w:eastAsiaTheme="majorEastAsia" w:hAnsiTheme="majorHAnsi"/>
+        <w:rFonts w:asciiTheme="majorHAnsi" w:cstheme="majorBidi" w:hAnsiTheme="majorHAnsi" w:eastAsia="黑体"/>
         <w:b/>
         <w:bCs/>
       </w:rPr>
     </w:tblStylePr>
     <w:tblStylePr w:type="lastCol">
       <w:rPr>
-        <w:rFonts w:asciiTheme="majorHAnsi" w:cstheme="majorBidi" w:eastAsiaTheme="majorEastAsia" w:hAnsiTheme="majorHAnsi"/>
+        <w:rFonts w:asciiTheme="majorHAnsi" w:cstheme="majorBidi" w:hAnsiTheme="majorHAnsi" w:eastAsia="黑体"/>
         <w:b/>
         <w:bCs/>
       </w:rPr>
@@ -6689,6 +7000,7 @@
         <w:spacing w:after="0" w:before="0" w:line="240" w:lineRule="auto"/>
       </w:pPr>
       <w:rPr>
+        <w:rFonts w:eastAsia="黑体"/>
         <w:b/>
         <w:bCs/>
         <w:color w:themeColor="background1" w:val="FFFFFF"/>
@@ -6711,6 +7023,7 @@
         <w:spacing w:after="0" w:before="0" w:line="240" w:lineRule="auto"/>
       </w:pPr>
       <w:rPr>
+        <w:rFonts w:eastAsia="黑体"/>
         <w:b/>
         <w:bCs/>
       </w:rPr>
@@ -6728,12 +7041,14 @@
     </w:tblStylePr>
     <w:tblStylePr w:type="firstCol">
       <w:rPr>
+        <w:rFonts w:eastAsia="黑体"/>
         <w:b/>
         <w:bCs/>
       </w:rPr>
     </w:tblStylePr>
     <w:tblStylePr w:type="lastCol">
       <w:rPr>
+        <w:rFonts w:eastAsia="黑体"/>
         <w:b/>
         <w:bCs/>
       </w:rPr>
@@ -6795,6 +7110,7 @@
         <w:spacing w:after="0" w:before="0" w:line="240" w:lineRule="auto"/>
       </w:pPr>
       <w:rPr>
+        <w:rFonts w:eastAsia="黑体"/>
         <w:b/>
         <w:bCs/>
         <w:color w:themeColor="background1" w:val="FFFFFF"/>
@@ -6817,6 +7133,7 @@
         <w:spacing w:after="0" w:before="0" w:line="240" w:lineRule="auto"/>
       </w:pPr>
       <w:rPr>
+        <w:rFonts w:eastAsia="黑体"/>
         <w:b/>
         <w:bCs/>
       </w:rPr>
@@ -6834,12 +7151,14 @@
     </w:tblStylePr>
     <w:tblStylePr w:type="firstCol">
       <w:rPr>
+        <w:rFonts w:eastAsia="黑体"/>
         <w:b/>
         <w:bCs/>
       </w:rPr>
     </w:tblStylePr>
     <w:tblStylePr w:type="lastCol">
       <w:rPr>
+        <w:rFonts w:eastAsia="黑体"/>
         <w:b/>
         <w:bCs/>
       </w:rPr>
@@ -6901,6 +7220,7 @@
         <w:spacing w:after="0" w:before="0" w:line="240" w:lineRule="auto"/>
       </w:pPr>
       <w:rPr>
+        <w:rFonts w:eastAsia="黑体"/>
         <w:b/>
         <w:bCs/>
         <w:color w:themeColor="background1" w:val="FFFFFF"/>
@@ -6923,6 +7243,7 @@
         <w:spacing w:after="0" w:before="0" w:line="240" w:lineRule="auto"/>
       </w:pPr>
       <w:rPr>
+        <w:rFonts w:eastAsia="黑体"/>
         <w:b/>
         <w:bCs/>
       </w:rPr>
@@ -6940,12 +7261,14 @@
     </w:tblStylePr>
     <w:tblStylePr w:type="firstCol">
       <w:rPr>
+        <w:rFonts w:eastAsia="黑体"/>
         <w:b/>
         <w:bCs/>
       </w:rPr>
     </w:tblStylePr>
     <w:tblStylePr w:type="lastCol">
       <w:rPr>
+        <w:rFonts w:eastAsia="黑体"/>
         <w:b/>
         <w:bCs/>
       </w:rPr>
@@ -7007,6 +7330,7 @@
         <w:spacing w:after="0" w:before="0" w:line="240" w:lineRule="auto"/>
       </w:pPr>
       <w:rPr>
+        <w:rFonts w:eastAsia="黑体"/>
         <w:b/>
         <w:bCs/>
         <w:color w:themeColor="background1" w:val="FFFFFF"/>
@@ -7029,6 +7353,7 @@
         <w:spacing w:after="0" w:before="0" w:line="240" w:lineRule="auto"/>
       </w:pPr>
       <w:rPr>
+        <w:rFonts w:eastAsia="黑体"/>
         <w:b/>
         <w:bCs/>
       </w:rPr>
@@ -7046,12 +7371,14 @@
     </w:tblStylePr>
     <w:tblStylePr w:type="firstCol">
       <w:rPr>
+        <w:rFonts w:eastAsia="黑体"/>
         <w:b/>
         <w:bCs/>
       </w:rPr>
     </w:tblStylePr>
     <w:tblStylePr w:type="lastCol">
       <w:rPr>
+        <w:rFonts w:eastAsia="黑体"/>
         <w:b/>
         <w:bCs/>
       </w:rPr>
@@ -7113,6 +7440,7 @@
         <w:spacing w:after="0" w:before="0" w:line="240" w:lineRule="auto"/>
       </w:pPr>
       <w:rPr>
+        <w:rFonts w:eastAsia="黑体"/>
         <w:b/>
         <w:bCs/>
         <w:color w:themeColor="background1" w:val="FFFFFF"/>
@@ -7135,6 +7463,7 @@
         <w:spacing w:after="0" w:before="0" w:line="240" w:lineRule="auto"/>
       </w:pPr>
       <w:rPr>
+        <w:rFonts w:eastAsia="黑体"/>
         <w:b/>
         <w:bCs/>
       </w:rPr>
@@ -7152,12 +7481,14 @@
     </w:tblStylePr>
     <w:tblStylePr w:type="firstCol">
       <w:rPr>
+        <w:rFonts w:eastAsia="黑体"/>
         <w:b/>
         <w:bCs/>
       </w:rPr>
     </w:tblStylePr>
     <w:tblStylePr w:type="lastCol">
       <w:rPr>
+        <w:rFonts w:eastAsia="黑体"/>
         <w:b/>
         <w:bCs/>
       </w:rPr>
@@ -7219,6 +7550,7 @@
         <w:spacing w:after="0" w:before="0" w:line="240" w:lineRule="auto"/>
       </w:pPr>
       <w:rPr>
+        <w:rFonts w:eastAsia="黑体"/>
         <w:b/>
         <w:bCs/>
         <w:color w:themeColor="background1" w:val="FFFFFF"/>
@@ -7241,6 +7573,7 @@
         <w:spacing w:after="0" w:before="0" w:line="240" w:lineRule="auto"/>
       </w:pPr>
       <w:rPr>
+        <w:rFonts w:eastAsia="黑体"/>
         <w:b/>
         <w:bCs/>
       </w:rPr>
@@ -7258,12 +7591,14 @@
     </w:tblStylePr>
     <w:tblStylePr w:type="firstCol">
       <w:rPr>
+        <w:rFonts w:eastAsia="黑体"/>
         <w:b/>
         <w:bCs/>
       </w:rPr>
     </w:tblStylePr>
     <w:tblStylePr w:type="lastCol">
       <w:rPr>
+        <w:rFonts w:eastAsia="黑体"/>
         <w:b/>
         <w:bCs/>
       </w:rPr>
@@ -7325,6 +7660,7 @@
         <w:spacing w:after="0" w:before="0" w:line="240" w:lineRule="auto"/>
       </w:pPr>
       <w:rPr>
+        <w:rFonts w:eastAsia="黑体"/>
         <w:b/>
         <w:bCs/>
         <w:color w:themeColor="background1" w:val="FFFFFF"/>
@@ -7347,6 +7683,7 @@
         <w:spacing w:after="0" w:before="0" w:line="240" w:lineRule="auto"/>
       </w:pPr>
       <w:rPr>
+        <w:rFonts w:eastAsia="黑体"/>
         <w:b/>
         <w:bCs/>
       </w:rPr>
@@ -7364,12 +7701,14 @@
     </w:tblStylePr>
     <w:tblStylePr w:type="firstCol">
       <w:rPr>
+        <w:rFonts w:eastAsia="黑体"/>
         <w:b/>
         <w:bCs/>
       </w:rPr>
     </w:tblStylePr>
     <w:tblStylePr w:type="lastCol">
       <w:rPr>
+        <w:rFonts w:eastAsia="黑体"/>
         <w:b/>
         <w:bCs/>
       </w:rPr>
@@ -7428,6 +7767,7 @@
         <w:spacing w:after="0" w:before="0" w:line="240" w:lineRule="auto"/>
       </w:pPr>
       <w:rPr>
+        <w:rFonts w:eastAsia="黑体"/>
         <w:b/>
         <w:bCs/>
         <w:color w:themeColor="background1" w:val="FFFFFF"/>
@@ -7450,6 +7790,7 @@
         <w:spacing w:after="0" w:before="0" w:line="240" w:lineRule="auto"/>
       </w:pPr>
       <w:rPr>
+        <w:rFonts w:eastAsia="黑体"/>
         <w:color w:val="auto"/>
       </w:rPr>
       <w:tblPr/>
@@ -7467,6 +7808,7 @@
     </w:tblStylePr>
     <w:tblStylePr w:type="firstCol">
       <w:rPr>
+        <w:rFonts w:eastAsia="黑体"/>
         <w:b/>
         <w:bCs/>
         <w:color w:themeColor="background1" w:val="FFFFFF"/>
@@ -7486,6 +7828,7 @@
     </w:tblStylePr>
     <w:tblStylePr w:type="lastCol">
       <w:rPr>
+        <w:rFonts w:eastAsia="黑体"/>
         <w:b/>
         <w:bCs/>
         <w:color w:themeColor="background1" w:val="FFFFFF"/>
@@ -7534,6 +7877,7 @@
     </w:tblStylePr>
     <w:tblStylePr w:type="nwCell">
       <w:rPr>
+        <w:rFonts w:eastAsia="黑体"/>
         <w:color w:themeColor="background1" w:val="FFFFFF"/>
       </w:rPr>
       <w:tblPr/>
@@ -7577,6 +7921,7 @@
         <w:spacing w:after="0" w:before="0" w:line="240" w:lineRule="auto"/>
       </w:pPr>
       <w:rPr>
+        <w:rFonts w:eastAsia="黑体"/>
         <w:b/>
         <w:bCs/>
         <w:color w:themeColor="background1" w:val="FFFFFF"/>
@@ -7599,6 +7944,7 @@
         <w:spacing w:after="0" w:before="0" w:line="240" w:lineRule="auto"/>
       </w:pPr>
       <w:rPr>
+        <w:rFonts w:eastAsia="黑体"/>
         <w:color w:val="auto"/>
       </w:rPr>
       <w:tblPr/>
@@ -7616,6 +7962,7 @@
     </w:tblStylePr>
     <w:tblStylePr w:type="firstCol">
       <w:rPr>
+        <w:rFonts w:eastAsia="黑体"/>
         <w:b/>
         <w:bCs/>
         <w:color w:themeColor="background1" w:val="FFFFFF"/>
@@ -7635,6 +7982,7 @@
     </w:tblStylePr>
     <w:tblStylePr w:type="lastCol">
       <w:rPr>
+        <w:rFonts w:eastAsia="黑体"/>
         <w:b/>
         <w:bCs/>
         <w:color w:themeColor="background1" w:val="FFFFFF"/>
@@ -7683,6 +8031,7 @@
     </w:tblStylePr>
     <w:tblStylePr w:type="nwCell">
       <w:rPr>
+        <w:rFonts w:eastAsia="黑体"/>
         <w:color w:themeColor="background1" w:val="FFFFFF"/>
       </w:rPr>
       <w:tblPr/>
@@ -7726,6 +8075,7 @@
         <w:spacing w:after="0" w:before="0" w:line="240" w:lineRule="auto"/>
       </w:pPr>
       <w:rPr>
+        <w:rFonts w:eastAsia="黑体"/>
         <w:b/>
         <w:bCs/>
         <w:color w:themeColor="background1" w:val="FFFFFF"/>
@@ -7748,6 +8098,7 @@
         <w:spacing w:after="0" w:before="0" w:line="240" w:lineRule="auto"/>
       </w:pPr>
       <w:rPr>
+        <w:rFonts w:eastAsia="黑体"/>
         <w:color w:val="auto"/>
       </w:rPr>
       <w:tblPr/>
@@ -7765,6 +8116,7 @@
     </w:tblStylePr>
     <w:tblStylePr w:type="firstCol">
       <w:rPr>
+        <w:rFonts w:eastAsia="黑体"/>
         <w:b/>
         <w:bCs/>
         <w:color w:themeColor="background1" w:val="FFFFFF"/>
@@ -7784,6 +8136,7 @@
     </w:tblStylePr>
     <w:tblStylePr w:type="lastCol">
       <w:rPr>
+        <w:rFonts w:eastAsia="黑体"/>
         <w:b/>
         <w:bCs/>
         <w:color w:themeColor="background1" w:val="FFFFFF"/>
@@ -7832,6 +8185,7 @@
     </w:tblStylePr>
     <w:tblStylePr w:type="nwCell">
       <w:rPr>
+        <w:rFonts w:eastAsia="黑体"/>
         <w:color w:themeColor="background1" w:val="FFFFFF"/>
       </w:rPr>
       <w:tblPr/>
@@ -7875,6 +8229,7 @@
         <w:spacing w:after="0" w:before="0" w:line="240" w:lineRule="auto"/>
       </w:pPr>
       <w:rPr>
+        <w:rFonts w:eastAsia="黑体"/>
         <w:b/>
         <w:bCs/>
         <w:color w:themeColor="background1" w:val="FFFFFF"/>
@@ -7897,6 +8252,7 @@
         <w:spacing w:after="0" w:before="0" w:line="240" w:lineRule="auto"/>
       </w:pPr>
       <w:rPr>
+        <w:rFonts w:eastAsia="黑体"/>
         <w:color w:val="auto"/>
       </w:rPr>
       <w:tblPr/>
@@ -7914,6 +8270,7 @@
     </w:tblStylePr>
     <w:tblStylePr w:type="firstCol">
       <w:rPr>
+        <w:rFonts w:eastAsia="黑体"/>
         <w:b/>
         <w:bCs/>
         <w:color w:themeColor="background1" w:val="FFFFFF"/>
@@ -7933,6 +8290,7 @@
     </w:tblStylePr>
     <w:tblStylePr w:type="lastCol">
       <w:rPr>
+        <w:rFonts w:eastAsia="黑体"/>
         <w:b/>
         <w:bCs/>
         <w:color w:themeColor="background1" w:val="FFFFFF"/>
@@ -7981,6 +8339,7 @@
     </w:tblStylePr>
     <w:tblStylePr w:type="nwCell">
       <w:rPr>
+        <w:rFonts w:eastAsia="黑体"/>
         <w:color w:themeColor="background1" w:val="FFFFFF"/>
       </w:rPr>
       <w:tblPr/>
@@ -8024,6 +8383,7 @@
         <w:spacing w:after="0" w:before="0" w:line="240" w:lineRule="auto"/>
       </w:pPr>
       <w:rPr>
+        <w:rFonts w:eastAsia="黑体"/>
         <w:b/>
         <w:bCs/>
         <w:color w:themeColor="background1" w:val="FFFFFF"/>
@@ -8046,6 +8406,7 @@
         <w:spacing w:after="0" w:before="0" w:line="240" w:lineRule="auto"/>
       </w:pPr>
       <w:rPr>
+        <w:rFonts w:eastAsia="黑体"/>
         <w:color w:val="auto"/>
       </w:rPr>
       <w:tblPr/>
@@ -8063,6 +8424,7 @@
     </w:tblStylePr>
     <w:tblStylePr w:type="firstCol">
       <w:rPr>
+        <w:rFonts w:eastAsia="黑体"/>
         <w:b/>
         <w:bCs/>
         <w:color w:themeColor="background1" w:val="FFFFFF"/>
@@ -8082,6 +8444,7 @@
     </w:tblStylePr>
     <w:tblStylePr w:type="lastCol">
       <w:rPr>
+        <w:rFonts w:eastAsia="黑体"/>
         <w:b/>
         <w:bCs/>
         <w:color w:themeColor="background1" w:val="FFFFFF"/>
@@ -8130,6 +8493,7 @@
     </w:tblStylePr>
     <w:tblStylePr w:type="nwCell">
       <w:rPr>
+        <w:rFonts w:eastAsia="黑体"/>
         <w:color w:themeColor="background1" w:val="FFFFFF"/>
       </w:rPr>
       <w:tblPr/>
@@ -8173,6 +8537,7 @@
         <w:spacing w:after="0" w:before="0" w:line="240" w:lineRule="auto"/>
       </w:pPr>
       <w:rPr>
+        <w:rFonts w:eastAsia="黑体"/>
         <w:b/>
         <w:bCs/>
         <w:color w:themeColor="background1" w:val="FFFFFF"/>
@@ -8195,6 +8560,7 @@
         <w:spacing w:after="0" w:before="0" w:line="240" w:lineRule="auto"/>
       </w:pPr>
       <w:rPr>
+        <w:rFonts w:eastAsia="黑体"/>
         <w:color w:val="auto"/>
       </w:rPr>
       <w:tblPr/>
@@ -8212,6 +8578,7 @@
     </w:tblStylePr>
     <w:tblStylePr w:type="firstCol">
       <w:rPr>
+        <w:rFonts w:eastAsia="黑体"/>
         <w:b/>
         <w:bCs/>
         <w:color w:themeColor="background1" w:val="FFFFFF"/>
@@ -8231,6 +8598,7 @@
     </w:tblStylePr>
     <w:tblStylePr w:type="lastCol">
       <w:rPr>
+        <w:rFonts w:eastAsia="黑体"/>
         <w:b/>
         <w:bCs/>
         <w:color w:themeColor="background1" w:val="FFFFFF"/>
@@ -8279,6 +8647,7 @@
     </w:tblStylePr>
     <w:tblStylePr w:type="nwCell">
       <w:rPr>
+        <w:rFonts w:eastAsia="黑体"/>
         <w:color w:themeColor="background1" w:val="FFFFFF"/>
       </w:rPr>
       <w:tblPr/>
@@ -8322,6 +8691,7 @@
         <w:spacing w:after="0" w:before="0" w:line="240" w:lineRule="auto"/>
       </w:pPr>
       <w:rPr>
+        <w:rFonts w:eastAsia="黑体"/>
         <w:b/>
         <w:bCs/>
         <w:color w:themeColor="background1" w:val="FFFFFF"/>
@@ -8344,6 +8714,7 @@
         <w:spacing w:after="0" w:before="0" w:line="240" w:lineRule="auto"/>
       </w:pPr>
       <w:rPr>
+        <w:rFonts w:eastAsia="黑体"/>
         <w:color w:val="auto"/>
       </w:rPr>
       <w:tblPr/>
@@ -8361,6 +8732,7 @@
     </w:tblStylePr>
     <w:tblStylePr w:type="firstCol">
       <w:rPr>
+        <w:rFonts w:eastAsia="黑体"/>
         <w:b/>
         <w:bCs/>
         <w:color w:themeColor="background1" w:val="FFFFFF"/>
@@ -8380,6 +8752,7 @@
     </w:tblStylePr>
     <w:tblStylePr w:type="lastCol">
       <w:rPr>
+        <w:rFonts w:eastAsia="黑体"/>
         <w:b/>
         <w:bCs/>
         <w:color w:themeColor="background1" w:val="FFFFFF"/>
@@ -8428,6 +8801,7 @@
     </w:tblStylePr>
     <w:tblStylePr w:type="nwCell">
       <w:rPr>
+        <w:rFonts w:eastAsia="黑体"/>
         <w:color w:themeColor="background1" w:val="FFFFFF"/>
       </w:rPr>
       <w:tblPr/>
@@ -8452,6 +8826,7 @@
       <w:spacing w:after="0" w:line="240" w:lineRule="auto"/>
     </w:pPr>
     <w:rPr>
+      <w:rFonts w:eastAsia="黑体"/>
       <w:color w:themeColor="text1" w:val="000000"/>
     </w:rPr>
     <w:tblPr>
@@ -8471,7 +8846,7 @@
     </w:tblPr>
     <w:tblStylePr w:type="firstRow">
       <w:rPr>
-        <w:rFonts w:asciiTheme="majorHAnsi" w:cstheme="majorBidi" w:eastAsiaTheme="majorEastAsia" w:hAnsiTheme="majorHAnsi"/>
+        <w:rFonts w:asciiTheme="majorHAnsi" w:cstheme="majorBidi" w:hAnsiTheme="majorHAnsi" w:eastAsia="黑体"/>
       </w:rPr>
       <w:tblPr/>
       <w:tcPr>
@@ -8483,6 +8858,7 @@
     </w:tblStylePr>
     <w:tblStylePr w:type="lastRow">
       <w:rPr>
+        <w:rFonts w:eastAsia="黑体"/>
         <w:b/>
         <w:bCs/>
         <w:color w:themeColor="text2" w:val="1F497D"/>
@@ -8497,12 +8873,14 @@
     </w:tblStylePr>
     <w:tblStylePr w:type="firstCol">
       <w:rPr>
+        <w:rFonts w:eastAsia="黑体"/>
         <w:b/>
         <w:bCs/>
       </w:rPr>
     </w:tblStylePr>
     <w:tblStylePr w:type="lastCol">
       <w:rPr>
+        <w:rFonts w:eastAsia="黑体"/>
         <w:b/>
         <w:bCs/>
       </w:rPr>
@@ -8536,6 +8914,7 @@
       <w:spacing w:after="0" w:line="240" w:lineRule="auto"/>
     </w:pPr>
     <w:rPr>
+      <w:rFonts w:eastAsia="黑体"/>
       <w:color w:themeColor="text1" w:val="000000"/>
     </w:rPr>
     <w:tblPr>
@@ -8555,7 +8934,7 @@
     </w:tblPr>
     <w:tblStylePr w:type="firstRow">
       <w:rPr>
-        <w:rFonts w:asciiTheme="majorHAnsi" w:cstheme="majorBidi" w:eastAsiaTheme="majorEastAsia" w:hAnsiTheme="majorHAnsi"/>
+        <w:rFonts w:asciiTheme="majorHAnsi" w:cstheme="majorBidi" w:hAnsiTheme="majorHAnsi" w:eastAsia="黑体"/>
       </w:rPr>
       <w:tblPr/>
       <w:tcPr>
@@ -8567,6 +8946,7 @@
     </w:tblStylePr>
     <w:tblStylePr w:type="lastRow">
       <w:rPr>
+        <w:rFonts w:eastAsia="黑体"/>
         <w:b/>
         <w:bCs/>
         <w:color w:themeColor="text2" w:val="1F497D"/>
@@ -8581,12 +8961,14 @@
     </w:tblStylePr>
     <w:tblStylePr w:type="firstCol">
       <w:rPr>
+        <w:rFonts w:eastAsia="黑体"/>
         <w:b/>
         <w:bCs/>
       </w:rPr>
     </w:tblStylePr>
     <w:tblStylePr w:type="lastCol">
       <w:rPr>
+        <w:rFonts w:eastAsia="黑体"/>
         <w:b/>
         <w:bCs/>
       </w:rPr>
@@ -8620,6 +9002,7 @@
       <w:spacing w:after="0" w:line="240" w:lineRule="auto"/>
     </w:pPr>
     <w:rPr>
+      <w:rFonts w:eastAsia="黑体"/>
       <w:color w:themeColor="text1" w:val="000000"/>
     </w:rPr>
     <w:tblPr>
@@ -8639,7 +9022,7 @@
     </w:tblPr>
     <w:tblStylePr w:type="firstRow">
       <w:rPr>
-        <w:rFonts w:asciiTheme="majorHAnsi" w:cstheme="majorBidi" w:eastAsiaTheme="majorEastAsia" w:hAnsiTheme="majorHAnsi"/>
+        <w:rFonts w:asciiTheme="majorHAnsi" w:cstheme="majorBidi" w:hAnsiTheme="majorHAnsi" w:eastAsia="黑体"/>
       </w:rPr>
       <w:tblPr/>
       <w:tcPr>
@@ -8651,6 +9034,7 @@
     </w:tblStylePr>
     <w:tblStylePr w:type="lastRow">
       <w:rPr>
+        <w:rFonts w:eastAsia="黑体"/>
         <w:b/>
         <w:bCs/>
         <w:color w:themeColor="text2" w:val="1F497D"/>
@@ -8665,12 +9049,14 @@
     </w:tblStylePr>
     <w:tblStylePr w:type="firstCol">
       <w:rPr>
+        <w:rFonts w:eastAsia="黑体"/>
         <w:b/>
         <w:bCs/>
       </w:rPr>
     </w:tblStylePr>
     <w:tblStylePr w:type="lastCol">
       <w:rPr>
+        <w:rFonts w:eastAsia="黑体"/>
         <w:b/>
         <w:bCs/>
       </w:rPr>
@@ -8704,6 +9090,7 @@
       <w:spacing w:after="0" w:line="240" w:lineRule="auto"/>
     </w:pPr>
     <w:rPr>
+      <w:rFonts w:eastAsia="黑体"/>
       <w:color w:themeColor="text1" w:val="000000"/>
     </w:rPr>
     <w:tblPr>
@@ -8723,7 +9110,7 @@
     </w:tblPr>
     <w:tblStylePr w:type="firstRow">
       <w:rPr>
-        <w:rFonts w:asciiTheme="majorHAnsi" w:cstheme="majorBidi" w:eastAsiaTheme="majorEastAsia" w:hAnsiTheme="majorHAnsi"/>
+        <w:rFonts w:asciiTheme="majorHAnsi" w:cstheme="majorBidi" w:hAnsiTheme="majorHAnsi" w:eastAsia="黑体"/>
       </w:rPr>
       <w:tblPr/>
       <w:tcPr>
@@ -8735,6 +9122,7 @@
     </w:tblStylePr>
     <w:tblStylePr w:type="lastRow">
       <w:rPr>
+        <w:rFonts w:eastAsia="黑体"/>
         <w:b/>
         <w:bCs/>
         <w:color w:themeColor="text2" w:val="1F497D"/>
@@ -8749,12 +9137,14 @@
     </w:tblStylePr>
     <w:tblStylePr w:type="firstCol">
       <w:rPr>
+        <w:rFonts w:eastAsia="黑体"/>
         <w:b/>
         <w:bCs/>
       </w:rPr>
     </w:tblStylePr>
     <w:tblStylePr w:type="lastCol">
       <w:rPr>
+        <w:rFonts w:eastAsia="黑体"/>
         <w:b/>
         <w:bCs/>
       </w:rPr>
@@ -8788,6 +9178,7 @@
       <w:spacing w:after="0" w:line="240" w:lineRule="auto"/>
     </w:pPr>
     <w:rPr>
+      <w:rFonts w:eastAsia="黑体"/>
       <w:color w:themeColor="text1" w:val="000000"/>
     </w:rPr>
     <w:tblPr>
@@ -8807,7 +9198,7 @@
     </w:tblPr>
     <w:tblStylePr w:type="firstRow">
       <w:rPr>
-        <w:rFonts w:asciiTheme="majorHAnsi" w:cstheme="majorBidi" w:eastAsiaTheme="majorEastAsia" w:hAnsiTheme="majorHAnsi"/>
+        <w:rFonts w:asciiTheme="majorHAnsi" w:cstheme="majorBidi" w:hAnsiTheme="majorHAnsi" w:eastAsia="黑体"/>
       </w:rPr>
       <w:tblPr/>
       <w:tcPr>
@@ -8819,6 +9210,7 @@
     </w:tblStylePr>
     <w:tblStylePr w:type="lastRow">
       <w:rPr>
+        <w:rFonts w:eastAsia="黑体"/>
         <w:b/>
         <w:bCs/>
         <w:color w:themeColor="text2" w:val="1F497D"/>
@@ -8833,12 +9225,14 @@
     </w:tblStylePr>
     <w:tblStylePr w:type="firstCol">
       <w:rPr>
+        <w:rFonts w:eastAsia="黑体"/>
         <w:b/>
         <w:bCs/>
       </w:rPr>
     </w:tblStylePr>
     <w:tblStylePr w:type="lastCol">
       <w:rPr>
+        <w:rFonts w:eastAsia="黑体"/>
         <w:b/>
         <w:bCs/>
       </w:rPr>
@@ -8872,6 +9266,7 @@
       <w:spacing w:after="0" w:line="240" w:lineRule="auto"/>
     </w:pPr>
     <w:rPr>
+      <w:rFonts w:eastAsia="黑体"/>
       <w:color w:themeColor="text1" w:val="000000"/>
     </w:rPr>
     <w:tblPr>
@@ -8891,7 +9286,7 @@
     </w:tblPr>
     <w:tblStylePr w:type="firstRow">
       <w:rPr>
-        <w:rFonts w:asciiTheme="majorHAnsi" w:cstheme="majorBidi" w:eastAsiaTheme="majorEastAsia" w:hAnsiTheme="majorHAnsi"/>
+        <w:rFonts w:asciiTheme="majorHAnsi" w:cstheme="majorBidi" w:hAnsiTheme="majorHAnsi" w:eastAsia="黑体"/>
       </w:rPr>
       <w:tblPr/>
       <w:tcPr>
@@ -8903,6 +9298,7 @@
     </w:tblStylePr>
     <w:tblStylePr w:type="lastRow">
       <w:rPr>
+        <w:rFonts w:eastAsia="黑体"/>
         <w:b/>
         <w:bCs/>
         <w:color w:themeColor="text2" w:val="1F497D"/>
@@ -8917,12 +9313,14 @@
     </w:tblStylePr>
     <w:tblStylePr w:type="firstCol">
       <w:rPr>
+        <w:rFonts w:eastAsia="黑体"/>
         <w:b/>
         <w:bCs/>
       </w:rPr>
     </w:tblStylePr>
     <w:tblStylePr w:type="lastCol">
       <w:rPr>
+        <w:rFonts w:eastAsia="黑体"/>
         <w:b/>
         <w:bCs/>
       </w:rPr>
@@ -8956,6 +9354,7 @@
       <w:spacing w:after="0" w:line="240" w:lineRule="auto"/>
     </w:pPr>
     <w:rPr>
+      <w:rFonts w:eastAsia="黑体"/>
       <w:color w:themeColor="text1" w:val="000000"/>
     </w:rPr>
     <w:tblPr>
@@ -8975,7 +9374,7 @@
     </w:tblPr>
     <w:tblStylePr w:type="firstRow">
       <w:rPr>
-        <w:rFonts w:asciiTheme="majorHAnsi" w:cstheme="majorBidi" w:eastAsiaTheme="majorEastAsia" w:hAnsiTheme="majorHAnsi"/>
+        <w:rFonts w:asciiTheme="majorHAnsi" w:cstheme="majorBidi" w:hAnsiTheme="majorHAnsi" w:eastAsia="黑体"/>
       </w:rPr>
       <w:tblPr/>
       <w:tcPr>
@@ -8987,6 +9386,7 @@
     </w:tblStylePr>
     <w:tblStylePr w:type="lastRow">
       <w:rPr>
+        <w:rFonts w:eastAsia="黑体"/>
         <w:b/>
         <w:bCs/>
         <w:color w:themeColor="text2" w:val="1F497D"/>
@@ -9001,12 +9401,14 @@
     </w:tblStylePr>
     <w:tblStylePr w:type="firstCol">
       <w:rPr>
+        <w:rFonts w:eastAsia="黑体"/>
         <w:b/>
         <w:bCs/>
       </w:rPr>
     </w:tblStylePr>
     <w:tblStylePr w:type="lastCol">
       <w:rPr>
+        <w:rFonts w:eastAsia="黑体"/>
         <w:b/>
         <w:bCs/>
       </w:rPr>
@@ -9040,7 +9442,7 @@
       <w:spacing w:after="0" w:line="240" w:lineRule="auto"/>
     </w:pPr>
     <w:rPr>
-      <w:rFonts w:asciiTheme="majorHAnsi" w:cstheme="majorBidi" w:eastAsiaTheme="majorEastAsia" w:hAnsiTheme="majorHAnsi"/>
+      <w:rFonts w:asciiTheme="majorHAnsi" w:cstheme="majorBidi" w:hAnsiTheme="majorHAnsi" w:eastAsia="黑体"/>
       <w:color w:themeColor="text1" w:val="000000"/>
     </w:rPr>
     <w:tblPr>
@@ -9062,6 +9464,7 @@
     </w:tblPr>
     <w:tblStylePr w:type="firstRow">
       <w:rPr>
+        <w:rFonts w:eastAsia="黑体"/>
         <w:sz w:val="24"/>
         <w:szCs w:val="24"/>
       </w:rPr>
@@ -9168,7 +9571,7 @@
       <w:spacing w:after="0" w:line="240" w:lineRule="auto"/>
     </w:pPr>
     <w:rPr>
-      <w:rFonts w:asciiTheme="majorHAnsi" w:cstheme="majorBidi" w:eastAsiaTheme="majorEastAsia" w:hAnsiTheme="majorHAnsi"/>
+      <w:rFonts w:asciiTheme="majorHAnsi" w:cstheme="majorBidi" w:hAnsiTheme="majorHAnsi" w:eastAsia="黑体"/>
       <w:color w:themeColor="text1" w:val="000000"/>
     </w:rPr>
     <w:tblPr>
@@ -9190,6 +9593,7 @@
     </w:tblPr>
     <w:tblStylePr w:type="firstRow">
       <w:rPr>
+        <w:rFonts w:eastAsia="黑体"/>
         <w:sz w:val="24"/>
         <w:szCs w:val="24"/>
       </w:rPr>
@@ -9296,7 +9700,7 @@
       <w:spacing w:after="0" w:line="240" w:lineRule="auto"/>
     </w:pPr>
     <w:rPr>
-      <w:rFonts w:asciiTheme="majorHAnsi" w:cstheme="majorBidi" w:eastAsiaTheme="majorEastAsia" w:hAnsiTheme="majorHAnsi"/>
+      <w:rFonts w:asciiTheme="majorHAnsi" w:cstheme="majorBidi" w:hAnsiTheme="majorHAnsi" w:eastAsia="黑体"/>
       <w:color w:themeColor="text1" w:val="000000"/>
     </w:rPr>
     <w:tblPr>
@@ -9318,6 +9722,7 @@
     </w:tblPr>
     <w:tblStylePr w:type="firstRow">
       <w:rPr>
+        <w:rFonts w:eastAsia="黑体"/>
         <w:sz w:val="24"/>
         <w:szCs w:val="24"/>
       </w:rPr>
@@ -9424,7 +9829,7 @@
       <w:spacing w:after="0" w:line="240" w:lineRule="auto"/>
     </w:pPr>
     <w:rPr>
-      <w:rFonts w:asciiTheme="majorHAnsi" w:cstheme="majorBidi" w:eastAsiaTheme="majorEastAsia" w:hAnsiTheme="majorHAnsi"/>
+      <w:rFonts w:asciiTheme="majorHAnsi" w:cstheme="majorBidi" w:hAnsiTheme="majorHAnsi" w:eastAsia="黑体"/>
       <w:color w:themeColor="text1" w:val="000000"/>
     </w:rPr>
     <w:tblPr>
@@ -9446,6 +9851,7 @@
     </w:tblPr>
     <w:tblStylePr w:type="firstRow">
       <w:rPr>
+        <w:rFonts w:eastAsia="黑体"/>
         <w:sz w:val="24"/>
         <w:szCs w:val="24"/>
       </w:rPr>
@@ -9552,7 +9958,7 @@
       <w:spacing w:after="0" w:line="240" w:lineRule="auto"/>
     </w:pPr>
     <w:rPr>
-      <w:rFonts w:asciiTheme="majorHAnsi" w:cstheme="majorBidi" w:eastAsiaTheme="majorEastAsia" w:hAnsiTheme="majorHAnsi"/>
+      <w:rFonts w:asciiTheme="majorHAnsi" w:cstheme="majorBidi" w:hAnsiTheme="majorHAnsi" w:eastAsia="黑体"/>
       <w:color w:themeColor="text1" w:val="000000"/>
     </w:rPr>
     <w:tblPr>
@@ -9574,6 +9980,7 @@
     </w:tblPr>
     <w:tblStylePr w:type="firstRow">
       <w:rPr>
+        <w:rFonts w:eastAsia="黑体"/>
         <w:sz w:val="24"/>
         <w:szCs w:val="24"/>
       </w:rPr>
@@ -9680,7 +10087,7 @@
       <w:spacing w:after="0" w:line="240" w:lineRule="auto"/>
     </w:pPr>
     <w:rPr>
-      <w:rFonts w:asciiTheme="majorHAnsi" w:cstheme="majorBidi" w:eastAsiaTheme="majorEastAsia" w:hAnsiTheme="majorHAnsi"/>
+      <w:rFonts w:asciiTheme="majorHAnsi" w:cstheme="majorBidi" w:hAnsiTheme="majorHAnsi" w:eastAsia="黑体"/>
       <w:color w:themeColor="text1" w:val="000000"/>
     </w:rPr>
     <w:tblPr>
@@ -9702,6 +10109,7 @@
     </w:tblPr>
     <w:tblStylePr w:type="firstRow">
       <w:rPr>
+        <w:rFonts w:eastAsia="黑体"/>
         <w:sz w:val="24"/>
         <w:szCs w:val="24"/>
       </w:rPr>
@@ -9808,7 +10216,7 @@
       <w:spacing w:after="0" w:line="240" w:lineRule="auto"/>
     </w:pPr>
     <w:rPr>
-      <w:rFonts w:asciiTheme="majorHAnsi" w:cstheme="majorBidi" w:eastAsiaTheme="majorEastAsia" w:hAnsiTheme="majorHAnsi"/>
+      <w:rFonts w:asciiTheme="majorHAnsi" w:cstheme="majorBidi" w:hAnsiTheme="majorHAnsi" w:eastAsia="黑体"/>
       <w:color w:themeColor="text1" w:val="000000"/>
     </w:rPr>
     <w:tblPr>
@@ -9830,6 +10238,7 @@
     </w:tblPr>
     <w:tblStylePr w:type="firstRow">
       <w:rPr>
+        <w:rFonts w:eastAsia="黑体"/>
         <w:sz w:val="24"/>
         <w:szCs w:val="24"/>
       </w:rPr>
@@ -9959,12 +10368,14 @@
     </w:tcPr>
     <w:tblStylePr w:type="firstRow">
       <w:rPr>
+        <w:rFonts w:eastAsia="黑体"/>
         <w:b/>
         <w:bCs/>
       </w:rPr>
     </w:tblStylePr>
     <w:tblStylePr w:type="lastRow">
       <w:rPr>
+        <w:rFonts w:eastAsia="黑体"/>
         <w:b/>
         <w:bCs/>
       </w:rPr>
@@ -9977,12 +10388,14 @@
     </w:tblStylePr>
     <w:tblStylePr w:type="firstCol">
       <w:rPr>
+        <w:rFonts w:eastAsia="黑体"/>
         <w:b/>
         <w:bCs/>
       </w:rPr>
     </w:tblStylePr>
     <w:tblStylePr w:type="lastCol">
       <w:rPr>
+        <w:rFonts w:eastAsia="黑体"/>
         <w:b/>
         <w:bCs/>
       </w:rPr>
@@ -10032,12 +10445,14 @@
     </w:tcPr>
     <w:tblStylePr w:type="firstRow">
       <w:rPr>
+        <w:rFonts w:eastAsia="黑体"/>
         <w:b/>
         <w:bCs/>
       </w:rPr>
     </w:tblStylePr>
     <w:tblStylePr w:type="lastRow">
       <w:rPr>
+        <w:rFonts w:eastAsia="黑体"/>
         <w:b/>
         <w:bCs/>
       </w:rPr>
@@ -10050,12 +10465,14 @@
     </w:tblStylePr>
     <w:tblStylePr w:type="firstCol">
       <w:rPr>
+        <w:rFonts w:eastAsia="黑体"/>
         <w:b/>
         <w:bCs/>
       </w:rPr>
     </w:tblStylePr>
     <w:tblStylePr w:type="lastCol">
       <w:rPr>
+        <w:rFonts w:eastAsia="黑体"/>
         <w:b/>
         <w:bCs/>
       </w:rPr>
@@ -10105,12 +10522,14 @@
     </w:tcPr>
     <w:tblStylePr w:type="firstRow">
       <w:rPr>
+        <w:rFonts w:eastAsia="黑体"/>
         <w:b/>
         <w:bCs/>
       </w:rPr>
     </w:tblStylePr>
     <w:tblStylePr w:type="lastRow">
       <w:rPr>
+        <w:rFonts w:eastAsia="黑体"/>
         <w:b/>
         <w:bCs/>
       </w:rPr>
@@ -10123,12 +10542,14 @@
     </w:tblStylePr>
     <w:tblStylePr w:type="firstCol">
       <w:rPr>
+        <w:rFonts w:eastAsia="黑体"/>
         <w:b/>
         <w:bCs/>
       </w:rPr>
     </w:tblStylePr>
     <w:tblStylePr w:type="lastCol">
       <w:rPr>
+        <w:rFonts w:eastAsia="黑体"/>
         <w:b/>
         <w:bCs/>
       </w:rPr>
@@ -10178,12 +10599,14 @@
     </w:tcPr>
     <w:tblStylePr w:type="firstRow">
       <w:rPr>
+        <w:rFonts w:eastAsia="黑体"/>
         <w:b/>
         <w:bCs/>
       </w:rPr>
     </w:tblStylePr>
     <w:tblStylePr w:type="lastRow">
       <w:rPr>
+        <w:rFonts w:eastAsia="黑体"/>
         <w:b/>
         <w:bCs/>
       </w:rPr>
@@ -10196,12 +10619,14 @@
     </w:tblStylePr>
     <w:tblStylePr w:type="firstCol">
       <w:rPr>
+        <w:rFonts w:eastAsia="黑体"/>
         <w:b/>
         <w:bCs/>
       </w:rPr>
     </w:tblStylePr>
     <w:tblStylePr w:type="lastCol">
       <w:rPr>
+        <w:rFonts w:eastAsia="黑体"/>
         <w:b/>
         <w:bCs/>
       </w:rPr>
@@ -10251,12 +10676,14 @@
     </w:tcPr>
     <w:tblStylePr w:type="firstRow">
       <w:rPr>
+        <w:rFonts w:eastAsia="黑体"/>
         <w:b/>
         <w:bCs/>
       </w:rPr>
     </w:tblStylePr>
     <w:tblStylePr w:type="lastRow">
       <w:rPr>
+        <w:rFonts w:eastAsia="黑体"/>
         <w:b/>
         <w:bCs/>
       </w:rPr>
@@ -10269,12 +10696,14 @@
     </w:tblStylePr>
     <w:tblStylePr w:type="firstCol">
       <w:rPr>
+        <w:rFonts w:eastAsia="黑体"/>
         <w:b/>
         <w:bCs/>
       </w:rPr>
     </w:tblStylePr>
     <w:tblStylePr w:type="lastCol">
       <w:rPr>
+        <w:rFonts w:eastAsia="黑体"/>
         <w:b/>
         <w:bCs/>
       </w:rPr>
@@ -10324,12 +10753,14 @@
     </w:tcPr>
     <w:tblStylePr w:type="firstRow">
       <w:rPr>
+        <w:rFonts w:eastAsia="黑体"/>
         <w:b/>
         <w:bCs/>
       </w:rPr>
     </w:tblStylePr>
     <w:tblStylePr w:type="lastRow">
       <w:rPr>
+        <w:rFonts w:eastAsia="黑体"/>
         <w:b/>
         <w:bCs/>
       </w:rPr>
@@ -10342,12 +10773,14 @@
     </w:tblStylePr>
     <w:tblStylePr w:type="firstCol">
       <w:rPr>
+        <w:rFonts w:eastAsia="黑体"/>
         <w:b/>
         <w:bCs/>
       </w:rPr>
     </w:tblStylePr>
     <w:tblStylePr w:type="lastCol">
       <w:rPr>
+        <w:rFonts w:eastAsia="黑体"/>
         <w:b/>
         <w:bCs/>
       </w:rPr>
@@ -10397,12 +10830,14 @@
     </w:tcPr>
     <w:tblStylePr w:type="firstRow">
       <w:rPr>
+        <w:rFonts w:eastAsia="黑体"/>
         <w:b/>
         <w:bCs/>
       </w:rPr>
     </w:tblStylePr>
     <w:tblStylePr w:type="lastRow">
       <w:rPr>
+        <w:rFonts w:eastAsia="黑体"/>
         <w:b/>
         <w:bCs/>
       </w:rPr>
@@ -10415,12 +10850,14 @@
     </w:tblStylePr>
     <w:tblStylePr w:type="firstCol">
       <w:rPr>
+        <w:rFonts w:eastAsia="黑体"/>
         <w:b/>
         <w:bCs/>
       </w:rPr>
     </w:tblStylePr>
     <w:tblStylePr w:type="lastCol">
       <w:rPr>
+        <w:rFonts w:eastAsia="黑体"/>
         <w:b/>
         <w:bCs/>
       </w:rPr>
@@ -10447,7 +10884,7 @@
       <w:spacing w:after="0" w:line="240" w:lineRule="auto"/>
     </w:pPr>
     <w:rPr>
-      <w:rFonts w:asciiTheme="majorHAnsi" w:cstheme="majorBidi" w:eastAsiaTheme="majorEastAsia" w:hAnsiTheme="majorHAnsi"/>
+      <w:rFonts w:asciiTheme="majorHAnsi" w:cstheme="majorBidi" w:hAnsiTheme="majorHAnsi" w:eastAsia="黑体"/>
       <w:color w:themeColor="text1" w:val="000000"/>
     </w:rPr>
     <w:tblPr>
@@ -10474,6 +10911,7 @@
     </w:tcPr>
     <w:tblStylePr w:type="firstRow">
       <w:rPr>
+        <w:rFonts w:eastAsia="黑体"/>
         <w:b/>
         <w:bCs/>
         <w:color w:themeColor="text1" w:val="000000"/>
@@ -10485,6 +10923,7 @@
     </w:tblStylePr>
     <w:tblStylePr w:type="lastRow">
       <w:rPr>
+        <w:rFonts w:eastAsia="黑体"/>
         <w:b/>
         <w:bCs/>
         <w:color w:themeColor="text1" w:val="000000"/>
@@ -10504,6 +10943,7 @@
     </w:tblStylePr>
     <w:tblStylePr w:type="firstCol">
       <w:rPr>
+        <w:rFonts w:eastAsia="黑体"/>
         <w:b/>
         <w:bCs/>
         <w:color w:themeColor="text1" w:val="000000"/>
@@ -10523,6 +10963,7 @@
     </w:tblStylePr>
     <w:tblStylePr w:type="lastCol">
       <w:rPr>
+        <w:rFonts w:eastAsia="黑体"/>
         <w:b w:val="0"/>
         <w:bCs w:val="0"/>
         <w:color w:themeColor="text1" w:val="000000"/>
@@ -10572,7 +11013,7 @@
       <w:spacing w:after="0" w:line="240" w:lineRule="auto"/>
     </w:pPr>
     <w:rPr>
-      <w:rFonts w:asciiTheme="majorHAnsi" w:cstheme="majorBidi" w:eastAsiaTheme="majorEastAsia" w:hAnsiTheme="majorHAnsi"/>
+      <w:rFonts w:asciiTheme="majorHAnsi" w:cstheme="majorBidi" w:hAnsiTheme="majorHAnsi" w:eastAsia="黑体"/>
       <w:color w:themeColor="text1" w:val="000000"/>
     </w:rPr>
     <w:tblPr>
@@ -10599,6 +11040,7 @@
     </w:tcPr>
     <w:tblStylePr w:type="firstRow">
       <w:rPr>
+        <w:rFonts w:eastAsia="黑体"/>
         <w:b/>
         <w:bCs/>
         <w:color w:themeColor="text1" w:val="000000"/>
@@ -10610,6 +11052,7 @@
     </w:tblStylePr>
     <w:tblStylePr w:type="lastRow">
       <w:rPr>
+        <w:rFonts w:eastAsia="黑体"/>
         <w:b/>
         <w:bCs/>
         <w:color w:themeColor="text1" w:val="000000"/>
@@ -10629,6 +11072,7 @@
     </w:tblStylePr>
     <w:tblStylePr w:type="firstCol">
       <w:rPr>
+        <w:rFonts w:eastAsia="黑体"/>
         <w:b/>
         <w:bCs/>
         <w:color w:themeColor="text1" w:val="000000"/>
@@ -10648,6 +11092,7 @@
     </w:tblStylePr>
     <w:tblStylePr w:type="lastCol">
       <w:rPr>
+        <w:rFonts w:eastAsia="黑体"/>
         <w:b w:val="0"/>
         <w:bCs w:val="0"/>
         <w:color w:themeColor="text1" w:val="000000"/>
@@ -10697,7 +11142,7 @@
       <w:spacing w:after="0" w:line="240" w:lineRule="auto"/>
     </w:pPr>
     <w:rPr>
-      <w:rFonts w:asciiTheme="majorHAnsi" w:cstheme="majorBidi" w:eastAsiaTheme="majorEastAsia" w:hAnsiTheme="majorHAnsi"/>
+      <w:rFonts w:asciiTheme="majorHAnsi" w:cstheme="majorBidi" w:hAnsiTheme="majorHAnsi" w:eastAsia="黑体"/>
       <w:color w:themeColor="text1" w:val="000000"/>
     </w:rPr>
     <w:tblPr>
@@ -10724,6 +11169,7 @@
     </w:tcPr>
     <w:tblStylePr w:type="firstRow">
       <w:rPr>
+        <w:rFonts w:eastAsia="黑体"/>
         <w:b/>
         <w:bCs/>
         <w:color w:themeColor="text1" w:val="000000"/>
@@ -10735,6 +11181,7 @@
     </w:tblStylePr>
     <w:tblStylePr w:type="lastRow">
       <w:rPr>
+        <w:rFonts w:eastAsia="黑体"/>
         <w:b/>
         <w:bCs/>
         <w:color w:themeColor="text1" w:val="000000"/>
@@ -10754,6 +11201,7 @@
     </w:tblStylePr>
     <w:tblStylePr w:type="firstCol">
       <w:rPr>
+        <w:rFonts w:eastAsia="黑体"/>
         <w:b/>
         <w:bCs/>
         <w:color w:themeColor="text1" w:val="000000"/>
@@ -10773,6 +11221,7 @@
     </w:tblStylePr>
     <w:tblStylePr w:type="lastCol">
       <w:rPr>
+        <w:rFonts w:eastAsia="黑体"/>
         <w:b w:val="0"/>
         <w:bCs w:val="0"/>
         <w:color w:themeColor="text1" w:val="000000"/>
@@ -10822,7 +11271,7 @@
       <w:spacing w:after="0" w:line="240" w:lineRule="auto"/>
     </w:pPr>
     <w:rPr>
-      <w:rFonts w:asciiTheme="majorHAnsi" w:cstheme="majorBidi" w:eastAsiaTheme="majorEastAsia" w:hAnsiTheme="majorHAnsi"/>
+      <w:rFonts w:asciiTheme="majorHAnsi" w:cstheme="majorBidi" w:hAnsiTheme="majorHAnsi" w:eastAsia="黑体"/>
       <w:color w:themeColor="text1" w:val="000000"/>
     </w:rPr>
     <w:tblPr>
@@ -10849,6 +11298,7 @@
     </w:tcPr>
     <w:tblStylePr w:type="firstRow">
       <w:rPr>
+        <w:rFonts w:eastAsia="黑体"/>
         <w:b/>
         <w:bCs/>
         <w:color w:themeColor="text1" w:val="000000"/>
@@ -10860,6 +11310,7 @@
     </w:tblStylePr>
     <w:tblStylePr w:type="lastRow">
       <w:rPr>
+        <w:rFonts w:eastAsia="黑体"/>
         <w:b/>
         <w:bCs/>
         <w:color w:themeColor="text1" w:val="000000"/>
@@ -10879,6 +11330,7 @@
     </w:tblStylePr>
     <w:tblStylePr w:type="firstCol">
       <w:rPr>
+        <w:rFonts w:eastAsia="黑体"/>
         <w:b/>
         <w:bCs/>
         <w:color w:themeColor="text1" w:val="000000"/>
@@ -10898,6 +11350,7 @@
     </w:tblStylePr>
     <w:tblStylePr w:type="lastCol">
       <w:rPr>
+        <w:rFonts w:eastAsia="黑体"/>
         <w:b w:val="0"/>
         <w:bCs w:val="0"/>
         <w:color w:themeColor="text1" w:val="000000"/>
@@ -10947,7 +11400,7 @@
       <w:spacing w:after="0" w:line="240" w:lineRule="auto"/>
     </w:pPr>
     <w:rPr>
-      <w:rFonts w:asciiTheme="majorHAnsi" w:cstheme="majorBidi" w:eastAsiaTheme="majorEastAsia" w:hAnsiTheme="majorHAnsi"/>
+      <w:rFonts w:asciiTheme="majorHAnsi" w:cstheme="majorBidi" w:hAnsiTheme="majorHAnsi" w:eastAsia="黑体"/>
       <w:color w:themeColor="text1" w:val="000000"/>
     </w:rPr>
     <w:tblPr>
@@ -10974,6 +11427,7 @@
     </w:tcPr>
     <w:tblStylePr w:type="firstRow">
       <w:rPr>
+        <w:rFonts w:eastAsia="黑体"/>
         <w:b/>
         <w:bCs/>
         <w:color w:themeColor="text1" w:val="000000"/>
@@ -10985,6 +11439,7 @@
     </w:tblStylePr>
     <w:tblStylePr w:type="lastRow">
       <w:rPr>
+        <w:rFonts w:eastAsia="黑体"/>
         <w:b/>
         <w:bCs/>
         <w:color w:themeColor="text1" w:val="000000"/>
@@ -11004,6 +11459,7 @@
     </w:tblStylePr>
     <w:tblStylePr w:type="firstCol">
       <w:rPr>
+        <w:rFonts w:eastAsia="黑体"/>
         <w:b/>
         <w:bCs/>
         <w:color w:themeColor="text1" w:val="000000"/>
@@ -11023,6 +11479,7 @@
     </w:tblStylePr>
     <w:tblStylePr w:type="lastCol">
       <w:rPr>
+        <w:rFonts w:eastAsia="黑体"/>
         <w:b w:val="0"/>
         <w:bCs w:val="0"/>
         <w:color w:themeColor="text1" w:val="000000"/>
@@ -11072,7 +11529,7 @@
       <w:spacing w:after="0" w:line="240" w:lineRule="auto"/>
     </w:pPr>
     <w:rPr>
-      <w:rFonts w:asciiTheme="majorHAnsi" w:cstheme="majorBidi" w:eastAsiaTheme="majorEastAsia" w:hAnsiTheme="majorHAnsi"/>
+      <w:rFonts w:asciiTheme="majorHAnsi" w:cstheme="majorBidi" w:hAnsiTheme="majorHAnsi" w:eastAsia="黑体"/>
       <w:color w:themeColor="text1" w:val="000000"/>
     </w:rPr>
     <w:tblPr>
@@ -11099,6 +11556,7 @@
     </w:tcPr>
     <w:tblStylePr w:type="firstRow">
       <w:rPr>
+        <w:rFonts w:eastAsia="黑体"/>
         <w:b/>
         <w:bCs/>
         <w:color w:themeColor="text1" w:val="000000"/>
@@ -11110,6 +11568,7 @@
     </w:tblStylePr>
     <w:tblStylePr w:type="lastRow">
       <w:rPr>
+        <w:rFonts w:eastAsia="黑体"/>
         <w:b/>
         <w:bCs/>
         <w:color w:themeColor="text1" w:val="000000"/>
@@ -11129,6 +11588,7 @@
     </w:tblStylePr>
     <w:tblStylePr w:type="firstCol">
       <w:rPr>
+        <w:rFonts w:eastAsia="黑体"/>
         <w:b/>
         <w:bCs/>
         <w:color w:themeColor="text1" w:val="000000"/>
@@ -11148,6 +11608,7 @@
     </w:tblStylePr>
     <w:tblStylePr w:type="lastCol">
       <w:rPr>
+        <w:rFonts w:eastAsia="黑体"/>
         <w:b w:val="0"/>
         <w:bCs w:val="0"/>
         <w:color w:themeColor="text1" w:val="000000"/>
@@ -11197,7 +11658,7 @@
       <w:spacing w:after="0" w:line="240" w:lineRule="auto"/>
     </w:pPr>
     <w:rPr>
-      <w:rFonts w:asciiTheme="majorHAnsi" w:cstheme="majorBidi" w:eastAsiaTheme="majorEastAsia" w:hAnsiTheme="majorHAnsi"/>
+      <w:rFonts w:asciiTheme="majorHAnsi" w:cstheme="majorBidi" w:hAnsiTheme="majorHAnsi" w:eastAsia="黑体"/>
       <w:color w:themeColor="text1" w:val="000000"/>
     </w:rPr>
     <w:tblPr>
@@ -11224,6 +11685,7 @@
     </w:tcPr>
     <w:tblStylePr w:type="firstRow">
       <w:rPr>
+        <w:rFonts w:eastAsia="黑体"/>
         <w:b/>
         <w:bCs/>
         <w:color w:themeColor="text1" w:val="000000"/>
@@ -11235,6 +11697,7 @@
     </w:tblStylePr>
     <w:tblStylePr w:type="lastRow">
       <w:rPr>
+        <w:rFonts w:eastAsia="黑体"/>
         <w:b/>
         <w:bCs/>
         <w:color w:themeColor="text1" w:val="000000"/>
@@ -11254,6 +11717,7 @@
     </w:tblStylePr>
     <w:tblStylePr w:type="firstCol">
       <w:rPr>
+        <w:rFonts w:eastAsia="黑体"/>
         <w:b/>
         <w:bCs/>
         <w:color w:themeColor="text1" w:val="000000"/>
@@ -11273,6 +11737,7 @@
     </w:tblStylePr>
     <w:tblStylePr w:type="lastCol">
       <w:rPr>
+        <w:rFonts w:eastAsia="黑体"/>
         <w:b w:val="0"/>
         <w:bCs w:val="0"/>
         <w:color w:themeColor="text1" w:val="000000"/>
@@ -11345,6 +11810,7 @@
     </w:tcPr>
     <w:tblStylePr w:type="firstRow">
       <w:rPr>
+        <w:rFonts w:eastAsia="黑体"/>
         <w:b/>
         <w:bCs/>
         <w:i w:val="0"/>
@@ -11366,6 +11832,7 @@
     </w:tblStylePr>
     <w:tblStylePr w:type="lastRow">
       <w:rPr>
+        <w:rFonts w:eastAsia="黑体"/>
         <w:b/>
         <w:bCs/>
         <w:i w:val="0"/>
@@ -11387,6 +11854,7 @@
     </w:tblStylePr>
     <w:tblStylePr w:type="firstCol">
       <w:rPr>
+        <w:rFonts w:eastAsia="黑体"/>
         <w:b/>
         <w:bCs/>
         <w:i w:val="0"/>
@@ -11406,6 +11874,7 @@
     </w:tblStylePr>
     <w:tblStylePr w:type="lastCol">
       <w:rPr>
+        <w:rFonts w:eastAsia="黑体"/>
         <w:b/>
         <w:bCs/>
         <w:i w:val="0"/>
@@ -11486,6 +11955,7 @@
     </w:tcPr>
     <w:tblStylePr w:type="firstRow">
       <w:rPr>
+        <w:rFonts w:eastAsia="黑体"/>
         <w:b/>
         <w:bCs/>
         <w:i w:val="0"/>
@@ -11507,6 +11977,7 @@
     </w:tblStylePr>
     <w:tblStylePr w:type="lastRow">
       <w:rPr>
+        <w:rFonts w:eastAsia="黑体"/>
         <w:b/>
         <w:bCs/>
         <w:i w:val="0"/>
@@ -11528,6 +11999,7 @@
     </w:tblStylePr>
     <w:tblStylePr w:type="firstCol">
       <w:rPr>
+        <w:rFonts w:eastAsia="黑体"/>
         <w:b/>
         <w:bCs/>
         <w:i w:val="0"/>
@@ -11547,6 +12019,7 @@
     </w:tblStylePr>
     <w:tblStylePr w:type="lastCol">
       <w:rPr>
+        <w:rFonts w:eastAsia="黑体"/>
         <w:b/>
         <w:bCs/>
         <w:i w:val="0"/>
@@ -11627,6 +12100,7 @@
     </w:tcPr>
     <w:tblStylePr w:type="firstRow">
       <w:rPr>
+        <w:rFonts w:eastAsia="黑体"/>
         <w:b/>
         <w:bCs/>
         <w:i w:val="0"/>
@@ -11648,6 +12122,7 @@
     </w:tblStylePr>
     <w:tblStylePr w:type="lastRow">
       <w:rPr>
+        <w:rFonts w:eastAsia="黑体"/>
         <w:b/>
         <w:bCs/>
         <w:i w:val="0"/>
@@ -11669,6 +12144,7 @@
     </w:tblStylePr>
     <w:tblStylePr w:type="firstCol">
       <w:rPr>
+        <w:rFonts w:eastAsia="黑体"/>
         <w:b/>
         <w:bCs/>
         <w:i w:val="0"/>
@@ -11688,6 +12164,7 @@
     </w:tblStylePr>
     <w:tblStylePr w:type="lastCol">
       <w:rPr>
+        <w:rFonts w:eastAsia="黑体"/>
         <w:b/>
         <w:bCs/>
         <w:i w:val="0"/>
@@ -11768,6 +12245,7 @@
     </w:tcPr>
     <w:tblStylePr w:type="firstRow">
       <w:rPr>
+        <w:rFonts w:eastAsia="黑体"/>
         <w:b/>
         <w:bCs/>
         <w:i w:val="0"/>
@@ -11789,6 +12267,7 @@
     </w:tblStylePr>
     <w:tblStylePr w:type="lastRow">
       <w:rPr>
+        <w:rFonts w:eastAsia="黑体"/>
         <w:b/>
         <w:bCs/>
         <w:i w:val="0"/>
@@ -11810,6 +12289,7 @@
     </w:tblStylePr>
     <w:tblStylePr w:type="firstCol">
       <w:rPr>
+        <w:rFonts w:eastAsia="黑体"/>
         <w:b/>
         <w:bCs/>
         <w:i w:val="0"/>
@@ -11829,6 +12309,7 @@
     </w:tblStylePr>
     <w:tblStylePr w:type="lastCol">
       <w:rPr>
+        <w:rFonts w:eastAsia="黑体"/>
         <w:b/>
         <w:bCs/>
         <w:i w:val="0"/>
@@ -11909,6 +12390,7 @@
     </w:tcPr>
     <w:tblStylePr w:type="firstRow">
       <w:rPr>
+        <w:rFonts w:eastAsia="黑体"/>
         <w:b/>
         <w:bCs/>
         <w:i w:val="0"/>
@@ -11930,6 +12412,7 @@
     </w:tblStylePr>
     <w:tblStylePr w:type="lastRow">
       <w:rPr>
+        <w:rFonts w:eastAsia="黑体"/>
         <w:b/>
         <w:bCs/>
         <w:i w:val="0"/>
@@ -11951,6 +12434,7 @@
     </w:tblStylePr>
     <w:tblStylePr w:type="firstCol">
       <w:rPr>
+        <w:rFonts w:eastAsia="黑体"/>
         <w:b/>
         <w:bCs/>
         <w:i w:val="0"/>
@@ -11970,6 +12454,7 @@
     </w:tblStylePr>
     <w:tblStylePr w:type="lastCol">
       <w:rPr>
+        <w:rFonts w:eastAsia="黑体"/>
         <w:b/>
         <w:bCs/>
         <w:i w:val="0"/>
@@ -12050,6 +12535,7 @@
     </w:tcPr>
     <w:tblStylePr w:type="firstRow">
       <w:rPr>
+        <w:rFonts w:eastAsia="黑体"/>
         <w:b/>
         <w:bCs/>
         <w:i w:val="0"/>
@@ -12071,6 +12557,7 @@
     </w:tblStylePr>
     <w:tblStylePr w:type="lastRow">
       <w:rPr>
+        <w:rFonts w:eastAsia="黑体"/>
         <w:b/>
         <w:bCs/>
         <w:i w:val="0"/>
@@ -12092,6 +12579,7 @@
     </w:tblStylePr>
     <w:tblStylePr w:type="firstCol">
       <w:rPr>
+        <w:rFonts w:eastAsia="黑体"/>
         <w:b/>
         <w:bCs/>
         <w:i w:val="0"/>
@@ -12111,6 +12599,7 @@
     </w:tblStylePr>
     <w:tblStylePr w:type="lastCol">
       <w:rPr>
+        <w:rFonts w:eastAsia="黑体"/>
         <w:b/>
         <w:bCs/>
         <w:i w:val="0"/>
@@ -12191,6 +12680,7 @@
     </w:tcPr>
     <w:tblStylePr w:type="firstRow">
       <w:rPr>
+        <w:rFonts w:eastAsia="黑体"/>
         <w:b/>
         <w:bCs/>
         <w:i w:val="0"/>
@@ -12212,6 +12702,7 @@
     </w:tblStylePr>
     <w:tblStylePr w:type="lastRow">
       <w:rPr>
+        <w:rFonts w:eastAsia="黑体"/>
         <w:b/>
         <w:bCs/>
         <w:i w:val="0"/>
@@ -12233,6 +12724,7 @@
     </w:tblStylePr>
     <w:tblStylePr w:type="firstCol">
       <w:rPr>
+        <w:rFonts w:eastAsia="黑体"/>
         <w:b/>
         <w:bCs/>
         <w:i w:val="0"/>
@@ -12252,6 +12744,7 @@
     </w:tblStylePr>
     <w:tblStylePr w:type="lastCol">
       <w:rPr>
+        <w:rFonts w:eastAsia="黑体"/>
         <w:b/>
         <w:bCs/>
         <w:i w:val="0"/>
@@ -12309,6 +12802,7 @@
       <w:spacing w:after="0" w:line="240" w:lineRule="auto"/>
     </w:pPr>
     <w:rPr>
+      <w:rFonts w:eastAsia="黑体"/>
       <w:color w:themeColor="background1" w:val="FFFFFF"/>
     </w:rPr>
     <w:tblPr>
@@ -12327,6 +12821,7 @@
     </w:tcPr>
     <w:tblStylePr w:type="firstRow">
       <w:rPr>
+        <w:rFonts w:eastAsia="黑体"/>
         <w:b/>
         <w:bCs/>
       </w:rPr>
@@ -12423,6 +12918,7 @@
       <w:spacing w:after="0" w:line="240" w:lineRule="auto"/>
     </w:pPr>
     <w:rPr>
+      <w:rFonts w:eastAsia="黑体"/>
       <w:color w:themeColor="background1" w:val="FFFFFF"/>
     </w:rPr>
     <w:tblPr>
@@ -12441,6 +12937,7 @@
     </w:tcPr>
     <w:tblStylePr w:type="firstRow">
       <w:rPr>
+        <w:rFonts w:eastAsia="黑体"/>
         <w:b/>
         <w:bCs/>
       </w:rPr>
@@ -12537,6 +13034,7 @@
       <w:spacing w:after="0" w:line="240" w:lineRule="auto"/>
     </w:pPr>
     <w:rPr>
+      <w:rFonts w:eastAsia="黑体"/>
       <w:color w:themeColor="background1" w:val="FFFFFF"/>
     </w:rPr>
     <w:tblPr>
@@ -12555,6 +13053,7 @@
     </w:tcPr>
     <w:tblStylePr w:type="firstRow">
       <w:rPr>
+        <w:rFonts w:eastAsia="黑体"/>
         <w:b/>
         <w:bCs/>
       </w:rPr>
@@ -12651,6 +13150,7 @@
       <w:spacing w:after="0" w:line="240" w:lineRule="auto"/>
     </w:pPr>
     <w:rPr>
+      <w:rFonts w:eastAsia="黑体"/>
       <w:color w:themeColor="background1" w:val="FFFFFF"/>
     </w:rPr>
     <w:tblPr>
@@ -12669,6 +13169,7 @@
     </w:tcPr>
     <w:tblStylePr w:type="firstRow">
       <w:rPr>
+        <w:rFonts w:eastAsia="黑体"/>
         <w:b/>
         <w:bCs/>
       </w:rPr>
@@ -12765,6 +13266,7 @@
       <w:spacing w:after="0" w:line="240" w:lineRule="auto"/>
     </w:pPr>
     <w:rPr>
+      <w:rFonts w:eastAsia="黑体"/>
       <w:color w:themeColor="background1" w:val="FFFFFF"/>
     </w:rPr>
     <w:tblPr>
@@ -12783,6 +13285,7 @@
     </w:tcPr>
     <w:tblStylePr w:type="firstRow">
       <w:rPr>
+        <w:rFonts w:eastAsia="黑体"/>
         <w:b/>
         <w:bCs/>
       </w:rPr>
@@ -12879,6 +13382,7 @@
       <w:spacing w:after="0" w:line="240" w:lineRule="auto"/>
     </w:pPr>
     <w:rPr>
+      <w:rFonts w:eastAsia="黑体"/>
       <w:color w:themeColor="background1" w:val="FFFFFF"/>
     </w:rPr>
     <w:tblPr>
@@ -12897,6 +13401,7 @@
     </w:tcPr>
     <w:tblStylePr w:type="firstRow">
       <w:rPr>
+        <w:rFonts w:eastAsia="黑体"/>
         <w:b/>
         <w:bCs/>
       </w:rPr>
@@ -12993,6 +13498,7 @@
       <w:spacing w:after="0" w:line="240" w:lineRule="auto"/>
     </w:pPr>
     <w:rPr>
+      <w:rFonts w:eastAsia="黑体"/>
       <w:color w:themeColor="background1" w:val="FFFFFF"/>
     </w:rPr>
     <w:tblPr>
@@ -13011,6 +13517,7 @@
     </w:tcPr>
     <w:tblStylePr w:type="firstRow">
       <w:rPr>
+        <w:rFonts w:eastAsia="黑体"/>
         <w:b/>
         <w:bCs/>
       </w:rPr>
@@ -13107,6 +13614,7 @@
       <w:spacing w:after="0" w:line="240" w:lineRule="auto"/>
     </w:pPr>
     <w:rPr>
+      <w:rFonts w:eastAsia="黑体"/>
       <w:color w:themeColor="text1" w:val="000000"/>
     </w:rPr>
     <w:tblPr>
@@ -13133,6 +13641,7 @@
     </w:tcPr>
     <w:tblStylePr w:type="firstRow">
       <w:rPr>
+        <w:rFonts w:eastAsia="黑体"/>
         <w:b/>
         <w:bCs/>
       </w:rPr>
@@ -13151,6 +13660,7 @@
     </w:tblStylePr>
     <w:tblStylePr w:type="lastRow">
       <w:rPr>
+        <w:rFonts w:eastAsia="黑体"/>
         <w:b/>
         <w:bCs/>
         <w:color w:themeColor="background1" w:val="FFFFFF"/>
@@ -13165,6 +13675,7 @@
     </w:tblStylePr>
     <w:tblStylePr w:type="firstCol">
       <w:rPr>
+        <w:rFonts w:eastAsia="黑体"/>
         <w:color w:themeColor="background1" w:val="FFFFFF"/>
       </w:rPr>
       <w:tblPr/>
@@ -13182,6 +13693,7 @@
     </w:tblStylePr>
     <w:tblStylePr w:type="lastCol">
       <w:rPr>
+        <w:rFonts w:eastAsia="黑体"/>
         <w:color w:themeColor="background1" w:val="FFFFFF"/>
       </w:rPr>
       <w:tblPr/>
@@ -13211,11 +13723,13 @@
     </w:tblStylePr>
     <w:tblStylePr w:type="neCell">
       <w:rPr>
+        <w:rFonts w:eastAsia="黑体"/>
         <w:color w:themeColor="text1" w:val="000000"/>
       </w:rPr>
     </w:tblStylePr>
     <w:tblStylePr w:type="nwCell">
       <w:rPr>
+        <w:rFonts w:eastAsia="黑体"/>
         <w:color w:themeColor="text1" w:val="000000"/>
       </w:rPr>
     </w:tblStylePr>
@@ -13229,6 +13743,7 @@
       <w:spacing w:after="0" w:line="240" w:lineRule="auto"/>
     </w:pPr>
     <w:rPr>
+      <w:rFonts w:eastAsia="黑体"/>
       <w:color w:themeColor="text1" w:val="000000"/>
     </w:rPr>
     <w:tblPr>
@@ -13255,6 +13770,7 @@
     </w:tcPr>
     <w:tblStylePr w:type="firstRow">
       <w:rPr>
+        <w:rFonts w:eastAsia="黑体"/>
         <w:b/>
         <w:bCs/>
       </w:rPr>
@@ -13273,6 +13789,7 @@
     </w:tblStylePr>
     <w:tblStylePr w:type="lastRow">
       <w:rPr>
+        <w:rFonts w:eastAsia="黑体"/>
         <w:b/>
         <w:bCs/>
         <w:color w:themeColor="background1" w:val="FFFFFF"/>
@@ -13287,6 +13804,7 @@
     </w:tblStylePr>
     <w:tblStylePr w:type="firstCol">
       <w:rPr>
+        <w:rFonts w:eastAsia="黑体"/>
         <w:color w:themeColor="background1" w:val="FFFFFF"/>
       </w:rPr>
       <w:tblPr/>
@@ -13304,6 +13822,7 @@
     </w:tblStylePr>
     <w:tblStylePr w:type="lastCol">
       <w:rPr>
+        <w:rFonts w:eastAsia="黑体"/>
         <w:color w:themeColor="background1" w:val="FFFFFF"/>
       </w:rPr>
       <w:tblPr/>
@@ -13333,11 +13852,13 @@
     </w:tblStylePr>
     <w:tblStylePr w:type="neCell">
       <w:rPr>
+        <w:rFonts w:eastAsia="黑体"/>
         <w:color w:themeColor="text1" w:val="000000"/>
       </w:rPr>
     </w:tblStylePr>
     <w:tblStylePr w:type="nwCell">
       <w:rPr>
+        <w:rFonts w:eastAsia="黑体"/>
         <w:color w:themeColor="text1" w:val="000000"/>
       </w:rPr>
     </w:tblStylePr>
@@ -13351,6 +13872,7 @@
       <w:spacing w:after="0" w:line="240" w:lineRule="auto"/>
     </w:pPr>
     <w:rPr>
+      <w:rFonts w:eastAsia="黑体"/>
       <w:color w:themeColor="text1" w:val="000000"/>
     </w:rPr>
     <w:tblPr>
@@ -13377,6 +13899,7 @@
     </w:tcPr>
     <w:tblStylePr w:type="firstRow">
       <w:rPr>
+        <w:rFonts w:eastAsia="黑体"/>
         <w:b/>
         <w:bCs/>
       </w:rPr>
@@ -13395,6 +13918,7 @@
     </w:tblStylePr>
     <w:tblStylePr w:type="lastRow">
       <w:rPr>
+        <w:rFonts w:eastAsia="黑体"/>
         <w:b/>
         <w:bCs/>
         <w:color w:themeColor="background1" w:val="FFFFFF"/>
@@ -13409,6 +13933,7 @@
     </w:tblStylePr>
     <w:tblStylePr w:type="firstCol">
       <w:rPr>
+        <w:rFonts w:eastAsia="黑体"/>
         <w:color w:themeColor="background1" w:val="FFFFFF"/>
       </w:rPr>
       <w:tblPr/>
@@ -13426,6 +13951,7 @@
     </w:tblStylePr>
     <w:tblStylePr w:type="lastCol">
       <w:rPr>
+        <w:rFonts w:eastAsia="黑体"/>
         <w:color w:themeColor="background1" w:val="FFFFFF"/>
       </w:rPr>
       <w:tblPr/>
@@ -13455,11 +13981,13 @@
     </w:tblStylePr>
     <w:tblStylePr w:type="neCell">
       <w:rPr>
+        <w:rFonts w:eastAsia="黑体"/>
         <w:color w:themeColor="text1" w:val="000000"/>
       </w:rPr>
     </w:tblStylePr>
     <w:tblStylePr w:type="nwCell">
       <w:rPr>
+        <w:rFonts w:eastAsia="黑体"/>
         <w:color w:themeColor="text1" w:val="000000"/>
       </w:rPr>
     </w:tblStylePr>
@@ -13473,6 +14001,7 @@
       <w:spacing w:after="0" w:line="240" w:lineRule="auto"/>
     </w:pPr>
     <w:rPr>
+      <w:rFonts w:eastAsia="黑体"/>
       <w:color w:themeColor="text1" w:val="000000"/>
     </w:rPr>
     <w:tblPr>
@@ -13499,6 +14028,7 @@
     </w:tcPr>
     <w:tblStylePr w:type="firstRow">
       <w:rPr>
+        <w:rFonts w:eastAsia="黑体"/>
         <w:b/>
         <w:bCs/>
       </w:rPr>
@@ -13517,6 +14047,7 @@
     </w:tblStylePr>
     <w:tblStylePr w:type="lastRow">
       <w:rPr>
+        <w:rFonts w:eastAsia="黑体"/>
         <w:b/>
         <w:bCs/>
         <w:color w:themeColor="background1" w:val="FFFFFF"/>
@@ -13531,6 +14062,7 @@
     </w:tblStylePr>
     <w:tblStylePr w:type="firstCol">
       <w:rPr>
+        <w:rFonts w:eastAsia="黑体"/>
         <w:color w:themeColor="background1" w:val="FFFFFF"/>
       </w:rPr>
       <w:tblPr/>
@@ -13548,6 +14080,7 @@
     </w:tblStylePr>
     <w:tblStylePr w:type="lastCol">
       <w:rPr>
+        <w:rFonts w:eastAsia="黑体"/>
         <w:color w:themeColor="background1" w:val="FFFFFF"/>
       </w:rPr>
       <w:tblPr/>
@@ -13585,6 +14118,7 @@
       <w:spacing w:after="0" w:line="240" w:lineRule="auto"/>
     </w:pPr>
     <w:rPr>
+      <w:rFonts w:eastAsia="黑体"/>
       <w:color w:themeColor="text1" w:val="000000"/>
     </w:rPr>
     <w:tblPr>
@@ -13611,6 +14145,7 @@
     </w:tcPr>
     <w:tblStylePr w:type="firstRow">
       <w:rPr>
+        <w:rFonts w:eastAsia="黑体"/>
         <w:b/>
         <w:bCs/>
       </w:rPr>
@@ -13629,6 +14164,7 @@
     </w:tblStylePr>
     <w:tblStylePr w:type="lastRow">
       <w:rPr>
+        <w:rFonts w:eastAsia="黑体"/>
         <w:b/>
         <w:bCs/>
         <w:color w:themeColor="background1" w:val="FFFFFF"/>
@@ -13643,6 +14179,7 @@
     </w:tblStylePr>
     <w:tblStylePr w:type="firstCol">
       <w:rPr>
+        <w:rFonts w:eastAsia="黑体"/>
         <w:color w:themeColor="background1" w:val="FFFFFF"/>
       </w:rPr>
       <w:tblPr/>
@@ -13660,6 +14197,7 @@
     </w:tblStylePr>
     <w:tblStylePr w:type="lastCol">
       <w:rPr>
+        <w:rFonts w:eastAsia="黑体"/>
         <w:color w:themeColor="background1" w:val="FFFFFF"/>
       </w:rPr>
       <w:tblPr/>
@@ -13689,11 +14227,13 @@
     </w:tblStylePr>
     <w:tblStylePr w:type="neCell">
       <w:rPr>
+        <w:rFonts w:eastAsia="黑体"/>
         <w:color w:themeColor="text1" w:val="000000"/>
       </w:rPr>
     </w:tblStylePr>
     <w:tblStylePr w:type="nwCell">
       <w:rPr>
+        <w:rFonts w:eastAsia="黑体"/>
         <w:color w:themeColor="text1" w:val="000000"/>
       </w:rPr>
     </w:tblStylePr>
@@ -13707,6 +14247,7 @@
       <w:spacing w:after="0" w:line="240" w:lineRule="auto"/>
     </w:pPr>
     <w:rPr>
+      <w:rFonts w:eastAsia="黑体"/>
       <w:color w:themeColor="text1" w:val="000000"/>
     </w:rPr>
     <w:tblPr>
@@ -13733,6 +14274,7 @@
     </w:tcPr>
     <w:tblStylePr w:type="firstRow">
       <w:rPr>
+        <w:rFonts w:eastAsia="黑体"/>
         <w:b/>
         <w:bCs/>
       </w:rPr>
@@ -13751,6 +14293,7 @@
     </w:tblStylePr>
     <w:tblStylePr w:type="lastRow">
       <w:rPr>
+        <w:rFonts w:eastAsia="黑体"/>
         <w:b/>
         <w:bCs/>
         <w:color w:themeColor="background1" w:val="FFFFFF"/>
@@ -13765,6 +14308,7 @@
     </w:tblStylePr>
     <w:tblStylePr w:type="firstCol">
       <w:rPr>
+        <w:rFonts w:eastAsia="黑体"/>
         <w:color w:themeColor="background1" w:val="FFFFFF"/>
       </w:rPr>
       <w:tblPr/>
@@ -13782,6 +14326,7 @@
     </w:tblStylePr>
     <w:tblStylePr w:type="lastCol">
       <w:rPr>
+        <w:rFonts w:eastAsia="黑体"/>
         <w:color w:themeColor="background1" w:val="FFFFFF"/>
       </w:rPr>
       <w:tblPr/>
@@ -13811,11 +14356,13 @@
     </w:tblStylePr>
     <w:tblStylePr w:type="neCell">
       <w:rPr>
+        <w:rFonts w:eastAsia="黑体"/>
         <w:color w:themeColor="text1" w:val="000000"/>
       </w:rPr>
     </w:tblStylePr>
     <w:tblStylePr w:type="nwCell">
       <w:rPr>
+        <w:rFonts w:eastAsia="黑体"/>
         <w:color w:themeColor="text1" w:val="000000"/>
       </w:rPr>
     </w:tblStylePr>
@@ -13829,6 +14376,7 @@
       <w:spacing w:after="0" w:line="240" w:lineRule="auto"/>
     </w:pPr>
     <w:rPr>
+      <w:rFonts w:eastAsia="黑体"/>
       <w:color w:themeColor="text1" w:val="000000"/>
     </w:rPr>
     <w:tblPr>
@@ -13855,6 +14403,7 @@
     </w:tcPr>
     <w:tblStylePr w:type="firstRow">
       <w:rPr>
+        <w:rFonts w:eastAsia="黑体"/>
         <w:b/>
         <w:bCs/>
       </w:rPr>
@@ -13873,6 +14422,7 @@
     </w:tblStylePr>
     <w:tblStylePr w:type="lastRow">
       <w:rPr>
+        <w:rFonts w:eastAsia="黑体"/>
         <w:b/>
         <w:bCs/>
         <w:color w:themeColor="background1" w:val="FFFFFF"/>
@@ -13887,6 +14437,7 @@
     </w:tblStylePr>
     <w:tblStylePr w:type="firstCol">
       <w:rPr>
+        <w:rFonts w:eastAsia="黑体"/>
         <w:color w:themeColor="background1" w:val="FFFFFF"/>
       </w:rPr>
       <w:tblPr/>
@@ -13904,6 +14455,7 @@
     </w:tblStylePr>
     <w:tblStylePr w:type="lastCol">
       <w:rPr>
+        <w:rFonts w:eastAsia="黑体"/>
         <w:color w:themeColor="background1" w:val="FFFFFF"/>
       </w:rPr>
       <w:tblPr/>
@@ -13933,11 +14485,13 @@
     </w:tblStylePr>
     <w:tblStylePr w:type="neCell">
       <w:rPr>
+        <w:rFonts w:eastAsia="黑体"/>
         <w:color w:themeColor="text1" w:val="000000"/>
       </w:rPr>
     </w:tblStylePr>
     <w:tblStylePr w:type="nwCell">
       <w:rPr>
+        <w:rFonts w:eastAsia="黑体"/>
         <w:color w:themeColor="text1" w:val="000000"/>
       </w:rPr>
     </w:tblStylePr>
@@ -13951,6 +14505,7 @@
       <w:spacing w:after="0" w:line="240" w:lineRule="auto"/>
     </w:pPr>
     <w:rPr>
+      <w:rFonts w:eastAsia="黑体"/>
       <w:color w:themeColor="text1" w:val="000000"/>
     </w:rPr>
     <w:tblPr>
@@ -13969,6 +14524,7 @@
     </w:tcPr>
     <w:tblStylePr w:type="firstRow">
       <w:rPr>
+        <w:rFonts w:eastAsia="黑体"/>
         <w:b/>
         <w:bCs/>
         <w:color w:themeColor="background1" w:val="FFFFFF"/>
@@ -13983,6 +14539,7 @@
     </w:tblStylePr>
     <w:tblStylePr w:type="lastRow">
       <w:rPr>
+        <w:rFonts w:eastAsia="黑体"/>
         <w:b/>
         <w:bCs/>
         <w:color w:themeColor="accent2" w:themeShade="CC" w:val="9E3A38"/>
@@ -13997,12 +14554,14 @@
     </w:tblStylePr>
     <w:tblStylePr w:type="firstCol">
       <w:rPr>
+        <w:rFonts w:eastAsia="黑体"/>
         <w:b/>
         <w:bCs/>
       </w:rPr>
     </w:tblStylePr>
     <w:tblStylePr w:type="lastCol">
       <w:rPr>
+        <w:rFonts w:eastAsia="黑体"/>
         <w:b/>
         <w:bCs/>
       </w:rPr>
@@ -14037,6 +14596,7 @@
       <w:spacing w:after="0" w:line="240" w:lineRule="auto"/>
     </w:pPr>
     <w:rPr>
+      <w:rFonts w:eastAsia="黑体"/>
       <w:color w:themeColor="text1" w:val="000000"/>
     </w:rPr>
     <w:tblPr>
@@ -14055,6 +14615,7 @@
     </w:tcPr>
     <w:tblStylePr w:type="firstRow">
       <w:rPr>
+        <w:rFonts w:eastAsia="黑体"/>
         <w:b/>
         <w:bCs/>
         <w:color w:themeColor="background1" w:val="FFFFFF"/>
@@ -14069,6 +14630,7 @@
     </w:tblStylePr>
     <w:tblStylePr w:type="lastRow">
       <w:rPr>
+        <w:rFonts w:eastAsia="黑体"/>
         <w:b/>
         <w:bCs/>
         <w:color w:themeColor="accent2" w:themeShade="CC" w:val="9E3A38"/>
@@ -14083,12 +14645,14 @@
     </w:tblStylePr>
     <w:tblStylePr w:type="firstCol">
       <w:rPr>
+        <w:rFonts w:eastAsia="黑体"/>
         <w:b/>
         <w:bCs/>
       </w:rPr>
     </w:tblStylePr>
     <w:tblStylePr w:type="lastCol">
       <w:rPr>
+        <w:rFonts w:eastAsia="黑体"/>
         <w:b/>
         <w:bCs/>
       </w:rPr>
@@ -14123,6 +14687,7 @@
       <w:spacing w:after="0" w:line="240" w:lineRule="auto"/>
     </w:pPr>
     <w:rPr>
+      <w:rFonts w:eastAsia="黑体"/>
       <w:color w:themeColor="text1" w:val="000000"/>
     </w:rPr>
     <w:tblPr>
@@ -14141,6 +14706,7 @@
     </w:tcPr>
     <w:tblStylePr w:type="firstRow">
       <w:rPr>
+        <w:rFonts w:eastAsia="黑体"/>
         <w:b/>
         <w:bCs/>
         <w:color w:themeColor="background1" w:val="FFFFFF"/>
@@ -14155,6 +14721,7 @@
     </w:tblStylePr>
     <w:tblStylePr w:type="lastRow">
       <w:rPr>
+        <w:rFonts w:eastAsia="黑体"/>
         <w:b/>
         <w:bCs/>
         <w:color w:themeColor="accent2" w:themeShade="CC" w:val="9E3A38"/>
@@ -14169,12 +14736,14 @@
     </w:tblStylePr>
     <w:tblStylePr w:type="firstCol">
       <w:rPr>
+        <w:rFonts w:eastAsia="黑体"/>
         <w:b/>
         <w:bCs/>
       </w:rPr>
     </w:tblStylePr>
     <w:tblStylePr w:type="lastCol">
       <w:rPr>
+        <w:rFonts w:eastAsia="黑体"/>
         <w:b/>
         <w:bCs/>
       </w:rPr>
@@ -14209,6 +14778,7 @@
       <w:spacing w:after="0" w:line="240" w:lineRule="auto"/>
     </w:pPr>
     <w:rPr>
+      <w:rFonts w:eastAsia="黑体"/>
       <w:color w:themeColor="text1" w:val="000000"/>
     </w:rPr>
     <w:tblPr>
@@ -14227,6 +14797,7 @@
     </w:tcPr>
     <w:tblStylePr w:type="firstRow">
       <w:rPr>
+        <w:rFonts w:eastAsia="黑体"/>
         <w:b/>
         <w:bCs/>
         <w:color w:themeColor="background1" w:val="FFFFFF"/>
@@ -14241,6 +14812,7 @@
     </w:tblStylePr>
     <w:tblStylePr w:type="lastRow">
       <w:rPr>
+        <w:rFonts w:eastAsia="黑体"/>
         <w:b/>
         <w:bCs/>
         <w:color w:themeColor="accent4" w:themeShade="CC" w:val="664E82"/>
@@ -14255,12 +14827,14 @@
     </w:tblStylePr>
     <w:tblStylePr w:type="firstCol">
       <w:rPr>
+        <w:rFonts w:eastAsia="黑体"/>
         <w:b/>
         <w:bCs/>
       </w:rPr>
     </w:tblStylePr>
     <w:tblStylePr w:type="lastCol">
       <w:rPr>
+        <w:rFonts w:eastAsia="黑体"/>
         <w:b/>
         <w:bCs/>
       </w:rPr>
@@ -14295,6 +14869,7 @@
       <w:spacing w:after="0" w:line="240" w:lineRule="auto"/>
     </w:pPr>
     <w:rPr>
+      <w:rFonts w:eastAsia="黑体"/>
       <w:color w:themeColor="text1" w:val="000000"/>
     </w:rPr>
     <w:tblPr>
@@ -14313,6 +14888,7 @@
     </w:tcPr>
     <w:tblStylePr w:type="firstRow">
       <w:rPr>
+        <w:rFonts w:eastAsia="黑体"/>
         <w:b/>
         <w:bCs/>
         <w:color w:themeColor="background1" w:val="FFFFFF"/>
@@ -14327,6 +14903,7 @@
     </w:tblStylePr>
     <w:tblStylePr w:type="lastRow">
       <w:rPr>
+        <w:rFonts w:eastAsia="黑体"/>
         <w:b/>
         <w:bCs/>
         <w:color w:themeColor="accent3" w:themeShade="CC" w:val="7E9C40"/>
@@ -14341,12 +14918,14 @@
     </w:tblStylePr>
     <w:tblStylePr w:type="firstCol">
       <w:rPr>
+        <w:rFonts w:eastAsia="黑体"/>
         <w:b/>
         <w:bCs/>
       </w:rPr>
     </w:tblStylePr>
     <w:tblStylePr w:type="lastCol">
       <w:rPr>
+        <w:rFonts w:eastAsia="黑体"/>
         <w:b/>
         <w:bCs/>
       </w:rPr>
@@ -14381,6 +14960,7 @@
       <w:spacing w:after="0" w:line="240" w:lineRule="auto"/>
     </w:pPr>
     <w:rPr>
+      <w:rFonts w:eastAsia="黑体"/>
       <w:color w:themeColor="text1" w:val="000000"/>
     </w:rPr>
     <w:tblPr>
@@ -14399,6 +14979,7 @@
     </w:tcPr>
     <w:tblStylePr w:type="firstRow">
       <w:rPr>
+        <w:rFonts w:eastAsia="黑体"/>
         <w:b/>
         <w:bCs/>
         <w:color w:themeColor="background1" w:val="FFFFFF"/>
@@ -14413,6 +14994,7 @@
     </w:tblStylePr>
     <w:tblStylePr w:type="lastRow">
       <w:rPr>
+        <w:rFonts w:eastAsia="黑体"/>
         <w:b/>
         <w:bCs/>
         <w:color w:themeColor="accent6" w:themeShade="CC" w:val="F2730A"/>
@@ -14427,12 +15009,14 @@
     </w:tblStylePr>
     <w:tblStylePr w:type="firstCol">
       <w:rPr>
+        <w:rFonts w:eastAsia="黑体"/>
         <w:b/>
         <w:bCs/>
       </w:rPr>
     </w:tblStylePr>
     <w:tblStylePr w:type="lastCol">
       <w:rPr>
+        <w:rFonts w:eastAsia="黑体"/>
         <w:b/>
         <w:bCs/>
       </w:rPr>
@@ -14467,6 +15051,7 @@
       <w:spacing w:after="0" w:line="240" w:lineRule="auto"/>
     </w:pPr>
     <w:rPr>
+      <w:rFonts w:eastAsia="黑体"/>
       <w:color w:themeColor="text1" w:val="000000"/>
     </w:rPr>
     <w:tblPr>
@@ -14485,6 +15070,7 @@
     </w:tcPr>
     <w:tblStylePr w:type="firstRow">
       <w:rPr>
+        <w:rFonts w:eastAsia="黑体"/>
         <w:b/>
         <w:bCs/>
         <w:color w:themeColor="background1" w:val="FFFFFF"/>
@@ -14499,6 +15085,7 @@
     </w:tblStylePr>
     <w:tblStylePr w:type="lastRow">
       <w:rPr>
+        <w:rFonts w:eastAsia="黑体"/>
         <w:b/>
         <w:bCs/>
         <w:color w:themeColor="accent5" w:themeShade="CC" w:val="348DA5"/>
@@ -14513,12 +15100,14 @@
     </w:tblStylePr>
     <w:tblStylePr w:type="firstCol">
       <w:rPr>
+        <w:rFonts w:eastAsia="黑体"/>
         <w:b/>
         <w:bCs/>
       </w:rPr>
     </w:tblStylePr>
     <w:tblStylePr w:type="lastCol">
       <w:rPr>
+        <w:rFonts w:eastAsia="黑体"/>
         <w:b/>
         <w:bCs/>
       </w:rPr>
@@ -14553,6 +15142,7 @@
       <w:spacing w:after="0" w:line="240" w:lineRule="auto"/>
     </w:pPr>
     <w:rPr>
+      <w:rFonts w:eastAsia="黑体"/>
       <w:color w:themeColor="text1" w:val="000000"/>
     </w:rPr>
     <w:tblPr>
@@ -14574,6 +15164,7 @@
     </w:tcPr>
     <w:tblStylePr w:type="firstRow">
       <w:rPr>
+        <w:rFonts w:eastAsia="黑体"/>
         <w:b/>
         <w:bCs/>
       </w:rPr>
@@ -14584,6 +15175,7 @@
     </w:tblStylePr>
     <w:tblStylePr w:type="lastRow">
       <w:rPr>
+        <w:rFonts w:eastAsia="黑体"/>
         <w:b/>
         <w:bCs/>
         <w:color w:themeColor="text1" w:val="000000"/>
@@ -14595,6 +15187,7 @@
     </w:tblStylePr>
     <w:tblStylePr w:type="firstCol">
       <w:rPr>
+        <w:rFonts w:eastAsia="黑体"/>
         <w:color w:themeColor="background1" w:val="FFFFFF"/>
       </w:rPr>
       <w:tblPr/>
@@ -14604,6 +15197,7 @@
     </w:tblStylePr>
     <w:tblStylePr w:type="lastCol">
       <w:rPr>
+        <w:rFonts w:eastAsia="黑体"/>
         <w:color w:themeColor="background1" w:val="FFFFFF"/>
       </w:rPr>
       <w:tblPr/>
@@ -14633,6 +15227,7 @@
       <w:spacing w:after="0" w:line="240" w:lineRule="auto"/>
     </w:pPr>
     <w:rPr>
+      <w:rFonts w:eastAsia="黑体"/>
       <w:color w:themeColor="text1" w:val="000000"/>
     </w:rPr>
     <w:tblPr>
@@ -14654,6 +15249,7 @@
     </w:tcPr>
     <w:tblStylePr w:type="firstRow">
       <w:rPr>
+        <w:rFonts w:eastAsia="黑体"/>
         <w:b/>
         <w:bCs/>
       </w:rPr>
@@ -14664,6 +15260,7 @@
     </w:tblStylePr>
     <w:tblStylePr w:type="lastRow">
       <w:rPr>
+        <w:rFonts w:eastAsia="黑体"/>
         <w:b/>
         <w:bCs/>
         <w:color w:themeColor="text1" w:val="000000"/>
@@ -14675,6 +15272,7 @@
     </w:tblStylePr>
     <w:tblStylePr w:type="firstCol">
       <w:rPr>
+        <w:rFonts w:eastAsia="黑体"/>
         <w:color w:themeColor="background1" w:val="FFFFFF"/>
       </w:rPr>
       <w:tblPr/>
@@ -14684,6 +15282,7 @@
     </w:tblStylePr>
     <w:tblStylePr w:type="lastCol">
       <w:rPr>
+        <w:rFonts w:eastAsia="黑体"/>
         <w:color w:themeColor="background1" w:val="FFFFFF"/>
       </w:rPr>
       <w:tblPr/>
@@ -14713,6 +15312,7 @@
       <w:spacing w:after="0" w:line="240" w:lineRule="auto"/>
     </w:pPr>
     <w:rPr>
+      <w:rFonts w:eastAsia="黑体"/>
       <w:color w:themeColor="text1" w:val="000000"/>
     </w:rPr>
     <w:tblPr>
@@ -14734,6 +15334,7 @@
     </w:tcPr>
     <w:tblStylePr w:type="firstRow">
       <w:rPr>
+        <w:rFonts w:eastAsia="黑体"/>
         <w:b/>
         <w:bCs/>
       </w:rPr>
@@ -14744,6 +15345,7 @@
     </w:tblStylePr>
     <w:tblStylePr w:type="lastRow">
       <w:rPr>
+        <w:rFonts w:eastAsia="黑体"/>
         <w:b/>
         <w:bCs/>
         <w:color w:themeColor="text1" w:val="000000"/>
@@ -14755,6 +15357,7 @@
     </w:tblStylePr>
     <w:tblStylePr w:type="firstCol">
       <w:rPr>
+        <w:rFonts w:eastAsia="黑体"/>
         <w:color w:themeColor="background1" w:val="FFFFFF"/>
       </w:rPr>
       <w:tblPr/>
@@ -14764,6 +15367,7 @@
     </w:tblStylePr>
     <w:tblStylePr w:type="lastCol">
       <w:rPr>
+        <w:rFonts w:eastAsia="黑体"/>
         <w:color w:themeColor="background1" w:val="FFFFFF"/>
       </w:rPr>
       <w:tblPr/>
@@ -14793,6 +15397,7 @@
       <w:spacing w:after="0" w:line="240" w:lineRule="auto"/>
     </w:pPr>
     <w:rPr>
+      <w:rFonts w:eastAsia="黑体"/>
       <w:color w:themeColor="text1" w:val="000000"/>
     </w:rPr>
     <w:tblPr>
@@ -14814,6 +15419,7 @@
     </w:tcPr>
     <w:tblStylePr w:type="firstRow">
       <w:rPr>
+        <w:rFonts w:eastAsia="黑体"/>
         <w:b/>
         <w:bCs/>
       </w:rPr>
@@ -14824,6 +15430,7 @@
     </w:tblStylePr>
     <w:tblStylePr w:type="lastRow">
       <w:rPr>
+        <w:rFonts w:eastAsia="黑体"/>
         <w:b/>
         <w:bCs/>
         <w:color w:themeColor="text1" w:val="000000"/>
@@ -14835,6 +15442,7 @@
     </w:tblStylePr>
     <w:tblStylePr w:type="firstCol">
       <w:rPr>
+        <w:rFonts w:eastAsia="黑体"/>
         <w:color w:themeColor="background1" w:val="FFFFFF"/>
       </w:rPr>
       <w:tblPr/>
@@ -14844,6 +15452,7 @@
     </w:tblStylePr>
     <w:tblStylePr w:type="lastCol">
       <w:rPr>
+        <w:rFonts w:eastAsia="黑体"/>
         <w:color w:themeColor="background1" w:val="FFFFFF"/>
       </w:rPr>
       <w:tblPr/>
@@ -14873,6 +15482,7 @@
       <w:spacing w:after="0" w:line="240" w:lineRule="auto"/>
     </w:pPr>
     <w:rPr>
+      <w:rFonts w:eastAsia="黑体"/>
       <w:color w:themeColor="text1" w:val="000000"/>
     </w:rPr>
     <w:tblPr>
@@ -14894,6 +15504,7 @@
     </w:tcPr>
     <w:tblStylePr w:type="firstRow">
       <w:rPr>
+        <w:rFonts w:eastAsia="黑体"/>
         <w:b/>
         <w:bCs/>
       </w:rPr>
@@ -14904,6 +15515,7 @@
     </w:tblStylePr>
     <w:tblStylePr w:type="lastRow">
       <w:rPr>
+        <w:rFonts w:eastAsia="黑体"/>
         <w:b/>
         <w:bCs/>
         <w:color w:themeColor="text1" w:val="000000"/>
@@ -14915,6 +15527,7 @@
     </w:tblStylePr>
     <w:tblStylePr w:type="firstCol">
       <w:rPr>
+        <w:rFonts w:eastAsia="黑体"/>
         <w:color w:themeColor="background1" w:val="FFFFFF"/>
       </w:rPr>
       <w:tblPr/>
@@ -14924,6 +15537,7 @@
     </w:tblStylePr>
     <w:tblStylePr w:type="lastCol">
       <w:rPr>
+        <w:rFonts w:eastAsia="黑体"/>
         <w:color w:themeColor="background1" w:val="FFFFFF"/>
       </w:rPr>
       <w:tblPr/>
@@ -14953,6 +15567,7 @@
       <w:spacing w:after="0" w:line="240" w:lineRule="auto"/>
     </w:pPr>
     <w:rPr>
+      <w:rFonts w:eastAsia="黑体"/>
       <w:color w:themeColor="text1" w:val="000000"/>
     </w:rPr>
     <w:tblPr>
@@ -14974,6 +15589,7 @@
     </w:tcPr>
     <w:tblStylePr w:type="firstRow">
       <w:rPr>
+        <w:rFonts w:eastAsia="黑体"/>
         <w:b/>
         <w:bCs/>
       </w:rPr>
@@ -14984,6 +15600,7 @@
     </w:tblStylePr>
     <w:tblStylePr w:type="lastRow">
       <w:rPr>
+        <w:rFonts w:eastAsia="黑体"/>
         <w:b/>
         <w:bCs/>
         <w:color w:themeColor="text1" w:val="000000"/>
@@ -14995,6 +15612,7 @@
     </w:tblStylePr>
     <w:tblStylePr w:type="firstCol">
       <w:rPr>
+        <w:rFonts w:eastAsia="黑体"/>
         <w:color w:themeColor="background1" w:val="FFFFFF"/>
       </w:rPr>
       <w:tblPr/>
@@ -15004,6 +15622,7 @@
     </w:tblStylePr>
     <w:tblStylePr w:type="lastCol">
       <w:rPr>
+        <w:rFonts w:eastAsia="黑体"/>
         <w:color w:themeColor="background1" w:val="FFFFFF"/>
       </w:rPr>
       <w:tblPr/>
@@ -15033,6 +15652,7 @@
       <w:spacing w:after="0" w:line="240" w:lineRule="auto"/>
     </w:pPr>
     <w:rPr>
+      <w:rFonts w:eastAsia="黑体"/>
       <w:color w:themeColor="text1" w:val="000000"/>
     </w:rPr>
     <w:tblPr>
@@ -15054,6 +15674,7 @@
     </w:tcPr>
     <w:tblStylePr w:type="firstRow">
       <w:rPr>
+        <w:rFonts w:eastAsia="黑体"/>
         <w:b/>
         <w:bCs/>
       </w:rPr>
@@ -15064,6 +15685,7 @@
     </w:tblStylePr>
     <w:tblStylePr w:type="lastRow">
       <w:rPr>
+        <w:rFonts w:eastAsia="黑体"/>
         <w:b/>
         <w:bCs/>
         <w:color w:themeColor="text1" w:val="000000"/>
@@ -15075,6 +15697,7 @@
     </w:tblStylePr>
     <w:tblStylePr w:type="firstCol">
       <w:rPr>
+        <w:rFonts w:eastAsia="黑体"/>
         <w:color w:themeColor="background1" w:val="FFFFFF"/>
       </w:rPr>
       <w:tblPr/>
@@ -15084,6 +15707,7 @@
     </w:tblStylePr>
     <w:tblStylePr w:type="lastCol">
       <w:rPr>
+        <w:rFonts w:eastAsia="黑体"/>
         <w:color w:themeColor="background1" w:val="FFFFFF"/>
       </w:rPr>
       <w:tblPr/>
@@ -15116,6 +15740,7 @@
     <w:name w:val="KeywordTok"/>
     <w:basedOn w:val="VerbatimChar"/>
     <w:rPr>
+      <w:rFonts w:eastAsia="黑体"/>
       <w:b/>
       <w:color w:val="007020"/>
     </w:rPr>
@@ -15124,6 +15749,7 @@
     <w:name w:val="DataTypeTok"/>
     <w:basedOn w:val="VerbatimChar"/>
     <w:rPr>
+      <w:rFonts w:eastAsia="黑体"/>
       <w:color w:val="902000"/>
     </w:rPr>
   </w:style>
@@ -15131,6 +15757,7 @@
     <w:name w:val="DecValTok"/>
     <w:basedOn w:val="VerbatimChar"/>
     <w:rPr>
+      <w:rFonts w:eastAsia="黑体"/>
       <w:color w:val="40a070"/>
     </w:rPr>
   </w:style>
@@ -15138,6 +15765,7 @@
     <w:name w:val="BaseNTok"/>
     <w:basedOn w:val="VerbatimChar"/>
     <w:rPr>
+      <w:rFonts w:eastAsia="黑体"/>
       <w:color w:val="40a070"/>
     </w:rPr>
   </w:style>
@@ -15145,6 +15773,7 @@
     <w:name w:val="FloatTok"/>
     <w:basedOn w:val="VerbatimChar"/>
     <w:rPr>
+      <w:rFonts w:eastAsia="黑体"/>
       <w:color w:val="40a070"/>
     </w:rPr>
   </w:style>
@@ -15152,6 +15781,7 @@
     <w:name w:val="ConstantTok"/>
     <w:basedOn w:val="VerbatimChar"/>
     <w:rPr>
+      <w:rFonts w:eastAsia="黑体"/>
       <w:color w:val="880000"/>
     </w:rPr>
   </w:style>
@@ -15159,6 +15789,7 @@
     <w:name w:val="CharTok"/>
     <w:basedOn w:val="VerbatimChar"/>
     <w:rPr>
+      <w:rFonts w:eastAsia="黑体"/>
       <w:color w:val="4070a0"/>
     </w:rPr>
   </w:style>
@@ -15166,6 +15797,7 @@
     <w:name w:val="SpecialCharTok"/>
     <w:basedOn w:val="VerbatimChar"/>
     <w:rPr>
+      <w:rFonts w:eastAsia="黑体"/>
       <w:color w:val="4070a0"/>
     </w:rPr>
   </w:style>
@@ -15173,6 +15805,7 @@
     <w:name w:val="StringTok"/>
     <w:basedOn w:val="VerbatimChar"/>
     <w:rPr>
+      <w:rFonts w:eastAsia="黑体"/>
       <w:color w:val="4070a0"/>
     </w:rPr>
   </w:style>
@@ -15180,6 +15813,7 @@
     <w:name w:val="VerbatimStringTok"/>
     <w:basedOn w:val="VerbatimChar"/>
     <w:rPr>
+      <w:rFonts w:eastAsia="黑体"/>
       <w:color w:val="4070a0"/>
     </w:rPr>
   </w:style>
@@ -15187,6 +15821,7 @@
     <w:name w:val="SpecialStringTok"/>
     <w:basedOn w:val="VerbatimChar"/>
     <w:rPr>
+      <w:rFonts w:eastAsia="黑体"/>
       <w:color w:val="bb6688"/>
     </w:rPr>
   </w:style>
@@ -15194,6 +15829,7 @@
     <w:name w:val="ImportTok"/>
     <w:basedOn w:val="VerbatimChar"/>
     <w:rPr>
+      <w:rFonts w:eastAsia="黑体"/>
       <w:b/>
       <w:color w:val="008000"/>
     </w:rPr>
@@ -15202,6 +15838,7 @@
     <w:name w:val="CommentTok"/>
     <w:basedOn w:val="VerbatimChar"/>
     <w:rPr>
+      <w:rFonts w:eastAsia="黑体"/>
       <w:i/>
       <w:color w:val="60a0b0"/>
     </w:rPr>
@@ -15210,6 +15847,7 @@
     <w:name w:val="DocumentationTok"/>
     <w:basedOn w:val="VerbatimChar"/>
     <w:rPr>
+      <w:rFonts w:eastAsia="黑体"/>
       <w:i/>
       <w:color w:val="ba2121"/>
     </w:rPr>
@@ -15218,6 +15856,7 @@
     <w:name w:val="AnnotationTok"/>
     <w:basedOn w:val="VerbatimChar"/>
     <w:rPr>
+      <w:rFonts w:eastAsia="黑体"/>
       <w:b/>
       <w:i/>
       <w:color w:val="60a0b0"/>
@@ -15227,6 +15866,7 @@
     <w:name w:val="CommentVarTok"/>
     <w:basedOn w:val="VerbatimChar"/>
     <w:rPr>
+      <w:rFonts w:eastAsia="黑体"/>
       <w:b/>
       <w:i/>
       <w:color w:val="60a0b0"/>
@@ -15236,6 +15876,7 @@
     <w:name w:val="OtherTok"/>
     <w:basedOn w:val="VerbatimChar"/>
     <w:rPr>
+      <w:rFonts w:eastAsia="黑体"/>
       <w:color w:val="007020"/>
     </w:rPr>
   </w:style>
@@ -15243,6 +15884,7 @@
     <w:name w:val="FunctionTok"/>
     <w:basedOn w:val="VerbatimChar"/>
     <w:rPr>
+      <w:rFonts w:eastAsia="黑体"/>
       <w:color w:val="06287e"/>
     </w:rPr>
   </w:style>
@@ -15250,6 +15892,7 @@
     <w:name w:val="VariableTok"/>
     <w:basedOn w:val="VerbatimChar"/>
     <w:rPr>
+      <w:rFonts w:eastAsia="黑体"/>
       <w:color w:val="19177c"/>
     </w:rPr>
   </w:style>
@@ -15257,6 +15900,7 @@
     <w:name w:val="ControlFlowTok"/>
     <w:basedOn w:val="VerbatimChar"/>
     <w:rPr>
+      <w:rFonts w:eastAsia="黑体"/>
       <w:b/>
       <w:color w:val="007020"/>
     </w:rPr>
@@ -15265,6 +15909,7 @@
     <w:name w:val="OperatorTok"/>
     <w:basedOn w:val="VerbatimChar"/>
     <w:rPr>
+      <w:rFonts w:eastAsia="黑体"/>
       <w:color w:val="666666"/>
     </w:rPr>
   </w:style>
@@ -15272,18 +15917,22 @@
     <w:name w:val="BuiltInTok"/>
     <w:basedOn w:val="VerbatimChar"/>
     <w:rPr>
+      <w:rFonts w:eastAsia="黑体"/>
       <w:color w:val="008000"/>
     </w:rPr>
   </w:style>
   <w:style w:type="character" w:customStyle="1" w:styleId="ExtensionTok">
     <w:name w:val="ExtensionTok"/>
     <w:basedOn w:val="VerbatimChar"/>
-    <w:rPr/>
+    <w:rPr>
+      <w:rFonts w:eastAsia="黑体"/>
+    </w:rPr>
   </w:style>
   <w:style w:type="character" w:customStyle="1" w:styleId="PreprocessorTok">
     <w:name w:val="PreprocessorTok"/>
     <w:basedOn w:val="VerbatimChar"/>
     <w:rPr>
+      <w:rFonts w:eastAsia="黑体"/>
       <w:color w:val="bc7a00"/>
     </w:rPr>
   </w:style>
@@ -15291,18 +15940,22 @@
     <w:name w:val="AttributeTok"/>
     <w:basedOn w:val="VerbatimChar"/>
     <w:rPr>
+      <w:rFonts w:eastAsia="黑体"/>
       <w:color w:val="7d9029"/>
     </w:rPr>
   </w:style>
   <w:style w:type="character" w:customStyle="1" w:styleId="RegionMarkerTok">
     <w:name w:val="RegionMarkerTok"/>
     <w:basedOn w:val="VerbatimChar"/>
-    <w:rPr/>
+    <w:rPr>
+      <w:rFonts w:eastAsia="黑体"/>
+    </w:rPr>
   </w:style>
   <w:style w:type="character" w:customStyle="1" w:styleId="InformationTok">
     <w:name w:val="InformationTok"/>
     <w:basedOn w:val="VerbatimChar"/>
     <w:rPr>
+      <w:rFonts w:eastAsia="黑体"/>
       <w:b/>
       <w:i/>
       <w:color w:val="60a0b0"/>
@@ -15312,6 +15965,7 @@
     <w:name w:val="WarningTok"/>
     <w:basedOn w:val="VerbatimChar"/>
     <w:rPr>
+      <w:rFonts w:eastAsia="黑体"/>
       <w:b/>
       <w:i/>
       <w:color w:val="60a0b0"/>
@@ -15321,6 +15975,7 @@
     <w:name w:val="AlertTok"/>
     <w:basedOn w:val="VerbatimChar"/>
     <w:rPr>
+      <w:rFonts w:eastAsia="黑体"/>
       <w:b/>
       <w:color w:val="ff0000"/>
     </w:rPr>
@@ -15329,6 +15984,7 @@
     <w:name w:val="ErrorTok"/>
     <w:basedOn w:val="VerbatimChar"/>
     <w:rPr>
+      <w:rFonts w:eastAsia="黑体"/>
       <w:b/>
       <w:color w:val="ff0000"/>
     </w:rPr>
@@ -15336,7 +15992,9 @@
   <w:style w:type="character" w:customStyle="1" w:styleId="NormalTok">
     <w:name w:val="NormalTok"/>
     <w:basedOn w:val="VerbatimChar"/>
-    <w:rPr/>
+    <w:rPr>
+      <w:rFonts w:eastAsia="黑体"/>
+    </w:rPr>
   </w:style>
 </w:styles>
 </file>
@@ -15385,12 +16043,12 @@
     <a:fontScheme name="Office">
       <a:majorFont>
         <a:latin typeface="Calibri"/>
-        <a:ea typeface=""/>
+        <a:ea typeface="黑体"/>
         <a:cs typeface=""/>
         <a:font script="Jpan" typeface="ＭＳ ゴシック"/>
         <a:font script="Hang" typeface="맑은 고딕"/>
-        <a:font script="Hans" typeface="宋体"/>
-        <a:font script="Hant" typeface="新細明體"/>
+        <a:font script="Hans" typeface="黑体"/>
+        <a:font script="Hant" typeface="黑体"/>
         <a:font script="Arab" typeface="Times New Roman"/>
         <a:font script="Hebr" typeface="Times New Roman"/>
         <a:font script="Thai" typeface="Angsana New"/>
@@ -15420,12 +16078,12 @@
       </a:majorFont>
       <a:minorFont>
         <a:latin typeface="Cambria"/>
-        <a:ea typeface=""/>
+        <a:ea typeface="黑体"/>
         <a:cs typeface=""/>
         <a:font script="Jpan" typeface="ＭＳ 明朝"/>
         <a:font script="Hang" typeface="맑은 고딕"/>
-        <a:font script="Hans" typeface="宋体"/>
-        <a:font script="Hant" typeface="新細明體"/>
+        <a:font script="Hans" typeface="黑体"/>
+        <a:font script="Hant" typeface="黑体"/>
         <a:font script="Arab" typeface="Arial"/>
         <a:font script="Hebr" typeface="Arial"/>
         <a:font script="Thai" typeface="Cordia New"/>

--- a/07-驱动电路/01-电机驱动/继电器驱动电路/继电器驱动电路.docx
+++ b/07-驱动电路/01-电机驱动/继电器驱动电路/继电器驱动电路.docx
@@ -2972,7 +2972,7 @@
           <w:color w:val="555555"/>
           <w:sz w:val="21"/>
         </w:rPr>
-        <w:t>材料收集者：杜文杰，WX手机：19519196569，QQ:3478827729</w:t>
+        <w:t>材料收集者：杜文杰，微信/手机：19519196569，QQ:3478827729</w:t>
       </w:r>
     </w:p>
     <w:sectPr>
